--- a/docs/6k/diploma/2026-Шаблон_ТЗ_ВКР.docx
+++ b/docs/6k/diploma/2026-Шаблон_ТЗ_ВКР.docx
@@ -1,6 +1,6 @@
 
 <file path=word/document.xml><?xml version="1.0" encoding="utf-8"?>
-<w:document xmlns:wpc="http://schemas.microsoft.com/office/word/2010/wordprocessingCanvas" xmlns:cx="http://schemas.microsoft.com/office/drawing/2014/chartex" xmlns:cx1="http://schemas.microsoft.com/office/drawing/2015/9/8/chartex" xmlns:cx2="http://schemas.microsoft.com/office/drawing/2015/10/21/chartex" xmlns:cx3="http://schemas.microsoft.com/office/drawing/2016/5/9/chartex" xmlns:cx4="http://schemas.microsoft.com/office/drawing/2016/5/10/chartex" xmlns:cx5="http://schemas.microsoft.com/office/drawing/2016/5/11/chartex" xmlns:cx6="http://schemas.microsoft.com/office/drawing/2016/5/12/chartex" xmlns:cx7="http://schemas.microsoft.com/office/drawing/2016/5/13/chartex" xmlns:cx8="http://schemas.microsoft.com/office/drawing/2016/5/14/chartex" xmlns:mc="http://schemas.openxmlformats.org/markup-compatibility/2006" xmlns:aink="http://schemas.microsoft.com/office/drawing/2016/ink" xmlns:am3d="http://schemas.microsoft.com/office/drawing/2017/model3d" xmlns:o="urn:schemas-microsoft-com:office:office" xmlns:oel="http://schemas.microsoft.com/office/2019/extlst" xmlns:r="http://schemas.openxmlformats.org/officeDocument/2006/relationships" xmlns:m="http://schemas.openxmlformats.org/officeDocument/2006/math" xmlns:v="urn:schemas-microsoft-com:vml" xmlns:wp14="http://schemas.microsoft.com/office/word/2010/wordprocessingDrawing" xmlns:wp="http://schemas.openxmlformats.org/drawingml/2006/wordprocessingDrawing" xmlns:w10="urn:schemas-microsoft-com:office:word" xmlns:w="http://schemas.openxmlformats.org/wordprocessingml/2006/main" xmlns:w14="http://schemas.microsoft.com/office/word/2010/wordml" xmlns:w15="http://schemas.microsoft.com/office/word/2012/wordml" xmlns:w16cex="http://schemas.microsoft.com/office/word/2018/wordml/cex" xmlns:w16cid="http://schemas.microsoft.com/office/word/2016/wordml/cid" xmlns:w16="http://schemas.microsoft.com/office/word/2018/wordml" xmlns:w16du="http://schemas.microsoft.com/office/word/2023/wordml/word16du" xmlns:w16sdtdh="http://schemas.microsoft.com/office/word/2020/wordml/sdtdatahash" xmlns:w16sdtfl="http://schemas.microsoft.com/office/word/2024/wordml/sdtformatlock" xmlns:w16se="http://schemas.microsoft.com/office/word/2015/wordml/symex" xmlns:wpg="http://schemas.microsoft.com/office/word/2010/wordprocessingGroup" xmlns:wpi="http://schemas.microsoft.com/office/word/2010/wordprocessingInk" xmlns:wne="http://schemas.microsoft.com/office/word/2006/wordml" xmlns:wps="http://schemas.microsoft.com/office/word/2010/wordprocessingShape" mc:Ignorable="w14 w15 w16se w16cid w16 w16cex w16sdtdh w16sdtfl w16du wp14">
+<w:document xmlns:wpc="http://schemas.microsoft.com/office/word/2010/wordprocessingCanvas" xmlns:cx="http://schemas.microsoft.com/office/drawing/2014/chartex" xmlns:cx1="http://schemas.microsoft.com/office/drawing/2015/9/8/chartex" xmlns:mc="http://schemas.openxmlformats.org/markup-compatibility/2006" xmlns:o="urn:schemas-microsoft-com:office:office" xmlns:r="http://schemas.openxmlformats.org/officeDocument/2006/relationships" xmlns:m="http://schemas.openxmlformats.org/officeDocument/2006/math" xmlns:v="urn:schemas-microsoft-com:vml" xmlns:wp14="http://schemas.microsoft.com/office/word/2010/wordprocessingDrawing" xmlns:wp="http://schemas.openxmlformats.org/drawingml/2006/wordprocessingDrawing" xmlns:w10="urn:schemas-microsoft-com:office:word" xmlns:w="http://schemas.openxmlformats.org/wordprocessingml/2006/main" xmlns:w14="http://schemas.microsoft.com/office/word/2010/wordml" xmlns:w15="http://schemas.microsoft.com/office/word/2012/wordml" xmlns:w16se="http://schemas.microsoft.com/office/word/2015/wordml/symex" xmlns:wpg="http://schemas.microsoft.com/office/word/2010/wordprocessingGroup" xmlns:wpi="http://schemas.microsoft.com/office/word/2010/wordprocessingInk" xmlns:wne="http://schemas.microsoft.com/office/word/2006/wordml" xmlns:wps="http://schemas.microsoft.com/office/word/2010/wordprocessingShape" mc:Ignorable="w14 w15 w16se wp14">
   <w:body>
     <w:p>
       <w:pPr>
@@ -50,18 +50,13 @@
               <w:spacing w:line="360" w:lineRule="auto"/>
             </w:pPr>
             <w:r>
-              <w:t xml:space="preserve">Зав. кафедрой </w:t>
+              <w:rPr>
+                <w:color w:val="FF0000"/>
+              </w:rPr>
+              <w:t>Должность руководителя</w:t>
             </w:r>
             <w:r>
-              <w:t>«</w:t>
-            </w:r>
-            <w:proofErr w:type="spellStart"/>
-            <w:r>
-              <w:t>ПОВТиАС</w:t>
-            </w:r>
-            <w:proofErr w:type="spellEnd"/>
-            <w:r>
-              <w:t>»</w:t>
+              <w:t xml:space="preserve"> «ПОВТиАС»</w:t>
             </w:r>
           </w:p>
           <w:p>
@@ -72,13 +67,14 @@
             <w:r>
               <w:t xml:space="preserve">__________ </w:t>
             </w:r>
-            <w:proofErr w:type="gramStart"/>
             <w:r>
-              <w:t>В.В.</w:t>
+              <w:rPr>
+                <w:color w:val="FF0000"/>
+              </w:rPr>
+              <w:t>И.О. Фамилия</w:t>
             </w:r>
-            <w:proofErr w:type="gramEnd"/>
             <w:r>
-              <w:t xml:space="preserve"> Долгов</w:t>
+              <w:t xml:space="preserve"> </w:t>
             </w:r>
           </w:p>
           <w:p>
@@ -112,15 +108,7 @@
               <w:jc w:val="right"/>
             </w:pPr>
             <w:r>
-              <w:t>Зав. кафедрой «</w:t>
-            </w:r>
-            <w:proofErr w:type="spellStart"/>
-            <w:r>
-              <w:t>ПОВТиАС</w:t>
-            </w:r>
-            <w:proofErr w:type="spellEnd"/>
-            <w:r>
-              <w:t>»</w:t>
+              <w:t>Зав. кафедрой «ПОВТиАС»</w:t>
             </w:r>
           </w:p>
           <w:p>
@@ -130,15 +118,7 @@
               <w:jc w:val="right"/>
             </w:pPr>
             <w:r>
-              <w:t xml:space="preserve">______________ </w:t>
-            </w:r>
-            <w:proofErr w:type="gramStart"/>
-            <w:r>
-              <w:t>В.В.</w:t>
-            </w:r>
-            <w:proofErr w:type="gramEnd"/>
-            <w:r>
-              <w:t xml:space="preserve"> Долгов</w:t>
+              <w:t>______________ В.В. Долгов</w:t>
             </w:r>
           </w:p>
           <w:p>
@@ -170,7 +150,12 @@
         <w:pStyle w:val="3"/>
       </w:pPr>
       <w:r>
-        <w:t>А.1.1 Наименование системы</w:t>
+        <w:t>А.1.1 Наименование си</w:t>
+      </w:r>
+      <w:bookmarkStart w:id="1" w:name="_GoBack"/>
+      <w:bookmarkEnd w:id="1"/>
+      <w:r>
+        <w:t>стемы</w:t>
       </w:r>
     </w:p>
     <w:p>
@@ -178,107 +163,20 @@
         <w:rPr>
           <w:color w:val="auto"/>
         </w:rPr>
-        <w:t>Полное наименование:</w:t>
+        <w:t>Полное наименование: «Веб-сервис управления задачами студенческих проектных команд».</w:t>
       </w:r>
+    </w:p>
+    <w:p>
+      <w:pPr>
+        <w:rPr>
+          <w:color w:val="auto"/>
+        </w:rPr>
+      </w:pPr>
       <w:r>
         <w:rPr>
           <w:color w:val="auto"/>
         </w:rPr>
-        <w:t xml:space="preserve"> </w:t>
-      </w:r>
-      <w:r>
-        <w:rPr>
-          <w:color w:val="auto"/>
-        </w:rPr>
-        <w:t>«</w:t>
-      </w:r>
-      <w:r>
-        <w:rPr>
-          <w:color w:val="auto"/>
-        </w:rPr>
-        <w:t>И</w:t>
-      </w:r>
-      <w:r>
-        <w:rPr>
-          <w:color w:val="auto"/>
-        </w:rPr>
-        <w:t>нтерактивн</w:t>
-      </w:r>
-      <w:r>
-        <w:rPr>
-          <w:color w:val="auto"/>
-        </w:rPr>
-        <w:t>ая</w:t>
-      </w:r>
-      <w:r>
-        <w:rPr>
-          <w:color w:val="auto"/>
-        </w:rPr>
-        <w:t xml:space="preserve"> информационн</w:t>
-      </w:r>
-      <w:r>
-        <w:rPr>
-          <w:color w:val="auto"/>
-        </w:rPr>
-        <w:t>ая</w:t>
-      </w:r>
-      <w:r>
-        <w:rPr>
-          <w:color w:val="auto"/>
-        </w:rPr>
-        <w:t xml:space="preserve"> систем</w:t>
-      </w:r>
-      <w:r>
-        <w:rPr>
-          <w:color w:val="auto"/>
-        </w:rPr>
-        <w:t>а</w:t>
-      </w:r>
-      <w:r>
-        <w:rPr>
-          <w:color w:val="auto"/>
-        </w:rPr>
-        <w:t xml:space="preserve"> обучения и проверки навыков программирования</w:t>
-      </w:r>
-      <w:r>
-        <w:rPr>
-          <w:color w:val="auto"/>
-        </w:rPr>
-        <w:t>».</w:t>
-      </w:r>
-      <w:r>
-        <w:rPr>
-          <w:color w:val="auto"/>
-        </w:rPr>
-        <w:t xml:space="preserve"> </w:t>
-      </w:r>
-    </w:p>
-    <w:p>
-      <w:pPr>
-        <w:rPr>
-          <w:color w:val="auto"/>
-        </w:rPr>
-      </w:pPr>
-      <w:r>
-        <w:rPr>
-          <w:color w:val="auto"/>
-        </w:rPr>
-        <w:t>Краткое наименование: «</w:t>
-      </w:r>
-      <w:proofErr w:type="spellStart"/>
-      <w:r>
-        <w:rPr>
-          <w:color w:val="auto"/>
-          <w:lang w:val="en-US"/>
-        </w:rPr>
-        <w:t>SupremeCode</w:t>
-      </w:r>
-      <w:proofErr w:type="spellEnd"/>
-      <w:r>
-        <w:rPr>
-          <w:color w:val="auto"/>
-        </w:rPr>
-        <w:t>».</w:t>
+        <w:t>Краткое наименование: «TaskHub».</w:t>
       </w:r>
     </w:p>
     <w:p>
@@ -294,60 +192,33 @@
         <w:t xml:space="preserve">Работа выполняется в рамках выпускной квалификационной работы (ВКР) </w:t>
       </w:r>
       <w:r>
-        <w:t>магистра</w:t>
+        <w:rPr>
+          <w:highlight w:val="yellow"/>
+        </w:rPr>
+        <w:t>бакалавра/магистра</w:t>
       </w:r>
       <w:r>
         <w:t xml:space="preserve"> по направлению подготовки </w:t>
       </w:r>
       <w:r>
-        <w:t>09.0</w:t>
+        <w:rPr>
+          <w:highlight w:val="yellow"/>
+        </w:rPr>
+        <w:t>09.03.04 «Программная инженерия»</w:t>
       </w:r>
       <w:r>
-        <w:t>4</w:t>
-      </w:r>
-      <w:r>
-        <w:t>.04 «Программная инженерия»,</w:t>
-      </w:r>
-      <w:r>
-        <w:t xml:space="preserve"> кафедра «Программное обеспечение вычислительной техники и автоматизированных систем» ДГТУ.</w:t>
+        <w:t>, кафедра «Программное обеспечение вычислительной техники и автоматизированных систем» ДГТУ.</w:t>
       </w:r>
     </w:p>
     <w:p>
       <w:r>
-        <w:t>Тема ВКР: «</w:t>
+        <w:t xml:space="preserve">Тема ВКР: «Разработка веб-сервиса управления задачами студенческих проектных команд», утверждена приказом ректора </w:t>
       </w:r>
       <w:r>
-        <w:t xml:space="preserve">Проектирование и разработка интерактивной информационной системы обучения и </w:t>
-      </w:r>
-      <w:r>
-        <w:t>проверки навыков программирования</w:t>
-      </w:r>
-      <w:r>
-        <w:t xml:space="preserve">», утверждена приказом ректора № </w:t>
-      </w:r>
-      <w:r>
-        <w:t>7129-ЛС-О</w:t>
-      </w:r>
-      <w:r>
-        <w:t xml:space="preserve"> от «</w:t>
-      </w:r>
-      <w:r>
-        <w:t>17</w:t>
-      </w:r>
-      <w:r>
-        <w:t xml:space="preserve">» </w:t>
-      </w:r>
-      <w:r>
-        <w:t>декабря</w:t>
-      </w:r>
-      <w:r>
-        <w:t xml:space="preserve"> 202</w:t>
-      </w:r>
-      <w:r>
-        <w:t>4</w:t>
-      </w:r>
-      <w:r>
-        <w:t xml:space="preserve"> г.</w:t>
+        <w:rPr>
+          <w:highlight w:val="yellow"/>
+        </w:rPr>
+        <w:t>№ _____ от «___» __________ 2026 г.</w:t>
       </w:r>
     </w:p>
     <w:p>
@@ -379,103 +250,35 @@
         <w:rPr>
           <w:color w:val="auto"/>
         </w:rPr>
-        <w:t>Разработчик:</w:t>
+        <w:t xml:space="preserve">Разработчик: </w:t>
       </w:r>
       <w:r>
         <w:rPr>
           <w:color w:val="auto"/>
+          <w:highlight w:val="yellow"/>
         </w:rPr>
-        <w:t xml:space="preserve"> </w:t>
+        <w:t>Иванов Алексей Дмитриевич, студент группы _________.</w:t>
       </w:r>
-      <w:proofErr w:type="spellStart"/>
+    </w:p>
+    <w:p>
+      <w:pPr>
+        <w:rPr>
+          <w:color w:val="auto"/>
+        </w:rPr>
+      </w:pPr>
       <w:r>
         <w:rPr>
           <w:color w:val="auto"/>
         </w:rPr>
-        <w:t>Голосуев</w:t>
-      </w:r>
-      <w:proofErr w:type="spellEnd"/>
-      <w:r>
-        <w:rPr>
-          <w:color w:val="auto"/>
-        </w:rPr>
-        <w:t xml:space="preserve"> Данил </w:t>
+        <w:t xml:space="preserve">Научный руководитель: </w:t>
       </w:r>
       <w:r>
         <w:rPr>
           <w:color w:val="auto"/>
+          <w:highlight w:val="yellow"/>
         </w:rPr>
-        <w:t>Витальевич</w:t>
+        <w:t>доцент, канд. техн. наук Иванов И.И.</w:t>
       </w:r>
-      <w:r>
-        <w:rPr>
-          <w:color w:val="auto"/>
-        </w:rPr>
-        <w:t xml:space="preserve">, студент группы </w:t>
-      </w:r>
-      <w:r>
-        <w:rPr>
-          <w:color w:val="auto"/>
-        </w:rPr>
-        <w:t>МПР21</w:t>
-      </w:r>
-      <w:r>
-        <w:rPr>
-          <w:color w:val="auto"/>
-        </w:rPr>
-        <w:t>.</w:t>
-      </w:r>
-    </w:p>
-    <w:p>
-      <w:pPr>
-        <w:rPr>
-          <w:color w:val="auto"/>
-        </w:rPr>
-      </w:pPr>
-      <w:r>
-        <w:rPr>
-          <w:color w:val="auto"/>
-        </w:rPr>
-        <w:t>Научный руководитель</w:t>
-      </w:r>
-      <w:r>
-        <w:rPr>
-          <w:color w:val="auto"/>
-        </w:rPr>
-        <w:t xml:space="preserve">: доцент, канд. техн. наук </w:t>
-      </w:r>
-      <w:r>
-        <w:rPr>
-          <w:color w:val="auto"/>
-        </w:rPr>
-        <w:t xml:space="preserve">Долгов </w:t>
-      </w:r>
-      <w:proofErr w:type="gramStart"/>
-      <w:r>
-        <w:rPr>
-          <w:color w:val="auto"/>
-        </w:rPr>
-        <w:t>В</w:t>
-      </w:r>
-      <w:r>
-        <w:rPr>
-          <w:color w:val="auto"/>
-        </w:rPr>
-        <w:t>.</w:t>
-      </w:r>
-      <w:r>
-        <w:rPr>
-          <w:color w:val="auto"/>
-        </w:rPr>
-        <w:t>В</w:t>
-      </w:r>
-      <w:r>
-        <w:rPr>
-          <w:color w:val="auto"/>
-        </w:rPr>
-        <w:t>.</w:t>
-      </w:r>
-      <w:proofErr w:type="gramEnd"/>
     </w:p>
     <w:p>
       <w:pPr>
@@ -486,15 +289,9 @@
       </w:r>
     </w:p>
     <w:p>
-      <w:pPr>
-        <w:rPr>
-          <w:highlight w:val="yellow"/>
-        </w:rPr>
-      </w:pPr>
       <w:r>
         <w:rPr>
           <w:color w:val="auto"/>
-          <w:highlight w:val="yellow"/>
         </w:rPr>
         <w:t>Начало работ: 25 мая 2026 г.</w:t>
       </w:r>
@@ -508,7 +305,6 @@
       <w:r>
         <w:rPr>
           <w:color w:val="auto"/>
-          <w:highlight w:val="yellow"/>
         </w:rPr>
         <w:t>Окончание работ: 13 июня 2026 г.</w:t>
       </w:r>
@@ -541,76 +337,7 @@
         <w:rPr>
           <w:color w:val="auto"/>
         </w:rPr>
-        <w:t xml:space="preserve">Информационная система </w:t>
-      </w:r>
-      <w:r>
-        <w:rPr>
-          <w:color w:val="auto"/>
-        </w:rPr>
-        <w:t>«</w:t>
-      </w:r>
-      <w:proofErr w:type="spellStart"/>
-      <w:r>
-        <w:rPr>
-          <w:color w:val="auto"/>
-          <w:lang w:val="en-US"/>
-        </w:rPr>
-        <w:t>SuperemeCode</w:t>
-      </w:r>
-      <w:proofErr w:type="spellEnd"/>
-      <w:r>
-        <w:rPr>
-          <w:color w:val="auto"/>
-        </w:rPr>
-        <w:t>» предназначен для организации</w:t>
-      </w:r>
-      <w:r>
-        <w:rPr>
-          <w:color w:val="auto"/>
-        </w:rPr>
-        <w:t xml:space="preserve"> обучения программированию на основе решения задач на языках программирования</w:t>
-      </w:r>
-      <w:r>
-        <w:rPr>
-          <w:color w:val="auto"/>
-        </w:rPr>
-        <w:t xml:space="preserve">. </w:t>
-      </w:r>
-      <w:r>
-        <w:rPr>
-          <w:color w:val="auto"/>
-        </w:rPr>
-        <w:t xml:space="preserve">Система </w:t>
-      </w:r>
-      <w:r>
-        <w:rPr>
-          <w:color w:val="auto"/>
-        </w:rPr>
-        <w:t>обеспечивает</w:t>
-      </w:r>
-      <w:r>
-        <w:rPr>
-          <w:color w:val="auto"/>
-        </w:rPr>
-        <w:t xml:space="preserve"> просмотр задач</w:t>
-      </w:r>
-      <w:r>
-        <w:rPr>
-          <w:color w:val="auto"/>
-        </w:rPr>
-        <w:t>,</w:t>
-      </w:r>
-      <w:r>
-        <w:rPr>
-          <w:color w:val="auto"/>
-        </w:rPr>
-        <w:t xml:space="preserve"> решение задач, проверка решений, создание задач</w:t>
-      </w:r>
-      <w:r>
-        <w:rPr>
-          <w:color w:val="auto"/>
-        </w:rPr>
-        <w:t>.</w:t>
+        <w:t>Веб-сервис «TaskHub» предназначен для организации совместной работы студентов, выполняющих групповые учебные проекты (курсовые работы, проектные практикумы, хакатоны). Сервис обеспечивает создание проектов, распределение задач между участниками команды, отслеживание статуса выполнения и визуализацию прогресса на канбан-доске.</w:t>
       </w:r>
     </w:p>
     <w:p>
@@ -618,37 +345,7 @@
         <w:rPr>
           <w:color w:val="auto"/>
         </w:rPr>
-        <w:t xml:space="preserve">Система </w:t>
-      </w:r>
-      <w:r>
-        <w:rPr>
-          <w:color w:val="auto"/>
-        </w:rPr>
-        <w:t>ориентирован</w:t>
-      </w:r>
-      <w:r>
-        <w:rPr>
-          <w:color w:val="auto"/>
-        </w:rPr>
-        <w:t>а</w:t>
-      </w:r>
-      <w:r>
-        <w:rPr>
-          <w:color w:val="auto"/>
-        </w:rPr>
-        <w:t xml:space="preserve"> на студентов и преподавателей IT-направлений и позволяет</w:t>
-      </w:r>
-      <w:r>
-        <w:rPr>
-          <w:color w:val="auto"/>
-        </w:rPr>
-        <w:t xml:space="preserve"> ускорить обучение путем автоматизации проверки задач</w:t>
-      </w:r>
-      <w:r>
-        <w:rPr>
-          <w:color w:val="auto"/>
-        </w:rPr>
-        <w:t>.</w:t>
+        <w:t>Сервис ориентирован на студентов и преподавателей IT-направлений и позволяет заменить разрозненные инструменты (мессенджеры, таблицы, бумажные списки), которыми студенческие команды обычно пользуются при управлении задачами.</w:t>
       </w:r>
     </w:p>
     <w:p>
@@ -661,16 +358,7 @@
     </w:p>
     <w:p>
       <w:r>
-        <w:t>Основная цель разработки информационной системы – автоматизация процесса</w:t>
-      </w:r>
-      <w:r>
-        <w:t xml:space="preserve"> </w:t>
-      </w:r>
-      <w:r>
-        <w:t>проверки решений задач</w:t>
-      </w:r>
-      <w:r>
-        <w:t>.</w:t>
+        <w:t>Основная цель разработки информационной системы – автоматизация процесса обработки совместных групповых проектов в образовательном учреждении.</w:t>
       </w:r>
     </w:p>
     <w:p>
@@ -683,7 +371,7 @@
         <w:pStyle w:val="a"/>
       </w:pPr>
       <w:r>
-        <w:t>автоматизация процесса проверки решений задач на языках программирования за счёт выполнения автоматического тестирования решений;</w:t>
+        <w:t>организация единого пространства для ведения задач студенческого проектного коллектива путем исключения необходимости использования разрозненных каналов коммуникации для трекинга задач;</w:t>
       </w:r>
     </w:p>
     <w:p>
@@ -691,7 +379,7 @@
         <w:pStyle w:val="a"/>
       </w:pPr>
       <w:r>
-        <w:t>сокращение времени проверки практических и лабораторных работ преподавателем;</w:t>
+        <w:t>сокращение времени на распределение и контроль задач руководителем команды с ~30 минут до ~5 минут за одну итерацию;</w:t>
       </w:r>
     </w:p>
     <w:p>
@@ -699,7 +387,7 @@
         <w:pStyle w:val="a"/>
       </w:pPr>
       <w:r>
-        <w:t>повышение качества обучения программированию благодаря оперативному получению результатов проверки и обратной связи;</w:t>
+        <w:t>предоставление преподавателю возможности просматривать текущий статус проектов курируемых команд без необходимости запрашивать отчёт у студентов;</w:t>
       </w:r>
     </w:p>
     <w:p>
@@ -707,7 +395,7 @@
         <w:pStyle w:val="a"/>
       </w:pPr>
       <w:r>
-        <w:t>обеспечение единого пространства для хранения задач, решений и результатов их проверки.</w:t>
+        <w:t>повышение прозрачность вклада каждого участника команды на основе истории выполненных задач.</w:t>
       </w:r>
     </w:p>
     <w:p>
@@ -793,94 +481,72 @@
         <w:pStyle w:val="a"/>
       </w:pPr>
       <w:r>
-        <w:t>назначения ролей и привилегий пользователям;</w:t>
+        <w:t>назначения ролей пользователям в рамках системы и проекта.</w:t>
       </w:r>
     </w:p>
     <w:p>
       <w:pPr>
-        <w:pStyle w:val="a"/>
-        <w:rPr>
-          <w:sz w:val="20"/>
-          <w:szCs w:val="20"/>
-        </w:rPr>
+        <w:keepNext/>
       </w:pPr>
       <w:r>
-        <w:t>удаление ролей и привилегий пользователям</w:t>
-      </w:r>
-      <w:r>
-        <w:t>.</w:t>
+        <w:lastRenderedPageBreak/>
+        <w:t>В рамках управления проектами информационная система должна обеспечивать:</w:t>
       </w:r>
     </w:p>
     <w:p>
       <w:pPr>
-        <w:keepNext/>
+        <w:pStyle w:val="a"/>
       </w:pPr>
       <w:r>
-        <w:t>В рамках основного пользовательского пути информационная система должна обеспечивать</w:t>
-      </w:r>
-      <w:r>
-        <w:t>:</w:t>
+        <w:t>создание проекта;</w:t>
       </w:r>
     </w:p>
     <w:p>
       <w:pPr>
         <w:pStyle w:val="a"/>
-        <w:rPr>
-          <w:sz w:val="20"/>
-          <w:szCs w:val="20"/>
-        </w:rPr>
       </w:pPr>
       <w:r>
-        <w:t>просмотр списка задач;</w:t>
+        <w:t>редактирование сведений о проекте;</w:t>
       </w:r>
     </w:p>
     <w:p>
       <w:pPr>
         <w:pStyle w:val="a"/>
-        <w:rPr>
-          <w:sz w:val="20"/>
-          <w:szCs w:val="20"/>
-        </w:rPr>
       </w:pPr>
       <w:r>
-        <w:t>просмотр страницы решения задачи;</w:t>
+        <w:t>назначение руководителя проекта;</w:t>
       </w:r>
     </w:p>
     <w:p>
       <w:pPr>
         <w:pStyle w:val="a"/>
-        <w:rPr>
-          <w:sz w:val="20"/>
-          <w:szCs w:val="20"/>
-        </w:rPr>
       </w:pPr>
       <w:r>
-        <w:lastRenderedPageBreak/>
-        <w:t>заполнения решения задачи;</w:t>
+        <w:t>добавление и удаление участников проекта;</w:t>
       </w:r>
     </w:p>
     <w:p>
       <w:pPr>
         <w:pStyle w:val="a"/>
-        <w:rPr>
-          <w:sz w:val="20"/>
-          <w:szCs w:val="20"/>
-        </w:rPr>
       </w:pPr>
       <w:r>
-        <w:t>отправка решения на проверку;</w:t>
+        <w:t>просмотр списка проектов;</w:t>
       </w:r>
     </w:p>
     <w:p>
       <w:pPr>
         <w:pStyle w:val="a"/>
-        <w:rPr>
-          <w:sz w:val="20"/>
-          <w:szCs w:val="20"/>
-        </w:rPr>
       </w:pPr>
       <w:r>
-        <w:t>получения результатов проверки.</w:t>
+        <w:t>просмотр карточки проекта;</w:t>
+      </w:r>
+    </w:p>
+    <w:p>
+      <w:pPr>
+        <w:pStyle w:val="a"/>
+      </w:pPr>
+      <w:r>
+        <w:t>архивирование завершенных проектов.</w:t>
       </w:r>
     </w:p>
     <w:p>
@@ -891,115 +557,97 @@
     <w:p>
       <w:pPr>
         <w:pStyle w:val="a"/>
-        <w:rPr>
-          <w:sz w:val="20"/>
-          <w:szCs w:val="20"/>
-        </w:rPr>
       </w:pPr>
       <w:r>
-        <w:t xml:space="preserve">просмотр списка созданных задач; </w:t>
+        <w:t>создание задачи;</w:t>
       </w:r>
     </w:p>
     <w:p>
       <w:pPr>
         <w:pStyle w:val="a"/>
-        <w:rPr>
-          <w:sz w:val="20"/>
-          <w:szCs w:val="20"/>
-        </w:rPr>
       </w:pPr>
       <w:r>
-        <w:t xml:space="preserve">создание и редактирование задач; </w:t>
+        <w:t>редактирование задачи;</w:t>
       </w:r>
     </w:p>
     <w:p>
       <w:pPr>
         <w:pStyle w:val="a"/>
-        <w:rPr>
-          <w:sz w:val="20"/>
-          <w:szCs w:val="20"/>
-        </w:rPr>
       </w:pPr>
       <w:r>
-        <w:t>указание авто</w:t>
-      </w:r>
-      <w:r>
-        <w:t>-</w:t>
-      </w:r>
-      <w:r>
-        <w:t xml:space="preserve">тестов для каждого допустимого языка для решения задачи; </w:t>
+        <w:t>удаление задачи;</w:t>
       </w:r>
     </w:p>
     <w:p>
       <w:pPr>
         <w:pStyle w:val="a"/>
-        <w:rPr>
-          <w:sz w:val="20"/>
-          <w:szCs w:val="20"/>
-        </w:rPr>
       </w:pPr>
       <w:r>
-        <w:t>генерация и доработка задачи при помощи AI агента.</w:t>
+        <w:t>назначение исполнителя;</w:t>
       </w:r>
     </w:p>
     <w:p>
       <w:pPr>
         <w:pStyle w:val="a"/>
-        <w:numPr>
-          <w:ilvl w:val="0"/>
-          <w:numId w:val="0"/>
-        </w:numPr>
-        <w:ind w:left="709"/>
       </w:pPr>
       <w:r>
-        <w:t xml:space="preserve">В рамках управления </w:t>
-      </w:r>
-      <w:r>
-        <w:t xml:space="preserve">тегами </w:t>
-      </w:r>
-      <w:r>
-        <w:t>информационная система должна обеспечивать:</w:t>
+        <w:t>указание срока выполнения;</w:t>
       </w:r>
     </w:p>
     <w:p>
       <w:pPr>
         <w:pStyle w:val="a"/>
-        <w:rPr>
-          <w:sz w:val="20"/>
-          <w:szCs w:val="20"/>
-        </w:rPr>
       </w:pPr>
       <w:r>
-        <w:t>просмотр списка</w:t>
-      </w:r>
-      <w:r>
-        <w:t xml:space="preserve"> тегов</w:t>
-      </w:r>
-      <w:r>
-        <w:t xml:space="preserve">; </w:t>
+        <w:t>указание приоритета задачи;</w:t>
       </w:r>
     </w:p>
     <w:p>
       <w:pPr>
         <w:pStyle w:val="a"/>
-        <w:rPr>
-          <w:sz w:val="20"/>
-          <w:szCs w:val="20"/>
-        </w:rPr>
       </w:pPr>
       <w:r>
-        <w:t>создание и редактирование</w:t>
+        <w:t>изменение статуса задачи;</w:t>
       </w:r>
+    </w:p>
+    <w:p>
+      <w:pPr>
+        <w:pStyle w:val="a"/>
+      </w:pPr>
       <w:r>
-        <w:t xml:space="preserve"> тегов</w:t>
+        <w:t>создание подзадач;</w:t>
       </w:r>
+    </w:p>
+    <w:p>
+      <w:pPr>
+        <w:pStyle w:val="a"/>
+      </w:pPr>
       <w:r>
-        <w:t xml:space="preserve">; </w:t>
+        <w:t>прикрепление комментариев;</w:t>
+      </w:r>
+    </w:p>
+    <w:p>
+      <w:pPr>
+        <w:pStyle w:val="a"/>
+      </w:pPr>
+      <w:r>
+        <w:t>прикрепление файлов или ссылок на результаты работы;</w:t>
+      </w:r>
+    </w:p>
+    <w:p>
+      <w:pPr>
+        <w:pStyle w:val="a"/>
+      </w:pPr>
+      <w:r>
+        <w:t>фильтрацию и сортировку задач по различным параметрам.</w:t>
       </w:r>
     </w:p>
     <w:p>
       <w:r>
-        <w:t>В рамках расширения множества допустимых языков информационная система должна обеспечивать</w:t>
+        <w:t>Для задач долже</w:t>
+      </w:r>
+      <w:r>
+        <w:t>н поддерживаться набор следующих статусов</w:t>
       </w:r>
       <w:r>
         <w:t>:</w:t>
@@ -1010,7 +658,7 @@
         <w:pStyle w:val="a"/>
       </w:pPr>
       <w:r>
-        <w:t xml:space="preserve">разработка плагинов с использованием SDK; </w:t>
+        <w:t>«Новая»;</w:t>
       </w:r>
     </w:p>
     <w:p>
@@ -1018,7 +666,7 @@
         <w:pStyle w:val="a"/>
       </w:pPr>
       <w:r>
-        <w:t xml:space="preserve">подключение плагинов; </w:t>
+        <w:t>«В работе»;</w:t>
       </w:r>
     </w:p>
     <w:p>
@@ -1026,7 +674,7 @@
         <w:pStyle w:val="a"/>
       </w:pPr>
       <w:r>
-        <w:t xml:space="preserve">конфигурирование поддержки новых языков; </w:t>
+        <w:t>«На проверке»;</w:t>
       </w:r>
     </w:p>
     <w:p>
@@ -1034,7 +682,72 @@
         <w:pStyle w:val="a"/>
       </w:pPr>
       <w:r>
-        <w:t>подключение LSP-серверов для новых языков.</w:t>
+        <w:t>«Завершена»;</w:t>
+      </w:r>
+    </w:p>
+    <w:p>
+      <w:pPr>
+        <w:pStyle w:val="a"/>
+      </w:pPr>
+      <w:r>
+        <w:t>«Просрочена».</w:t>
+      </w:r>
+    </w:p>
+    <w:p>
+      <w:r>
+        <w:t>Информационная с</w:t>
+      </w:r>
+      <w:r>
+        <w:t xml:space="preserve">истема должна обеспечивать формирование следующих экранных отчетов, каждый из которых должен иметь возможность выгрузки в </w:t>
+      </w:r>
+      <w:r>
+        <w:rPr>
+          <w:lang w:val="en-US"/>
+        </w:rPr>
+        <w:t>PDF</w:t>
+      </w:r>
+      <w:r>
+        <w:t>-формат:</w:t>
+      </w:r>
+    </w:p>
+    <w:p>
+      <w:pPr>
+        <w:pStyle w:val="a"/>
+      </w:pPr>
+      <w:r>
+        <w:t>перечень задач по проекту;</w:t>
+      </w:r>
+    </w:p>
+    <w:p>
+      <w:pPr>
+        <w:pStyle w:val="a"/>
+      </w:pPr>
+      <w:r>
+        <w:t>перечень просроченных задач;</w:t>
+      </w:r>
+    </w:p>
+    <w:p>
+      <w:pPr>
+        <w:pStyle w:val="a"/>
+      </w:pPr>
+      <w:r>
+        <w:t>загрузка участников команды;</w:t>
+      </w:r>
+    </w:p>
+    <w:p>
+      <w:pPr>
+        <w:pStyle w:val="a"/>
+      </w:pPr>
+      <w:r>
+        <w:t>процент выполнения проекта;</w:t>
+      </w:r>
+    </w:p>
+    <w:p>
+      <w:pPr>
+        <w:pStyle w:val="a"/>
+      </w:pPr>
+      <w:r>
+        <w:t>журнал активности пользователей.</w:t>
       </w:r>
     </w:p>
     <w:p>
@@ -1046,11 +759,6 @@
       </w:r>
     </w:p>
     <w:p>
-      <w:pPr>
-        <w:rPr>
-          <w:lang w:val="en-US"/>
-        </w:rPr>
-      </w:pPr>
       <w:r>
         <w:t xml:space="preserve">Информационная безопасность </w:t>
       </w:r>
@@ -1058,13 +766,7 @@
         <w:t xml:space="preserve">системы </w:t>
       </w:r>
       <w:r>
-        <w:t>должна быть основана на системе</w:t>
-      </w:r>
-      <w:r>
-        <w:t xml:space="preserve"> привилегий</w:t>
-      </w:r>
-      <w:r>
-        <w:t xml:space="preserve"> с разделением прав доступа. Каждый пользователь </w:t>
+        <w:t xml:space="preserve">должна быть основана на системе ролей с разделением прав доступа для каждой из них. Каждый пользователь </w:t>
       </w:r>
       <w:r>
         <w:t xml:space="preserve">внутри системы </w:t>
@@ -1072,353 +774,3151 @@
       <w:r>
         <w:t>должен быть отнесен как минимум к одной роли, определяющей его возможности в системе.</w:t>
       </w:r>
+    </w:p>
+    <w:p>
       <w:r>
-        <w:t xml:space="preserve"> Возможности пользователя определяются списком его привилегий. Роли являются именованными шаблонами, объединяющими множество привилегий. </w:t>
+        <w:t>Должны быть предусмотрены следующие роли:</w:t>
       </w:r>
     </w:p>
     <w:p>
       <w:r>
-        <w:t>Подробны</w:t>
-      </w:r>
-      <w:r>
-        <w:t xml:space="preserve">й список требуемых привилегий </w:t>
-      </w:r>
-      <w:r>
-        <w:t>приведен ниже</w:t>
-      </w:r>
-      <w:r>
-        <w:t>:</w:t>
-      </w:r>
-    </w:p>
-    <w:p>
-      <w:pPr>
-        <w:pStyle w:val="a"/>
-        <w:rPr>
-          <w:sz w:val="20"/>
-          <w:szCs w:val="20"/>
-        </w:rPr>
-      </w:pPr>
-      <w:proofErr w:type="spellStart"/>
-      <w:r>
-        <w:t>platform-</w:t>
-      </w:r>
-      <w:proofErr w:type="gramStart"/>
-      <w:r>
-        <w:t>config:read</w:t>
-      </w:r>
-      <w:proofErr w:type="spellEnd"/>
-      <w:proofErr w:type="gramEnd"/>
-      <w:r>
-        <w:t xml:space="preserve">; </w:t>
-      </w:r>
-    </w:p>
-    <w:p>
-      <w:pPr>
-        <w:pStyle w:val="a"/>
-        <w:rPr>
-          <w:sz w:val="20"/>
-          <w:szCs w:val="20"/>
-        </w:rPr>
-      </w:pPr>
-      <w:proofErr w:type="spellStart"/>
-      <w:proofErr w:type="gramStart"/>
-      <w:r>
-        <w:t>problem:list</w:t>
-      </w:r>
-      <w:proofErr w:type="spellEnd"/>
-      <w:proofErr w:type="gramEnd"/>
-      <w:r>
-        <w:t xml:space="preserve">, </w:t>
-      </w:r>
-      <w:proofErr w:type="spellStart"/>
-      <w:proofErr w:type="gramStart"/>
-      <w:r>
-        <w:t>problem:view</w:t>
-      </w:r>
-      <w:proofErr w:type="spellEnd"/>
-      <w:proofErr w:type="gramEnd"/>
-      <w:r>
-        <w:t xml:space="preserve">; </w:t>
-      </w:r>
-    </w:p>
-    <w:p>
-      <w:pPr>
-        <w:pStyle w:val="a"/>
-        <w:rPr>
-          <w:sz w:val="20"/>
-          <w:szCs w:val="20"/>
-        </w:rPr>
-      </w:pPr>
-      <w:proofErr w:type="spellStart"/>
-      <w:proofErr w:type="gramStart"/>
-      <w:r>
-        <w:t>solution:submit</w:t>
-      </w:r>
-      <w:proofErr w:type="spellEnd"/>
-      <w:proofErr w:type="gramEnd"/>
-      <w:r>
-        <w:t xml:space="preserve">, </w:t>
-      </w:r>
-      <w:proofErr w:type="spellStart"/>
-      <w:proofErr w:type="gramStart"/>
-      <w:r>
-        <w:t>solution:view</w:t>
-      </w:r>
-      <w:proofErr w:type="spellEnd"/>
-      <w:proofErr w:type="gramEnd"/>
-      <w:r>
-        <w:t xml:space="preserve">; </w:t>
-      </w:r>
-    </w:p>
-    <w:p>
-      <w:pPr>
-        <w:pStyle w:val="a"/>
-        <w:rPr>
-          <w:sz w:val="20"/>
-          <w:szCs w:val="20"/>
-          <w:lang w:val="en-US"/>
-        </w:rPr>
-      </w:pPr>
-      <w:proofErr w:type="spellStart"/>
-      <w:proofErr w:type="gramStart"/>
-      <w:r>
-        <w:rPr>
-          <w:lang w:val="en-US"/>
-        </w:rPr>
-        <w:t>tag:create</w:t>
-      </w:r>
-      <w:proofErr w:type="spellEnd"/>
-      <w:proofErr w:type="gramEnd"/>
-      <w:r>
-        <w:rPr>
-          <w:lang w:val="en-US"/>
-        </w:rPr>
-        <w:t xml:space="preserve">, </w:t>
-      </w:r>
-      <w:proofErr w:type="spellStart"/>
-      <w:proofErr w:type="gramStart"/>
-      <w:r>
-        <w:rPr>
-          <w:lang w:val="en-US"/>
-        </w:rPr>
-        <w:t>tag:read</w:t>
-      </w:r>
-      <w:proofErr w:type="spellEnd"/>
-      <w:proofErr w:type="gramEnd"/>
-      <w:r>
-        <w:rPr>
-          <w:lang w:val="en-US"/>
-        </w:rPr>
-        <w:t xml:space="preserve">, </w:t>
-      </w:r>
-      <w:proofErr w:type="spellStart"/>
-      <w:proofErr w:type="gramStart"/>
-      <w:r>
-        <w:rPr>
-          <w:lang w:val="en-US"/>
-        </w:rPr>
-        <w:t>tag:update</w:t>
-      </w:r>
-      <w:proofErr w:type="spellEnd"/>
-      <w:proofErr w:type="gramEnd"/>
-      <w:r>
-        <w:rPr>
-          <w:lang w:val="en-US"/>
-        </w:rPr>
-        <w:t xml:space="preserve">, </w:t>
-      </w:r>
-      <w:proofErr w:type="spellStart"/>
-      <w:proofErr w:type="gramStart"/>
-      <w:r>
-        <w:rPr>
-          <w:lang w:val="en-US"/>
-        </w:rPr>
-        <w:t>tag:delete</w:t>
-      </w:r>
-      <w:proofErr w:type="spellEnd"/>
-      <w:proofErr w:type="gramEnd"/>
-      <w:r>
-        <w:rPr>
-          <w:lang w:val="en-US"/>
-        </w:rPr>
-        <w:t xml:space="preserve">; </w:t>
-      </w:r>
-    </w:p>
-    <w:p>
-      <w:pPr>
-        <w:pStyle w:val="a"/>
-        <w:rPr>
-          <w:sz w:val="20"/>
-          <w:szCs w:val="20"/>
-          <w:lang w:val="en-US"/>
-        </w:rPr>
-      </w:pPr>
-      <w:proofErr w:type="spellStart"/>
-      <w:r>
-        <w:rPr>
-          <w:lang w:val="en-US"/>
-        </w:rPr>
-        <w:t>my-</w:t>
-      </w:r>
-      <w:proofErr w:type="gramStart"/>
-      <w:r>
-        <w:rPr>
-          <w:lang w:val="en-US"/>
-        </w:rPr>
-        <w:t>problem:create</w:t>
-      </w:r>
-      <w:proofErr w:type="spellEnd"/>
-      <w:proofErr w:type="gramEnd"/>
-      <w:r>
-        <w:rPr>
-          <w:lang w:val="en-US"/>
-        </w:rPr>
-        <w:t xml:space="preserve">, </w:t>
-      </w:r>
-      <w:proofErr w:type="spellStart"/>
-      <w:r>
-        <w:rPr>
-          <w:lang w:val="en-US"/>
-        </w:rPr>
-        <w:t>my-</w:t>
-      </w:r>
-      <w:proofErr w:type="gramStart"/>
-      <w:r>
-        <w:rPr>
-          <w:lang w:val="en-US"/>
-        </w:rPr>
-        <w:t>problem:read</w:t>
-      </w:r>
-      <w:proofErr w:type="spellEnd"/>
-      <w:proofErr w:type="gramEnd"/>
-      <w:r>
-        <w:rPr>
-          <w:lang w:val="en-US"/>
-        </w:rPr>
-        <w:t xml:space="preserve">, </w:t>
-      </w:r>
-      <w:proofErr w:type="spellStart"/>
-      <w:r>
-        <w:rPr>
-          <w:lang w:val="en-US"/>
-        </w:rPr>
-        <w:t>my-</w:t>
-      </w:r>
-      <w:proofErr w:type="gramStart"/>
-      <w:r>
-        <w:rPr>
-          <w:lang w:val="en-US"/>
-        </w:rPr>
-        <w:t>problem:update</w:t>
-      </w:r>
-      <w:proofErr w:type="spellEnd"/>
-      <w:proofErr w:type="gramEnd"/>
-      <w:r>
-        <w:rPr>
-          <w:lang w:val="en-US"/>
-        </w:rPr>
-        <w:t xml:space="preserve">, </w:t>
-      </w:r>
-      <w:proofErr w:type="spellStart"/>
-      <w:r>
-        <w:rPr>
-          <w:lang w:val="en-US"/>
-        </w:rPr>
-        <w:t>my-</w:t>
-      </w:r>
-      <w:proofErr w:type="gramStart"/>
-      <w:r>
-        <w:rPr>
-          <w:lang w:val="en-US"/>
-        </w:rPr>
-        <w:t>problem:delete</w:t>
-      </w:r>
-      <w:proofErr w:type="spellEnd"/>
-      <w:proofErr w:type="gramEnd"/>
-      <w:r>
-        <w:rPr>
-          <w:lang w:val="en-US"/>
-        </w:rPr>
-        <w:t xml:space="preserve">, </w:t>
-      </w:r>
-      <w:proofErr w:type="spellStart"/>
-      <w:r>
-        <w:rPr>
-          <w:lang w:val="en-US"/>
-        </w:rPr>
-        <w:t>my-</w:t>
-      </w:r>
-      <w:proofErr w:type="gramStart"/>
-      <w:r>
-        <w:rPr>
-          <w:lang w:val="en-US"/>
-        </w:rPr>
-        <w:t>problem:any</w:t>
-      </w:r>
-      <w:proofErr w:type="gramEnd"/>
-      <w:r>
-        <w:rPr>
-          <w:lang w:val="en-US"/>
-        </w:rPr>
-        <w:t>-user</w:t>
-      </w:r>
-      <w:proofErr w:type="spellEnd"/>
-      <w:r>
-        <w:rPr>
-          <w:lang w:val="en-US"/>
-        </w:rPr>
-        <w:t xml:space="preserve">; </w:t>
-      </w:r>
-    </w:p>
-    <w:p>
-      <w:pPr>
-        <w:pStyle w:val="a"/>
-        <w:rPr>
-          <w:sz w:val="20"/>
-          <w:szCs w:val="20"/>
-        </w:rPr>
-      </w:pPr>
-      <w:proofErr w:type="spellStart"/>
-      <w:proofErr w:type="gramStart"/>
-      <w:r>
-        <w:t>playground:submit</w:t>
-      </w:r>
-      <w:proofErr w:type="spellEnd"/>
-      <w:proofErr w:type="gramEnd"/>
-      <w:r>
-        <w:rPr>
-          <w:lang w:val="en-US"/>
-        </w:rPr>
-        <w:t xml:space="preserve">; </w:t>
-      </w:r>
-    </w:p>
-    <w:p>
-      <w:pPr>
-        <w:pStyle w:val="a"/>
-        <w:rPr>
-          <w:sz w:val="20"/>
-          <w:szCs w:val="20"/>
-        </w:rPr>
-      </w:pPr>
-      <w:proofErr w:type="spellStart"/>
-      <w:proofErr w:type="gramStart"/>
-      <w:r>
-        <w:t>lsp:start</w:t>
-      </w:r>
-      <w:proofErr w:type="spellEnd"/>
-      <w:proofErr w:type="gramEnd"/>
-      <w:r>
-        <w:t>.</w:t>
+        <w:t>1) Администратор системы. Имеет право управлять пользователями, проектами, справочниками и общими настройками системы.</w:t>
       </w:r>
     </w:p>
     <w:p>
       <w:r>
-        <w:t>Конкретные роли (шаблоны привилегий) потребитель может указать самостоятельно</w:t>
+        <w:lastRenderedPageBreak/>
+        <w:t>2) Руководитель проекта / капитан команды. Имеет право создавать проект, формировать команду, назначать задачи, изменять статусы задач, отслеживать прогресс.</w:t>
+      </w:r>
+    </w:p>
+    <w:p>
+      <w:r>
+        <w:t>3) Участник команды. Имеет право просматривать доступные ему проекты и задачи, изменять статус своих задач, оставлять комментарии, загружать результаты работы.</w:t>
+      </w:r>
+    </w:p>
+    <w:p>
+      <w:r>
+        <w:t>4) Куратор. Имеет право наблюдать за ходом выполнения проекта, просматривать отчеты, контролировать активность участников.</w:t>
+      </w:r>
+    </w:p>
+    <w:p>
+      <w:r>
+        <w:t>Подробные требования к разграничению доступа приведены ниже в таблице А.1.</w:t>
+      </w:r>
+    </w:p>
+    <w:p>
+      <w:pPr>
+        <w:pStyle w:val="afff1"/>
+        <w:rPr>
+          <w:rStyle w:val="afff2"/>
+        </w:rPr>
+      </w:pPr>
+      <w:r>
+        <w:rPr>
+          <w:rStyle w:val="afff2"/>
+        </w:rPr>
+        <w:t xml:space="preserve">Таблица А.1 – Роли </w:t>
       </w:r>
       <w:r>
-        <w:t>.</w:t>
+        <w:t xml:space="preserve">пользователей </w:t>
+      </w:r>
+      <w:r>
+        <w:rPr>
+          <w:rStyle w:val="afff2"/>
+        </w:rPr>
+        <w:t>и права доступа</w:t>
       </w:r>
     </w:p>
+    <w:tbl>
+      <w:tblPr>
+        <w:tblStyle w:val="12"/>
+        <w:tblW w:w="0" w:type="auto"/>
+        <w:tblInd w:w="0" w:type="dxa"/>
+        <w:tblLayout w:type="fixed"/>
+        <w:tblLook w:val="04A0" w:firstRow="1" w:lastRow="0" w:firstColumn="1" w:lastColumn="0" w:noHBand="0" w:noVBand="1"/>
+      </w:tblPr>
+      <w:tblGrid>
+        <w:gridCol w:w="3543"/>
+        <w:gridCol w:w="1417"/>
+        <w:gridCol w:w="1134"/>
+        <w:gridCol w:w="1276"/>
+        <w:gridCol w:w="992"/>
+        <w:gridCol w:w="993"/>
+      </w:tblGrid>
+      <w:tr>
+        <w:tc>
+          <w:tcPr>
+            <w:tcW w:w="3543" w:type="dxa"/>
+            <w:tcBorders>
+              <w:top w:val="single" w:sz="4" w:space="0" w:color="000000"/>
+              <w:left w:val="single" w:sz="4" w:space="0" w:color="000000"/>
+              <w:bottom w:val="single" w:sz="4" w:space="0" w:color="000000"/>
+              <w:right w:val="single" w:sz="4" w:space="0" w:color="000000"/>
+            </w:tcBorders>
+            <w:vAlign w:val="center"/>
+          </w:tcPr>
+          <w:p>
+            <w:pPr>
+              <w:pStyle w:val="afff3"/>
+              <w:spacing w:line="276" w:lineRule="auto"/>
+              <w:jc w:val="center"/>
+              <w:rPr>
+                <w:rStyle w:val="afff2"/>
+                <w:b/>
+                <w:sz w:val="20"/>
+                <w:szCs w:val="18"/>
+              </w:rPr>
+            </w:pPr>
+            <w:r>
+              <w:rPr>
+                <w:rStyle w:val="afff2"/>
+                <w:b/>
+                <w:sz w:val="20"/>
+                <w:szCs w:val="18"/>
+              </w:rPr>
+              <w:t>Действие</w:t>
+            </w:r>
+          </w:p>
+        </w:tc>
+        <w:tc>
+          <w:tcPr>
+            <w:tcW w:w="1417" w:type="dxa"/>
+            <w:tcBorders>
+              <w:top w:val="single" w:sz="4" w:space="0" w:color="000000"/>
+              <w:left w:val="single" w:sz="4" w:space="0" w:color="000000"/>
+              <w:bottom w:val="single" w:sz="4" w:space="0" w:color="000000"/>
+              <w:right w:val="single" w:sz="4" w:space="0" w:color="000000"/>
+            </w:tcBorders>
+            <w:vAlign w:val="center"/>
+          </w:tcPr>
+          <w:p>
+            <w:pPr>
+              <w:pStyle w:val="afff3"/>
+              <w:spacing w:line="276" w:lineRule="auto"/>
+              <w:jc w:val="center"/>
+              <w:rPr>
+                <w:rStyle w:val="afff2"/>
+                <w:b/>
+                <w:sz w:val="20"/>
+                <w:szCs w:val="18"/>
+              </w:rPr>
+            </w:pPr>
+            <w:r>
+              <w:rPr>
+                <w:rStyle w:val="afff2"/>
+                <w:b/>
+                <w:sz w:val="20"/>
+                <w:szCs w:val="18"/>
+              </w:rPr>
+              <w:t>Гость (неавторизо</w:t>
+            </w:r>
+            <w:r>
+              <w:rPr>
+                <w:rStyle w:val="afff2"/>
+                <w:b/>
+                <w:sz w:val="20"/>
+                <w:szCs w:val="18"/>
+              </w:rPr>
+              <w:softHyphen/>
+            </w:r>
+            <w:r>
+              <w:rPr>
+                <w:rStyle w:val="afff2"/>
+                <w:b/>
+                <w:sz w:val="20"/>
+                <w:szCs w:val="18"/>
+              </w:rPr>
+              <w:t>ванный)</w:t>
+            </w:r>
+          </w:p>
+        </w:tc>
+        <w:tc>
+          <w:tcPr>
+            <w:tcW w:w="1134" w:type="dxa"/>
+            <w:tcBorders>
+              <w:top w:val="single" w:sz="4" w:space="0" w:color="000000"/>
+              <w:left w:val="single" w:sz="4" w:space="0" w:color="000000"/>
+              <w:bottom w:val="single" w:sz="4" w:space="0" w:color="000000"/>
+              <w:right w:val="single" w:sz="4" w:space="0" w:color="000000"/>
+            </w:tcBorders>
+            <w:vAlign w:val="center"/>
+          </w:tcPr>
+          <w:p>
+            <w:pPr>
+              <w:pStyle w:val="afff3"/>
+              <w:spacing w:line="276" w:lineRule="auto"/>
+              <w:jc w:val="center"/>
+              <w:rPr>
+                <w:rStyle w:val="afff2"/>
+                <w:b/>
+                <w:sz w:val="20"/>
+                <w:szCs w:val="18"/>
+              </w:rPr>
+            </w:pPr>
+            <w:r>
+              <w:rPr>
+                <w:rStyle w:val="afff2"/>
+                <w:b/>
+                <w:sz w:val="20"/>
+                <w:szCs w:val="18"/>
+              </w:rPr>
+              <w:t>Админист</w:t>
+            </w:r>
+            <w:r>
+              <w:rPr>
+                <w:rStyle w:val="afff2"/>
+                <w:b/>
+                <w:sz w:val="20"/>
+                <w:szCs w:val="18"/>
+              </w:rPr>
+              <w:softHyphen/>
+            </w:r>
+            <w:r>
+              <w:rPr>
+                <w:rStyle w:val="afff2"/>
+                <w:b/>
+                <w:sz w:val="20"/>
+                <w:szCs w:val="18"/>
+              </w:rPr>
+              <w:t>ратор</w:t>
+            </w:r>
+          </w:p>
+        </w:tc>
+        <w:tc>
+          <w:tcPr>
+            <w:tcW w:w="1276" w:type="dxa"/>
+            <w:tcBorders>
+              <w:top w:val="single" w:sz="4" w:space="0" w:color="000000"/>
+              <w:left w:val="single" w:sz="4" w:space="0" w:color="000000"/>
+              <w:bottom w:val="single" w:sz="4" w:space="0" w:color="000000"/>
+              <w:right w:val="single" w:sz="4" w:space="0" w:color="000000"/>
+            </w:tcBorders>
+            <w:vAlign w:val="center"/>
+          </w:tcPr>
+          <w:p>
+            <w:pPr>
+              <w:pStyle w:val="afff3"/>
+              <w:spacing w:line="276" w:lineRule="auto"/>
+              <w:jc w:val="center"/>
+              <w:rPr>
+                <w:rStyle w:val="afff2"/>
+                <w:b/>
+                <w:sz w:val="20"/>
+                <w:szCs w:val="18"/>
+              </w:rPr>
+            </w:pPr>
+            <w:r>
+              <w:rPr>
+                <w:rStyle w:val="afff2"/>
+                <w:b/>
+                <w:sz w:val="20"/>
+                <w:szCs w:val="18"/>
+              </w:rPr>
+              <w:t>Руково</w:t>
+            </w:r>
+            <w:r>
+              <w:rPr>
+                <w:rStyle w:val="afff2"/>
+                <w:b/>
+                <w:sz w:val="20"/>
+                <w:szCs w:val="18"/>
+              </w:rPr>
+              <w:softHyphen/>
+            </w:r>
+            <w:r>
+              <w:rPr>
+                <w:rStyle w:val="afff2"/>
+                <w:b/>
+                <w:sz w:val="20"/>
+                <w:szCs w:val="18"/>
+              </w:rPr>
+              <w:t>дитель проекта</w:t>
+            </w:r>
+          </w:p>
+        </w:tc>
+        <w:tc>
+          <w:tcPr>
+            <w:tcW w:w="992" w:type="dxa"/>
+            <w:tcBorders>
+              <w:top w:val="single" w:sz="4" w:space="0" w:color="000000"/>
+              <w:left w:val="single" w:sz="4" w:space="0" w:color="000000"/>
+              <w:bottom w:val="single" w:sz="4" w:space="0" w:color="000000"/>
+              <w:right w:val="single" w:sz="4" w:space="0" w:color="000000"/>
+            </w:tcBorders>
+            <w:vAlign w:val="center"/>
+          </w:tcPr>
+          <w:p>
+            <w:pPr>
+              <w:pStyle w:val="afff3"/>
+              <w:spacing w:line="276" w:lineRule="auto"/>
+              <w:jc w:val="center"/>
+              <w:rPr>
+                <w:rStyle w:val="afff2"/>
+                <w:b/>
+                <w:sz w:val="20"/>
+                <w:szCs w:val="18"/>
+              </w:rPr>
+            </w:pPr>
+            <w:r>
+              <w:rPr>
+                <w:rStyle w:val="afff2"/>
+                <w:b/>
+                <w:sz w:val="20"/>
+                <w:szCs w:val="18"/>
+              </w:rPr>
+              <w:t>Участник команды</w:t>
+            </w:r>
+          </w:p>
+        </w:tc>
+        <w:tc>
+          <w:tcPr>
+            <w:tcW w:w="993" w:type="dxa"/>
+            <w:tcBorders>
+              <w:top w:val="single" w:sz="4" w:space="0" w:color="000000"/>
+              <w:left w:val="single" w:sz="4" w:space="0" w:color="000000"/>
+              <w:bottom w:val="single" w:sz="4" w:space="0" w:color="000000"/>
+              <w:right w:val="single" w:sz="4" w:space="0" w:color="000000"/>
+            </w:tcBorders>
+            <w:vAlign w:val="center"/>
+          </w:tcPr>
+          <w:p>
+            <w:pPr>
+              <w:pStyle w:val="afff3"/>
+              <w:spacing w:line="276" w:lineRule="auto"/>
+              <w:jc w:val="center"/>
+              <w:rPr>
+                <w:rStyle w:val="afff2"/>
+                <w:b/>
+                <w:sz w:val="20"/>
+                <w:szCs w:val="18"/>
+              </w:rPr>
+            </w:pPr>
+            <w:r>
+              <w:rPr>
+                <w:rStyle w:val="afff2"/>
+                <w:b/>
+                <w:sz w:val="20"/>
+                <w:szCs w:val="18"/>
+              </w:rPr>
+              <w:t>Куратор</w:t>
+            </w:r>
+          </w:p>
+        </w:tc>
+      </w:tr>
+      <w:tr>
+        <w:trPr>
+          <w:trHeight w:val="264"/>
+        </w:trPr>
+        <w:tc>
+          <w:tcPr>
+            <w:tcW w:w="3543" w:type="dxa"/>
+            <w:vMerge w:val="restart"/>
+            <w:tcBorders>
+              <w:top w:val="single" w:sz="4" w:space="0" w:color="000000"/>
+              <w:left w:val="single" w:sz="4" w:space="0" w:color="000000"/>
+              <w:bottom w:val="single" w:sz="4" w:space="0" w:color="000000"/>
+              <w:right w:val="single" w:sz="4" w:space="0" w:color="000000"/>
+            </w:tcBorders>
+            <w:vAlign w:val="center"/>
+          </w:tcPr>
+          <w:p>
+            <w:pPr>
+              <w:pStyle w:val="afff3"/>
+              <w:spacing w:line="276" w:lineRule="auto"/>
+              <w:rPr>
+                <w:rStyle w:val="afff2"/>
+                <w:sz w:val="20"/>
+                <w:szCs w:val="18"/>
+              </w:rPr>
+            </w:pPr>
+            <w:r>
+              <w:rPr>
+                <w:rStyle w:val="afff2"/>
+                <w:sz w:val="20"/>
+                <w:szCs w:val="18"/>
+              </w:rPr>
+              <w:t>Регистрация / вход</w:t>
+            </w:r>
+          </w:p>
+        </w:tc>
+        <w:tc>
+          <w:tcPr>
+            <w:tcW w:w="1417" w:type="dxa"/>
+            <w:vMerge w:val="restart"/>
+            <w:tcBorders>
+              <w:top w:val="single" w:sz="4" w:space="0" w:color="000000"/>
+              <w:left w:val="single" w:sz="4" w:space="0" w:color="000000"/>
+              <w:bottom w:val="single" w:sz="4" w:space="0" w:color="000000"/>
+              <w:right w:val="single" w:sz="4" w:space="0" w:color="000000"/>
+            </w:tcBorders>
+            <w:vAlign w:val="center"/>
+          </w:tcPr>
+          <w:p>
+            <w:pPr>
+              <w:pStyle w:val="afff3"/>
+              <w:spacing w:line="276" w:lineRule="auto"/>
+              <w:jc w:val="center"/>
+              <w:rPr>
+                <w:rStyle w:val="afff2"/>
+                <w:sz w:val="20"/>
+                <w:szCs w:val="20"/>
+              </w:rPr>
+            </w:pPr>
+            <w:r>
+              <w:rPr>
+                <w:rStyle w:val="afff2"/>
+                <w:sz w:val="20"/>
+                <w:szCs w:val="20"/>
+              </w:rPr>
+              <w:t>Х</w:t>
+            </w:r>
+          </w:p>
+        </w:tc>
+        <w:tc>
+          <w:tcPr>
+            <w:tcW w:w="1134" w:type="dxa"/>
+            <w:vMerge w:val="restart"/>
+            <w:tcBorders>
+              <w:top w:val="single" w:sz="4" w:space="0" w:color="000000"/>
+              <w:left w:val="single" w:sz="4" w:space="0" w:color="000000"/>
+              <w:bottom w:val="single" w:sz="4" w:space="0" w:color="000000"/>
+              <w:right w:val="single" w:sz="4" w:space="0" w:color="000000"/>
+            </w:tcBorders>
+            <w:vAlign w:val="center"/>
+          </w:tcPr>
+          <w:p>
+            <w:pPr>
+              <w:pStyle w:val="afff3"/>
+              <w:spacing w:line="276" w:lineRule="auto"/>
+              <w:jc w:val="center"/>
+              <w:rPr>
+                <w:rStyle w:val="afff2"/>
+                <w:sz w:val="20"/>
+                <w:szCs w:val="20"/>
+              </w:rPr>
+            </w:pPr>
+            <w:r>
+              <w:rPr>
+                <w:rStyle w:val="afff2"/>
+                <w:sz w:val="20"/>
+                <w:szCs w:val="20"/>
+              </w:rPr>
+              <w:t>Х</w:t>
+            </w:r>
+          </w:p>
+        </w:tc>
+        <w:tc>
+          <w:tcPr>
+            <w:tcW w:w="1276" w:type="dxa"/>
+            <w:vMerge w:val="restart"/>
+            <w:tcBorders>
+              <w:top w:val="single" w:sz="4" w:space="0" w:color="000000"/>
+              <w:left w:val="single" w:sz="4" w:space="0" w:color="000000"/>
+              <w:bottom w:val="single" w:sz="4" w:space="0" w:color="000000"/>
+              <w:right w:val="single" w:sz="4" w:space="0" w:color="000000"/>
+            </w:tcBorders>
+            <w:vAlign w:val="center"/>
+          </w:tcPr>
+          <w:p>
+            <w:pPr>
+              <w:pStyle w:val="afff3"/>
+              <w:spacing w:line="276" w:lineRule="auto"/>
+              <w:jc w:val="center"/>
+              <w:rPr>
+                <w:rStyle w:val="afff2"/>
+                <w:sz w:val="20"/>
+                <w:szCs w:val="20"/>
+              </w:rPr>
+            </w:pPr>
+            <w:r>
+              <w:rPr>
+                <w:rStyle w:val="afff2"/>
+                <w:sz w:val="20"/>
+                <w:szCs w:val="20"/>
+              </w:rPr>
+              <w:t>Х</w:t>
+            </w:r>
+          </w:p>
+        </w:tc>
+        <w:tc>
+          <w:tcPr>
+            <w:tcW w:w="992" w:type="dxa"/>
+            <w:vMerge w:val="restart"/>
+            <w:tcBorders>
+              <w:top w:val="single" w:sz="4" w:space="0" w:color="000000"/>
+              <w:left w:val="single" w:sz="4" w:space="0" w:color="000000"/>
+              <w:bottom w:val="single" w:sz="4" w:space="0" w:color="000000"/>
+              <w:right w:val="single" w:sz="4" w:space="0" w:color="000000"/>
+            </w:tcBorders>
+            <w:vAlign w:val="center"/>
+          </w:tcPr>
+          <w:p>
+            <w:pPr>
+              <w:pStyle w:val="afff3"/>
+              <w:spacing w:line="276" w:lineRule="auto"/>
+              <w:jc w:val="center"/>
+              <w:rPr>
+                <w:rStyle w:val="afff2"/>
+                <w:sz w:val="20"/>
+                <w:szCs w:val="20"/>
+              </w:rPr>
+            </w:pPr>
+            <w:r>
+              <w:rPr>
+                <w:rStyle w:val="afff2"/>
+                <w:sz w:val="20"/>
+                <w:szCs w:val="20"/>
+              </w:rPr>
+              <w:t>Х</w:t>
+            </w:r>
+          </w:p>
+        </w:tc>
+        <w:tc>
+          <w:tcPr>
+            <w:tcW w:w="993" w:type="dxa"/>
+            <w:vMerge w:val="restart"/>
+            <w:tcBorders>
+              <w:top w:val="single" w:sz="4" w:space="0" w:color="000000"/>
+              <w:left w:val="single" w:sz="4" w:space="0" w:color="000000"/>
+              <w:bottom w:val="single" w:sz="4" w:space="0" w:color="000000"/>
+              <w:right w:val="single" w:sz="4" w:space="0" w:color="000000"/>
+            </w:tcBorders>
+            <w:vAlign w:val="center"/>
+          </w:tcPr>
+          <w:p>
+            <w:pPr>
+              <w:pStyle w:val="afff3"/>
+              <w:spacing w:line="276" w:lineRule="auto"/>
+              <w:jc w:val="center"/>
+              <w:rPr>
+                <w:rStyle w:val="afff2"/>
+                <w:sz w:val="20"/>
+                <w:szCs w:val="20"/>
+              </w:rPr>
+            </w:pPr>
+            <w:r>
+              <w:rPr>
+                <w:rStyle w:val="afff2"/>
+                <w:sz w:val="20"/>
+                <w:szCs w:val="20"/>
+              </w:rPr>
+              <w:t>Х</w:t>
+            </w:r>
+          </w:p>
+        </w:tc>
+      </w:tr>
+      <w:tr>
+        <w:tc>
+          <w:tcPr>
+            <w:tcW w:w="3543" w:type="dxa"/>
+            <w:tcBorders>
+              <w:top w:val="single" w:sz="4" w:space="0" w:color="000000"/>
+              <w:left w:val="single" w:sz="4" w:space="0" w:color="000000"/>
+              <w:bottom w:val="single" w:sz="4" w:space="0" w:color="000000"/>
+              <w:right w:val="single" w:sz="4" w:space="0" w:color="000000"/>
+            </w:tcBorders>
+            <w:vAlign w:val="center"/>
+          </w:tcPr>
+          <w:p>
+            <w:pPr>
+              <w:pStyle w:val="afff3"/>
+              <w:spacing w:line="276" w:lineRule="auto"/>
+              <w:rPr>
+                <w:rStyle w:val="afff2"/>
+                <w:sz w:val="20"/>
+                <w:szCs w:val="18"/>
+              </w:rPr>
+            </w:pPr>
+            <w:r>
+              <w:rPr>
+                <w:rStyle w:val="afff2"/>
+                <w:sz w:val="20"/>
+                <w:szCs w:val="18"/>
+              </w:rPr>
+              <w:t>Управление пользователями</w:t>
+            </w:r>
+          </w:p>
+        </w:tc>
+        <w:tc>
+          <w:tcPr>
+            <w:tcW w:w="1417" w:type="dxa"/>
+            <w:tcBorders>
+              <w:top w:val="single" w:sz="4" w:space="0" w:color="000000"/>
+              <w:left w:val="single" w:sz="4" w:space="0" w:color="000000"/>
+              <w:bottom w:val="single" w:sz="4" w:space="0" w:color="000000"/>
+              <w:right w:val="single" w:sz="4" w:space="0" w:color="000000"/>
+            </w:tcBorders>
+            <w:vAlign w:val="center"/>
+          </w:tcPr>
+          <w:p>
+            <w:pPr>
+              <w:pStyle w:val="afff3"/>
+              <w:spacing w:line="276" w:lineRule="auto"/>
+              <w:jc w:val="center"/>
+              <w:rPr>
+                <w:rStyle w:val="afff2"/>
+                <w:sz w:val="20"/>
+                <w:szCs w:val="20"/>
+              </w:rPr>
+            </w:pPr>
+            <w:r>
+              <w:rPr>
+                <w:rStyle w:val="afff2"/>
+                <w:sz w:val="20"/>
+                <w:szCs w:val="20"/>
+              </w:rPr>
+              <w:t>-</w:t>
+            </w:r>
+          </w:p>
+        </w:tc>
+        <w:tc>
+          <w:tcPr>
+            <w:tcW w:w="1134" w:type="dxa"/>
+            <w:tcBorders>
+              <w:top w:val="single" w:sz="4" w:space="0" w:color="000000"/>
+              <w:left w:val="single" w:sz="4" w:space="0" w:color="000000"/>
+              <w:bottom w:val="single" w:sz="4" w:space="0" w:color="000000"/>
+              <w:right w:val="single" w:sz="4" w:space="0" w:color="000000"/>
+            </w:tcBorders>
+            <w:vAlign w:val="center"/>
+          </w:tcPr>
+          <w:p>
+            <w:pPr>
+              <w:pStyle w:val="afff3"/>
+              <w:spacing w:line="276" w:lineRule="auto"/>
+              <w:jc w:val="center"/>
+              <w:rPr>
+                <w:rStyle w:val="afff2"/>
+                <w:sz w:val="20"/>
+                <w:szCs w:val="20"/>
+              </w:rPr>
+            </w:pPr>
+            <w:r>
+              <w:rPr>
+                <w:rStyle w:val="afff2"/>
+                <w:sz w:val="20"/>
+                <w:szCs w:val="20"/>
+              </w:rPr>
+              <w:t>Х</w:t>
+            </w:r>
+          </w:p>
+        </w:tc>
+        <w:tc>
+          <w:tcPr>
+            <w:tcW w:w="1276" w:type="dxa"/>
+            <w:tcBorders>
+              <w:top w:val="single" w:sz="4" w:space="0" w:color="000000"/>
+              <w:left w:val="single" w:sz="4" w:space="0" w:color="000000"/>
+              <w:bottom w:val="single" w:sz="4" w:space="0" w:color="000000"/>
+              <w:right w:val="single" w:sz="4" w:space="0" w:color="000000"/>
+            </w:tcBorders>
+            <w:vAlign w:val="center"/>
+          </w:tcPr>
+          <w:p>
+            <w:pPr>
+              <w:pStyle w:val="afff3"/>
+              <w:spacing w:line="276" w:lineRule="auto"/>
+              <w:jc w:val="center"/>
+              <w:rPr>
+                <w:rStyle w:val="afff2"/>
+                <w:sz w:val="20"/>
+                <w:szCs w:val="20"/>
+              </w:rPr>
+            </w:pPr>
+            <w:r>
+              <w:rPr>
+                <w:rStyle w:val="afff2"/>
+                <w:sz w:val="20"/>
+                <w:szCs w:val="20"/>
+              </w:rPr>
+              <w:t>-</w:t>
+            </w:r>
+          </w:p>
+        </w:tc>
+        <w:tc>
+          <w:tcPr>
+            <w:tcW w:w="992" w:type="dxa"/>
+            <w:tcBorders>
+              <w:top w:val="single" w:sz="4" w:space="0" w:color="000000"/>
+              <w:left w:val="single" w:sz="4" w:space="0" w:color="000000"/>
+              <w:bottom w:val="single" w:sz="4" w:space="0" w:color="000000"/>
+              <w:right w:val="single" w:sz="4" w:space="0" w:color="000000"/>
+            </w:tcBorders>
+            <w:vAlign w:val="center"/>
+          </w:tcPr>
+          <w:p>
+            <w:pPr>
+              <w:pStyle w:val="afff3"/>
+              <w:spacing w:line="276" w:lineRule="auto"/>
+              <w:jc w:val="center"/>
+              <w:rPr>
+                <w:rStyle w:val="afff2"/>
+                <w:sz w:val="20"/>
+                <w:szCs w:val="20"/>
+              </w:rPr>
+            </w:pPr>
+            <w:r>
+              <w:rPr>
+                <w:rStyle w:val="afff2"/>
+                <w:sz w:val="20"/>
+                <w:szCs w:val="20"/>
+              </w:rPr>
+              <w:t>-</w:t>
+            </w:r>
+          </w:p>
+        </w:tc>
+        <w:tc>
+          <w:tcPr>
+            <w:tcW w:w="993" w:type="dxa"/>
+            <w:tcBorders>
+              <w:top w:val="single" w:sz="4" w:space="0" w:color="000000"/>
+              <w:left w:val="single" w:sz="4" w:space="0" w:color="000000"/>
+              <w:bottom w:val="single" w:sz="4" w:space="0" w:color="000000"/>
+              <w:right w:val="single" w:sz="4" w:space="0" w:color="000000"/>
+            </w:tcBorders>
+            <w:vAlign w:val="center"/>
+          </w:tcPr>
+          <w:p>
+            <w:pPr>
+              <w:pStyle w:val="afff3"/>
+              <w:spacing w:line="276" w:lineRule="auto"/>
+              <w:jc w:val="center"/>
+              <w:rPr>
+                <w:rStyle w:val="afff2"/>
+                <w:sz w:val="20"/>
+                <w:szCs w:val="20"/>
+              </w:rPr>
+            </w:pPr>
+            <w:r>
+              <w:rPr>
+                <w:rStyle w:val="afff2"/>
+                <w:sz w:val="20"/>
+                <w:szCs w:val="20"/>
+              </w:rPr>
+              <w:t>-</w:t>
+            </w:r>
+          </w:p>
+        </w:tc>
+      </w:tr>
+      <w:tr>
+        <w:trPr>
+          <w:trHeight w:val="264"/>
+        </w:trPr>
+        <w:tc>
+          <w:tcPr>
+            <w:tcW w:w="3543" w:type="dxa"/>
+            <w:vMerge w:val="restart"/>
+            <w:tcBorders>
+              <w:top w:val="single" w:sz="4" w:space="0" w:color="000000"/>
+              <w:left w:val="single" w:sz="4" w:space="0" w:color="000000"/>
+              <w:bottom w:val="single" w:sz="4" w:space="0" w:color="000000"/>
+              <w:right w:val="single" w:sz="4" w:space="0" w:color="000000"/>
+            </w:tcBorders>
+            <w:vAlign w:val="center"/>
+          </w:tcPr>
+          <w:p>
+            <w:pPr>
+              <w:pStyle w:val="afff3"/>
+              <w:spacing w:line="276" w:lineRule="auto"/>
+              <w:rPr>
+                <w:rStyle w:val="afff2"/>
+                <w:sz w:val="20"/>
+                <w:szCs w:val="18"/>
+              </w:rPr>
+            </w:pPr>
+            <w:r>
+              <w:rPr>
+                <w:rStyle w:val="afff2"/>
+                <w:sz w:val="20"/>
+                <w:szCs w:val="18"/>
+              </w:rPr>
+              <w:t>Управление проектами</w:t>
+            </w:r>
+          </w:p>
+        </w:tc>
+        <w:tc>
+          <w:tcPr>
+            <w:tcW w:w="1417" w:type="dxa"/>
+            <w:vMerge w:val="restart"/>
+            <w:tcBorders>
+              <w:top w:val="single" w:sz="4" w:space="0" w:color="000000"/>
+              <w:left w:val="single" w:sz="4" w:space="0" w:color="000000"/>
+              <w:bottom w:val="single" w:sz="4" w:space="0" w:color="000000"/>
+              <w:right w:val="single" w:sz="4" w:space="0" w:color="000000"/>
+            </w:tcBorders>
+            <w:vAlign w:val="center"/>
+          </w:tcPr>
+          <w:p>
+            <w:pPr>
+              <w:pStyle w:val="afff3"/>
+              <w:spacing w:line="276" w:lineRule="auto"/>
+              <w:jc w:val="center"/>
+              <w:rPr>
+                <w:rStyle w:val="afff2"/>
+                <w:sz w:val="20"/>
+                <w:szCs w:val="20"/>
+              </w:rPr>
+            </w:pPr>
+            <w:r>
+              <w:rPr>
+                <w:rStyle w:val="afff2"/>
+                <w:sz w:val="20"/>
+                <w:szCs w:val="20"/>
+              </w:rPr>
+              <w:t>-</w:t>
+            </w:r>
+          </w:p>
+        </w:tc>
+        <w:tc>
+          <w:tcPr>
+            <w:tcW w:w="1134" w:type="dxa"/>
+            <w:vMerge w:val="restart"/>
+            <w:tcBorders>
+              <w:top w:val="single" w:sz="4" w:space="0" w:color="000000"/>
+              <w:left w:val="single" w:sz="4" w:space="0" w:color="000000"/>
+              <w:bottom w:val="single" w:sz="4" w:space="0" w:color="000000"/>
+              <w:right w:val="single" w:sz="4" w:space="0" w:color="000000"/>
+            </w:tcBorders>
+            <w:vAlign w:val="center"/>
+          </w:tcPr>
+          <w:p>
+            <w:pPr>
+              <w:pStyle w:val="afff3"/>
+              <w:spacing w:line="276" w:lineRule="auto"/>
+              <w:jc w:val="center"/>
+              <w:rPr>
+                <w:rStyle w:val="afff2"/>
+                <w:sz w:val="20"/>
+                <w:szCs w:val="20"/>
+              </w:rPr>
+            </w:pPr>
+            <w:r>
+              <w:rPr>
+                <w:rStyle w:val="afff2"/>
+                <w:sz w:val="20"/>
+                <w:szCs w:val="20"/>
+              </w:rPr>
+              <w:t>Х</w:t>
+            </w:r>
+          </w:p>
+        </w:tc>
+        <w:tc>
+          <w:tcPr>
+            <w:tcW w:w="1276" w:type="dxa"/>
+            <w:vMerge w:val="restart"/>
+            <w:tcBorders>
+              <w:top w:val="single" w:sz="4" w:space="0" w:color="000000"/>
+              <w:left w:val="single" w:sz="4" w:space="0" w:color="000000"/>
+              <w:bottom w:val="single" w:sz="4" w:space="0" w:color="000000"/>
+              <w:right w:val="single" w:sz="4" w:space="0" w:color="000000"/>
+            </w:tcBorders>
+            <w:vAlign w:val="center"/>
+          </w:tcPr>
+          <w:p>
+            <w:pPr>
+              <w:pStyle w:val="afff3"/>
+              <w:spacing w:line="276" w:lineRule="auto"/>
+              <w:jc w:val="center"/>
+              <w:rPr>
+                <w:rStyle w:val="afff2"/>
+                <w:sz w:val="20"/>
+                <w:szCs w:val="20"/>
+              </w:rPr>
+            </w:pPr>
+            <w:r>
+              <w:rPr>
+                <w:rStyle w:val="afff2"/>
+                <w:sz w:val="20"/>
+                <w:szCs w:val="20"/>
+              </w:rPr>
+              <w:t>Х</w:t>
+            </w:r>
+          </w:p>
+        </w:tc>
+        <w:tc>
+          <w:tcPr>
+            <w:tcW w:w="992" w:type="dxa"/>
+            <w:vMerge w:val="restart"/>
+            <w:tcBorders>
+              <w:top w:val="single" w:sz="4" w:space="0" w:color="000000"/>
+              <w:left w:val="single" w:sz="4" w:space="0" w:color="000000"/>
+              <w:bottom w:val="single" w:sz="4" w:space="0" w:color="000000"/>
+              <w:right w:val="single" w:sz="4" w:space="0" w:color="000000"/>
+            </w:tcBorders>
+            <w:vAlign w:val="center"/>
+          </w:tcPr>
+          <w:p>
+            <w:pPr>
+              <w:pStyle w:val="afff3"/>
+              <w:spacing w:line="276" w:lineRule="auto"/>
+              <w:jc w:val="center"/>
+              <w:rPr>
+                <w:rStyle w:val="afff2"/>
+                <w:sz w:val="20"/>
+                <w:szCs w:val="20"/>
+              </w:rPr>
+            </w:pPr>
+            <w:r>
+              <w:rPr>
+                <w:rStyle w:val="afff2"/>
+                <w:sz w:val="20"/>
+                <w:szCs w:val="20"/>
+              </w:rPr>
+              <w:t>-</w:t>
+            </w:r>
+          </w:p>
+        </w:tc>
+        <w:tc>
+          <w:tcPr>
+            <w:tcW w:w="993" w:type="dxa"/>
+            <w:vMerge w:val="restart"/>
+            <w:tcBorders>
+              <w:top w:val="single" w:sz="4" w:space="0" w:color="000000"/>
+              <w:left w:val="single" w:sz="4" w:space="0" w:color="000000"/>
+              <w:bottom w:val="single" w:sz="4" w:space="0" w:color="000000"/>
+              <w:right w:val="single" w:sz="4" w:space="0" w:color="000000"/>
+            </w:tcBorders>
+            <w:vAlign w:val="center"/>
+          </w:tcPr>
+          <w:p>
+            <w:pPr>
+              <w:pStyle w:val="afff3"/>
+              <w:spacing w:line="276" w:lineRule="auto"/>
+              <w:jc w:val="center"/>
+              <w:rPr>
+                <w:rStyle w:val="afff2"/>
+                <w:sz w:val="20"/>
+                <w:szCs w:val="20"/>
+              </w:rPr>
+            </w:pPr>
+            <w:r>
+              <w:rPr>
+                <w:rStyle w:val="afff2"/>
+                <w:sz w:val="20"/>
+                <w:szCs w:val="20"/>
+              </w:rPr>
+              <w:t>-</w:t>
+            </w:r>
+          </w:p>
+        </w:tc>
+      </w:tr>
+      <w:tr>
+        <w:trPr>
+          <w:trHeight w:val="264"/>
+        </w:trPr>
+        <w:tc>
+          <w:tcPr>
+            <w:tcW w:w="3543" w:type="dxa"/>
+            <w:vMerge w:val="restart"/>
+            <w:tcBorders>
+              <w:top w:val="single" w:sz="4" w:space="0" w:color="000000"/>
+              <w:left w:val="single" w:sz="4" w:space="0" w:color="000000"/>
+              <w:bottom w:val="single" w:sz="4" w:space="0" w:color="000000"/>
+              <w:right w:val="single" w:sz="4" w:space="0" w:color="000000"/>
+            </w:tcBorders>
+            <w:vAlign w:val="center"/>
+          </w:tcPr>
+          <w:p>
+            <w:pPr>
+              <w:pStyle w:val="afff3"/>
+              <w:spacing w:line="276" w:lineRule="auto"/>
+              <w:rPr>
+                <w:rStyle w:val="afff2"/>
+                <w:sz w:val="20"/>
+                <w:szCs w:val="18"/>
+              </w:rPr>
+            </w:pPr>
+            <w:r>
+              <w:rPr>
+                <w:rStyle w:val="afff2"/>
+                <w:sz w:val="20"/>
+                <w:szCs w:val="18"/>
+              </w:rPr>
+              <w:t>Управление справочниками</w:t>
+            </w:r>
+          </w:p>
+        </w:tc>
+        <w:tc>
+          <w:tcPr>
+            <w:tcW w:w="1417" w:type="dxa"/>
+            <w:vMerge w:val="restart"/>
+            <w:tcBorders>
+              <w:top w:val="single" w:sz="4" w:space="0" w:color="000000"/>
+              <w:left w:val="single" w:sz="4" w:space="0" w:color="000000"/>
+              <w:bottom w:val="single" w:sz="4" w:space="0" w:color="000000"/>
+              <w:right w:val="single" w:sz="4" w:space="0" w:color="000000"/>
+            </w:tcBorders>
+            <w:vAlign w:val="center"/>
+          </w:tcPr>
+          <w:p>
+            <w:pPr>
+              <w:pStyle w:val="afff3"/>
+              <w:spacing w:line="276" w:lineRule="auto"/>
+              <w:jc w:val="center"/>
+              <w:rPr>
+                <w:rStyle w:val="afff2"/>
+                <w:sz w:val="20"/>
+                <w:szCs w:val="20"/>
+              </w:rPr>
+            </w:pPr>
+            <w:r>
+              <w:rPr>
+                <w:rStyle w:val="afff2"/>
+                <w:sz w:val="20"/>
+                <w:szCs w:val="20"/>
+              </w:rPr>
+              <w:t>-</w:t>
+            </w:r>
+          </w:p>
+        </w:tc>
+        <w:tc>
+          <w:tcPr>
+            <w:tcW w:w="1134" w:type="dxa"/>
+            <w:vMerge w:val="restart"/>
+            <w:tcBorders>
+              <w:top w:val="single" w:sz="4" w:space="0" w:color="000000"/>
+              <w:left w:val="single" w:sz="4" w:space="0" w:color="000000"/>
+              <w:bottom w:val="single" w:sz="4" w:space="0" w:color="000000"/>
+              <w:right w:val="single" w:sz="4" w:space="0" w:color="000000"/>
+            </w:tcBorders>
+            <w:vAlign w:val="center"/>
+          </w:tcPr>
+          <w:p>
+            <w:pPr>
+              <w:pStyle w:val="afff3"/>
+              <w:spacing w:line="276" w:lineRule="auto"/>
+              <w:jc w:val="center"/>
+              <w:rPr>
+                <w:rStyle w:val="afff2"/>
+                <w:sz w:val="20"/>
+                <w:szCs w:val="20"/>
+              </w:rPr>
+            </w:pPr>
+            <w:r>
+              <w:rPr>
+                <w:rStyle w:val="afff2"/>
+                <w:sz w:val="20"/>
+                <w:szCs w:val="20"/>
+              </w:rPr>
+              <w:t>Х</w:t>
+            </w:r>
+          </w:p>
+        </w:tc>
+        <w:tc>
+          <w:tcPr>
+            <w:tcW w:w="1276" w:type="dxa"/>
+            <w:vMerge w:val="restart"/>
+            <w:tcBorders>
+              <w:top w:val="single" w:sz="4" w:space="0" w:color="000000"/>
+              <w:left w:val="single" w:sz="4" w:space="0" w:color="000000"/>
+              <w:bottom w:val="single" w:sz="4" w:space="0" w:color="000000"/>
+              <w:right w:val="single" w:sz="4" w:space="0" w:color="000000"/>
+            </w:tcBorders>
+            <w:vAlign w:val="center"/>
+          </w:tcPr>
+          <w:p>
+            <w:pPr>
+              <w:pStyle w:val="afff3"/>
+              <w:spacing w:line="276" w:lineRule="auto"/>
+              <w:jc w:val="center"/>
+              <w:rPr>
+                <w:rStyle w:val="afff2"/>
+                <w:sz w:val="20"/>
+                <w:szCs w:val="20"/>
+              </w:rPr>
+            </w:pPr>
+            <w:r>
+              <w:rPr>
+                <w:rStyle w:val="afff2"/>
+                <w:sz w:val="20"/>
+                <w:szCs w:val="20"/>
+              </w:rPr>
+              <w:t>-</w:t>
+            </w:r>
+          </w:p>
+        </w:tc>
+        <w:tc>
+          <w:tcPr>
+            <w:tcW w:w="992" w:type="dxa"/>
+            <w:vMerge w:val="restart"/>
+            <w:tcBorders>
+              <w:top w:val="single" w:sz="4" w:space="0" w:color="000000"/>
+              <w:left w:val="single" w:sz="4" w:space="0" w:color="000000"/>
+              <w:bottom w:val="single" w:sz="4" w:space="0" w:color="000000"/>
+              <w:right w:val="single" w:sz="4" w:space="0" w:color="000000"/>
+            </w:tcBorders>
+            <w:vAlign w:val="center"/>
+          </w:tcPr>
+          <w:p>
+            <w:pPr>
+              <w:pStyle w:val="afff3"/>
+              <w:spacing w:line="276" w:lineRule="auto"/>
+              <w:jc w:val="center"/>
+              <w:rPr>
+                <w:rStyle w:val="afff2"/>
+                <w:sz w:val="20"/>
+                <w:szCs w:val="20"/>
+              </w:rPr>
+            </w:pPr>
+            <w:r>
+              <w:rPr>
+                <w:rStyle w:val="afff2"/>
+                <w:sz w:val="20"/>
+                <w:szCs w:val="20"/>
+              </w:rPr>
+              <w:t>-</w:t>
+            </w:r>
+          </w:p>
+        </w:tc>
+        <w:tc>
+          <w:tcPr>
+            <w:tcW w:w="993" w:type="dxa"/>
+            <w:vMerge w:val="restart"/>
+            <w:tcBorders>
+              <w:top w:val="single" w:sz="4" w:space="0" w:color="000000"/>
+              <w:left w:val="single" w:sz="4" w:space="0" w:color="000000"/>
+              <w:bottom w:val="single" w:sz="4" w:space="0" w:color="000000"/>
+              <w:right w:val="single" w:sz="4" w:space="0" w:color="000000"/>
+            </w:tcBorders>
+            <w:vAlign w:val="center"/>
+          </w:tcPr>
+          <w:p>
+            <w:pPr>
+              <w:pStyle w:val="afff3"/>
+              <w:spacing w:line="276" w:lineRule="auto"/>
+              <w:jc w:val="center"/>
+              <w:rPr>
+                <w:rStyle w:val="afff2"/>
+                <w:sz w:val="20"/>
+                <w:szCs w:val="20"/>
+              </w:rPr>
+            </w:pPr>
+            <w:r>
+              <w:rPr>
+                <w:rStyle w:val="afff2"/>
+                <w:sz w:val="20"/>
+                <w:szCs w:val="20"/>
+              </w:rPr>
+              <w:t>-</w:t>
+            </w:r>
+          </w:p>
+        </w:tc>
+      </w:tr>
+      <w:tr>
+        <w:trPr>
+          <w:trHeight w:val="264"/>
+        </w:trPr>
+        <w:tc>
+          <w:tcPr>
+            <w:tcW w:w="3543" w:type="dxa"/>
+            <w:vMerge w:val="restart"/>
+            <w:tcBorders>
+              <w:top w:val="single" w:sz="4" w:space="0" w:color="000000"/>
+              <w:left w:val="single" w:sz="4" w:space="0" w:color="000000"/>
+              <w:bottom w:val="single" w:sz="4" w:space="0" w:color="000000"/>
+              <w:right w:val="single" w:sz="4" w:space="0" w:color="000000"/>
+            </w:tcBorders>
+            <w:vAlign w:val="center"/>
+          </w:tcPr>
+          <w:p>
+            <w:pPr>
+              <w:pStyle w:val="afff3"/>
+              <w:spacing w:line="276" w:lineRule="auto"/>
+              <w:rPr>
+                <w:rStyle w:val="afff2"/>
+                <w:sz w:val="20"/>
+                <w:szCs w:val="18"/>
+              </w:rPr>
+            </w:pPr>
+            <w:r>
+              <w:rPr>
+                <w:rStyle w:val="afff2"/>
+                <w:sz w:val="20"/>
+                <w:szCs w:val="18"/>
+              </w:rPr>
+              <w:t>Изменение общих настроек системы</w:t>
+            </w:r>
+          </w:p>
+        </w:tc>
+        <w:tc>
+          <w:tcPr>
+            <w:tcW w:w="1417" w:type="dxa"/>
+            <w:vMerge w:val="restart"/>
+            <w:tcBorders>
+              <w:top w:val="single" w:sz="4" w:space="0" w:color="000000"/>
+              <w:left w:val="single" w:sz="4" w:space="0" w:color="000000"/>
+              <w:bottom w:val="single" w:sz="4" w:space="0" w:color="000000"/>
+              <w:right w:val="single" w:sz="4" w:space="0" w:color="000000"/>
+            </w:tcBorders>
+            <w:vAlign w:val="center"/>
+          </w:tcPr>
+          <w:p>
+            <w:pPr>
+              <w:pStyle w:val="afff3"/>
+              <w:spacing w:line="276" w:lineRule="auto"/>
+              <w:jc w:val="center"/>
+              <w:rPr>
+                <w:rStyle w:val="afff2"/>
+                <w:sz w:val="20"/>
+                <w:szCs w:val="20"/>
+              </w:rPr>
+            </w:pPr>
+            <w:r>
+              <w:rPr>
+                <w:rStyle w:val="afff2"/>
+                <w:sz w:val="20"/>
+                <w:szCs w:val="20"/>
+              </w:rPr>
+              <w:t>-</w:t>
+            </w:r>
+          </w:p>
+        </w:tc>
+        <w:tc>
+          <w:tcPr>
+            <w:tcW w:w="1134" w:type="dxa"/>
+            <w:vMerge w:val="restart"/>
+            <w:tcBorders>
+              <w:top w:val="single" w:sz="4" w:space="0" w:color="000000"/>
+              <w:left w:val="single" w:sz="4" w:space="0" w:color="000000"/>
+              <w:bottom w:val="single" w:sz="4" w:space="0" w:color="000000"/>
+              <w:right w:val="single" w:sz="4" w:space="0" w:color="000000"/>
+            </w:tcBorders>
+            <w:vAlign w:val="center"/>
+          </w:tcPr>
+          <w:p>
+            <w:pPr>
+              <w:pStyle w:val="afff3"/>
+              <w:spacing w:line="276" w:lineRule="auto"/>
+              <w:jc w:val="center"/>
+              <w:rPr>
+                <w:rStyle w:val="afff2"/>
+                <w:sz w:val="20"/>
+                <w:szCs w:val="20"/>
+              </w:rPr>
+            </w:pPr>
+            <w:r>
+              <w:rPr>
+                <w:rStyle w:val="afff2"/>
+                <w:sz w:val="20"/>
+                <w:szCs w:val="20"/>
+              </w:rPr>
+              <w:t>Х</w:t>
+            </w:r>
+          </w:p>
+        </w:tc>
+        <w:tc>
+          <w:tcPr>
+            <w:tcW w:w="1276" w:type="dxa"/>
+            <w:vMerge w:val="restart"/>
+            <w:tcBorders>
+              <w:top w:val="single" w:sz="4" w:space="0" w:color="000000"/>
+              <w:left w:val="single" w:sz="4" w:space="0" w:color="000000"/>
+              <w:bottom w:val="single" w:sz="4" w:space="0" w:color="000000"/>
+              <w:right w:val="single" w:sz="4" w:space="0" w:color="000000"/>
+            </w:tcBorders>
+            <w:vAlign w:val="center"/>
+          </w:tcPr>
+          <w:p>
+            <w:pPr>
+              <w:pStyle w:val="afff3"/>
+              <w:spacing w:line="276" w:lineRule="auto"/>
+              <w:jc w:val="center"/>
+              <w:rPr>
+                <w:rStyle w:val="afff2"/>
+                <w:sz w:val="20"/>
+                <w:szCs w:val="20"/>
+              </w:rPr>
+            </w:pPr>
+            <w:r>
+              <w:rPr>
+                <w:rStyle w:val="afff2"/>
+                <w:sz w:val="20"/>
+                <w:szCs w:val="20"/>
+              </w:rPr>
+              <w:t>-</w:t>
+            </w:r>
+          </w:p>
+        </w:tc>
+        <w:tc>
+          <w:tcPr>
+            <w:tcW w:w="992" w:type="dxa"/>
+            <w:vMerge w:val="restart"/>
+            <w:tcBorders>
+              <w:top w:val="single" w:sz="4" w:space="0" w:color="000000"/>
+              <w:left w:val="single" w:sz="4" w:space="0" w:color="000000"/>
+              <w:bottom w:val="single" w:sz="4" w:space="0" w:color="000000"/>
+              <w:right w:val="single" w:sz="4" w:space="0" w:color="000000"/>
+            </w:tcBorders>
+            <w:vAlign w:val="center"/>
+          </w:tcPr>
+          <w:p>
+            <w:pPr>
+              <w:pStyle w:val="afff3"/>
+              <w:spacing w:line="276" w:lineRule="auto"/>
+              <w:jc w:val="center"/>
+              <w:rPr>
+                <w:rStyle w:val="afff2"/>
+                <w:sz w:val="20"/>
+                <w:szCs w:val="20"/>
+              </w:rPr>
+            </w:pPr>
+            <w:r>
+              <w:rPr>
+                <w:rStyle w:val="afff2"/>
+                <w:sz w:val="20"/>
+                <w:szCs w:val="20"/>
+              </w:rPr>
+              <w:t>-</w:t>
+            </w:r>
+          </w:p>
+        </w:tc>
+        <w:tc>
+          <w:tcPr>
+            <w:tcW w:w="993" w:type="dxa"/>
+            <w:vMerge w:val="restart"/>
+            <w:tcBorders>
+              <w:top w:val="single" w:sz="4" w:space="0" w:color="000000"/>
+              <w:left w:val="single" w:sz="4" w:space="0" w:color="000000"/>
+              <w:bottom w:val="single" w:sz="4" w:space="0" w:color="000000"/>
+              <w:right w:val="single" w:sz="4" w:space="0" w:color="000000"/>
+            </w:tcBorders>
+            <w:vAlign w:val="center"/>
+          </w:tcPr>
+          <w:p>
+            <w:pPr>
+              <w:pStyle w:val="afff3"/>
+              <w:spacing w:line="276" w:lineRule="auto"/>
+              <w:jc w:val="center"/>
+              <w:rPr>
+                <w:rStyle w:val="afff2"/>
+                <w:sz w:val="20"/>
+                <w:szCs w:val="20"/>
+              </w:rPr>
+            </w:pPr>
+            <w:r>
+              <w:rPr>
+                <w:rStyle w:val="afff2"/>
+                <w:sz w:val="20"/>
+                <w:szCs w:val="20"/>
+              </w:rPr>
+              <w:t>-</w:t>
+            </w:r>
+          </w:p>
+        </w:tc>
+      </w:tr>
+      <w:tr>
+        <w:trPr>
+          <w:trHeight w:val="264"/>
+        </w:trPr>
+        <w:tc>
+          <w:tcPr>
+            <w:tcW w:w="3543" w:type="dxa"/>
+            <w:vMerge w:val="restart"/>
+            <w:tcBorders>
+              <w:top w:val="single" w:sz="4" w:space="0" w:color="000000"/>
+              <w:left w:val="single" w:sz="4" w:space="0" w:color="000000"/>
+              <w:bottom w:val="single" w:sz="4" w:space="0" w:color="000000"/>
+              <w:right w:val="single" w:sz="4" w:space="0" w:color="000000"/>
+            </w:tcBorders>
+            <w:vAlign w:val="center"/>
+          </w:tcPr>
+          <w:p>
+            <w:pPr>
+              <w:pStyle w:val="afff3"/>
+              <w:spacing w:line="276" w:lineRule="auto"/>
+              <w:rPr>
+                <w:rStyle w:val="afff2"/>
+                <w:sz w:val="20"/>
+                <w:szCs w:val="18"/>
+              </w:rPr>
+            </w:pPr>
+            <w:r>
+              <w:rPr>
+                <w:rStyle w:val="afff2"/>
+                <w:sz w:val="20"/>
+                <w:szCs w:val="18"/>
+              </w:rPr>
+              <w:t>Создание нового проекта</w:t>
+            </w:r>
+          </w:p>
+        </w:tc>
+        <w:tc>
+          <w:tcPr>
+            <w:tcW w:w="1417" w:type="dxa"/>
+            <w:vMerge w:val="restart"/>
+            <w:tcBorders>
+              <w:top w:val="single" w:sz="4" w:space="0" w:color="000000"/>
+              <w:left w:val="single" w:sz="4" w:space="0" w:color="000000"/>
+              <w:bottom w:val="single" w:sz="4" w:space="0" w:color="000000"/>
+              <w:right w:val="single" w:sz="4" w:space="0" w:color="000000"/>
+            </w:tcBorders>
+            <w:vAlign w:val="center"/>
+          </w:tcPr>
+          <w:p>
+            <w:pPr>
+              <w:pStyle w:val="afff3"/>
+              <w:spacing w:line="276" w:lineRule="auto"/>
+              <w:jc w:val="center"/>
+              <w:rPr>
+                <w:rStyle w:val="afff2"/>
+                <w:sz w:val="20"/>
+                <w:szCs w:val="20"/>
+              </w:rPr>
+            </w:pPr>
+            <w:r>
+              <w:rPr>
+                <w:rStyle w:val="afff2"/>
+                <w:sz w:val="20"/>
+                <w:szCs w:val="20"/>
+              </w:rPr>
+              <w:t>-</w:t>
+            </w:r>
+          </w:p>
+        </w:tc>
+        <w:tc>
+          <w:tcPr>
+            <w:tcW w:w="1134" w:type="dxa"/>
+            <w:vMerge w:val="restart"/>
+            <w:tcBorders>
+              <w:top w:val="single" w:sz="4" w:space="0" w:color="000000"/>
+              <w:left w:val="single" w:sz="4" w:space="0" w:color="000000"/>
+              <w:bottom w:val="single" w:sz="4" w:space="0" w:color="000000"/>
+              <w:right w:val="single" w:sz="4" w:space="0" w:color="000000"/>
+            </w:tcBorders>
+            <w:vAlign w:val="center"/>
+          </w:tcPr>
+          <w:p>
+            <w:pPr>
+              <w:pStyle w:val="afff3"/>
+              <w:spacing w:line="276" w:lineRule="auto"/>
+              <w:jc w:val="center"/>
+              <w:rPr>
+                <w:rStyle w:val="afff2"/>
+                <w:sz w:val="20"/>
+                <w:szCs w:val="20"/>
+              </w:rPr>
+            </w:pPr>
+            <w:r>
+              <w:rPr>
+                <w:rStyle w:val="afff2"/>
+                <w:sz w:val="20"/>
+                <w:szCs w:val="20"/>
+              </w:rPr>
+              <w:t>Х</w:t>
+            </w:r>
+          </w:p>
+        </w:tc>
+        <w:tc>
+          <w:tcPr>
+            <w:tcW w:w="1276" w:type="dxa"/>
+            <w:vMerge w:val="restart"/>
+            <w:tcBorders>
+              <w:top w:val="single" w:sz="4" w:space="0" w:color="000000"/>
+              <w:left w:val="single" w:sz="4" w:space="0" w:color="000000"/>
+              <w:bottom w:val="single" w:sz="4" w:space="0" w:color="000000"/>
+              <w:right w:val="single" w:sz="4" w:space="0" w:color="000000"/>
+            </w:tcBorders>
+            <w:vAlign w:val="center"/>
+          </w:tcPr>
+          <w:p>
+            <w:pPr>
+              <w:pStyle w:val="afff3"/>
+              <w:spacing w:line="276" w:lineRule="auto"/>
+              <w:jc w:val="center"/>
+              <w:rPr>
+                <w:rStyle w:val="afff2"/>
+                <w:sz w:val="20"/>
+                <w:szCs w:val="20"/>
+              </w:rPr>
+            </w:pPr>
+            <w:r>
+              <w:rPr>
+                <w:rStyle w:val="afff2"/>
+                <w:sz w:val="20"/>
+                <w:szCs w:val="20"/>
+              </w:rPr>
+              <w:t>Х</w:t>
+            </w:r>
+          </w:p>
+        </w:tc>
+        <w:tc>
+          <w:tcPr>
+            <w:tcW w:w="992" w:type="dxa"/>
+            <w:vMerge w:val="restart"/>
+            <w:tcBorders>
+              <w:top w:val="single" w:sz="4" w:space="0" w:color="000000"/>
+              <w:left w:val="single" w:sz="4" w:space="0" w:color="000000"/>
+              <w:bottom w:val="single" w:sz="4" w:space="0" w:color="000000"/>
+              <w:right w:val="single" w:sz="4" w:space="0" w:color="000000"/>
+            </w:tcBorders>
+            <w:vAlign w:val="center"/>
+          </w:tcPr>
+          <w:p>
+            <w:pPr>
+              <w:pStyle w:val="afff3"/>
+              <w:spacing w:line="276" w:lineRule="auto"/>
+              <w:jc w:val="center"/>
+              <w:rPr>
+                <w:rStyle w:val="afff2"/>
+                <w:sz w:val="20"/>
+                <w:szCs w:val="20"/>
+              </w:rPr>
+            </w:pPr>
+            <w:r>
+              <w:rPr>
+                <w:rStyle w:val="afff2"/>
+                <w:sz w:val="20"/>
+                <w:szCs w:val="20"/>
+              </w:rPr>
+              <w:t>-</w:t>
+            </w:r>
+          </w:p>
+        </w:tc>
+        <w:tc>
+          <w:tcPr>
+            <w:tcW w:w="993" w:type="dxa"/>
+            <w:vMerge w:val="restart"/>
+            <w:tcBorders>
+              <w:top w:val="single" w:sz="4" w:space="0" w:color="000000"/>
+              <w:left w:val="single" w:sz="4" w:space="0" w:color="000000"/>
+              <w:bottom w:val="single" w:sz="4" w:space="0" w:color="000000"/>
+              <w:right w:val="single" w:sz="4" w:space="0" w:color="000000"/>
+            </w:tcBorders>
+            <w:vAlign w:val="center"/>
+          </w:tcPr>
+          <w:p>
+            <w:pPr>
+              <w:pStyle w:val="afff3"/>
+              <w:spacing w:line="276" w:lineRule="auto"/>
+              <w:jc w:val="center"/>
+              <w:rPr>
+                <w:rStyle w:val="afff2"/>
+                <w:sz w:val="20"/>
+                <w:szCs w:val="20"/>
+              </w:rPr>
+            </w:pPr>
+            <w:r>
+              <w:rPr>
+                <w:rStyle w:val="afff2"/>
+                <w:sz w:val="20"/>
+                <w:szCs w:val="20"/>
+              </w:rPr>
+              <w:t>-</w:t>
+            </w:r>
+          </w:p>
+        </w:tc>
+      </w:tr>
+      <w:tr>
+        <w:trPr>
+          <w:trHeight w:val="264"/>
+        </w:trPr>
+        <w:tc>
+          <w:tcPr>
+            <w:tcW w:w="3543" w:type="dxa"/>
+            <w:vMerge w:val="restart"/>
+            <w:tcBorders>
+              <w:top w:val="single" w:sz="4" w:space="0" w:color="000000"/>
+              <w:left w:val="single" w:sz="4" w:space="0" w:color="000000"/>
+              <w:bottom w:val="single" w:sz="4" w:space="0" w:color="000000"/>
+              <w:right w:val="single" w:sz="4" w:space="0" w:color="000000"/>
+            </w:tcBorders>
+            <w:vAlign w:val="center"/>
+          </w:tcPr>
+          <w:p>
+            <w:pPr>
+              <w:pStyle w:val="afff3"/>
+              <w:spacing w:line="276" w:lineRule="auto"/>
+              <w:rPr>
+                <w:rStyle w:val="afff2"/>
+                <w:sz w:val="20"/>
+                <w:szCs w:val="18"/>
+              </w:rPr>
+            </w:pPr>
+            <w:r>
+              <w:rPr>
+                <w:rStyle w:val="afff2"/>
+                <w:sz w:val="20"/>
+                <w:szCs w:val="18"/>
+              </w:rPr>
+              <w:t>Формирование команды</w:t>
+            </w:r>
+          </w:p>
+        </w:tc>
+        <w:tc>
+          <w:tcPr>
+            <w:tcW w:w="1417" w:type="dxa"/>
+            <w:vMerge w:val="restart"/>
+            <w:tcBorders>
+              <w:top w:val="single" w:sz="4" w:space="0" w:color="000000"/>
+              <w:left w:val="single" w:sz="4" w:space="0" w:color="000000"/>
+              <w:bottom w:val="single" w:sz="4" w:space="0" w:color="000000"/>
+              <w:right w:val="single" w:sz="4" w:space="0" w:color="000000"/>
+            </w:tcBorders>
+            <w:vAlign w:val="center"/>
+          </w:tcPr>
+          <w:p>
+            <w:pPr>
+              <w:pStyle w:val="afff3"/>
+              <w:spacing w:line="276" w:lineRule="auto"/>
+              <w:jc w:val="center"/>
+              <w:rPr>
+                <w:rStyle w:val="afff2"/>
+                <w:sz w:val="20"/>
+                <w:szCs w:val="20"/>
+              </w:rPr>
+            </w:pPr>
+            <w:r>
+              <w:rPr>
+                <w:rStyle w:val="afff2"/>
+                <w:sz w:val="20"/>
+                <w:szCs w:val="20"/>
+              </w:rPr>
+              <w:t>-</w:t>
+            </w:r>
+          </w:p>
+        </w:tc>
+        <w:tc>
+          <w:tcPr>
+            <w:tcW w:w="1134" w:type="dxa"/>
+            <w:vMerge w:val="restart"/>
+            <w:tcBorders>
+              <w:top w:val="single" w:sz="4" w:space="0" w:color="000000"/>
+              <w:left w:val="single" w:sz="4" w:space="0" w:color="000000"/>
+              <w:bottom w:val="single" w:sz="4" w:space="0" w:color="000000"/>
+              <w:right w:val="single" w:sz="4" w:space="0" w:color="000000"/>
+            </w:tcBorders>
+            <w:vAlign w:val="center"/>
+          </w:tcPr>
+          <w:p>
+            <w:pPr>
+              <w:pStyle w:val="afff3"/>
+              <w:spacing w:line="276" w:lineRule="auto"/>
+              <w:jc w:val="center"/>
+              <w:rPr>
+                <w:rStyle w:val="afff2"/>
+                <w:sz w:val="20"/>
+                <w:szCs w:val="20"/>
+              </w:rPr>
+            </w:pPr>
+            <w:r>
+              <w:rPr>
+                <w:rStyle w:val="afff2"/>
+                <w:sz w:val="20"/>
+                <w:szCs w:val="20"/>
+              </w:rPr>
+              <w:t>Х</w:t>
+            </w:r>
+          </w:p>
+        </w:tc>
+        <w:tc>
+          <w:tcPr>
+            <w:tcW w:w="1276" w:type="dxa"/>
+            <w:vMerge w:val="restart"/>
+            <w:tcBorders>
+              <w:top w:val="single" w:sz="4" w:space="0" w:color="000000"/>
+              <w:left w:val="single" w:sz="4" w:space="0" w:color="000000"/>
+              <w:bottom w:val="single" w:sz="4" w:space="0" w:color="000000"/>
+              <w:right w:val="single" w:sz="4" w:space="0" w:color="000000"/>
+            </w:tcBorders>
+            <w:vAlign w:val="center"/>
+          </w:tcPr>
+          <w:p>
+            <w:pPr>
+              <w:pStyle w:val="afff3"/>
+              <w:spacing w:line="276" w:lineRule="auto"/>
+              <w:jc w:val="center"/>
+              <w:rPr>
+                <w:rStyle w:val="afff2"/>
+                <w:sz w:val="20"/>
+                <w:szCs w:val="20"/>
+              </w:rPr>
+            </w:pPr>
+            <w:r>
+              <w:rPr>
+                <w:rStyle w:val="afff2"/>
+                <w:sz w:val="20"/>
+                <w:szCs w:val="20"/>
+              </w:rPr>
+              <w:t>Х</w:t>
+            </w:r>
+          </w:p>
+        </w:tc>
+        <w:tc>
+          <w:tcPr>
+            <w:tcW w:w="992" w:type="dxa"/>
+            <w:vMerge w:val="restart"/>
+            <w:tcBorders>
+              <w:top w:val="single" w:sz="4" w:space="0" w:color="000000"/>
+              <w:left w:val="single" w:sz="4" w:space="0" w:color="000000"/>
+              <w:bottom w:val="single" w:sz="4" w:space="0" w:color="000000"/>
+              <w:right w:val="single" w:sz="4" w:space="0" w:color="000000"/>
+            </w:tcBorders>
+            <w:vAlign w:val="center"/>
+          </w:tcPr>
+          <w:p>
+            <w:pPr>
+              <w:pStyle w:val="afff3"/>
+              <w:spacing w:line="276" w:lineRule="auto"/>
+              <w:jc w:val="center"/>
+              <w:rPr>
+                <w:rStyle w:val="afff2"/>
+                <w:sz w:val="20"/>
+                <w:szCs w:val="20"/>
+              </w:rPr>
+            </w:pPr>
+            <w:r>
+              <w:rPr>
+                <w:rStyle w:val="afff2"/>
+                <w:sz w:val="20"/>
+                <w:szCs w:val="20"/>
+              </w:rPr>
+              <w:t>-</w:t>
+            </w:r>
+          </w:p>
+        </w:tc>
+        <w:tc>
+          <w:tcPr>
+            <w:tcW w:w="993" w:type="dxa"/>
+            <w:vMerge w:val="restart"/>
+            <w:tcBorders>
+              <w:top w:val="single" w:sz="4" w:space="0" w:color="000000"/>
+              <w:left w:val="single" w:sz="4" w:space="0" w:color="000000"/>
+              <w:bottom w:val="single" w:sz="4" w:space="0" w:color="000000"/>
+              <w:right w:val="single" w:sz="4" w:space="0" w:color="000000"/>
+            </w:tcBorders>
+            <w:vAlign w:val="center"/>
+          </w:tcPr>
+          <w:p>
+            <w:pPr>
+              <w:pStyle w:val="afff3"/>
+              <w:spacing w:line="276" w:lineRule="auto"/>
+              <w:jc w:val="center"/>
+              <w:rPr>
+                <w:rStyle w:val="afff2"/>
+                <w:sz w:val="20"/>
+                <w:szCs w:val="20"/>
+              </w:rPr>
+            </w:pPr>
+            <w:r>
+              <w:rPr>
+                <w:rStyle w:val="afff2"/>
+                <w:sz w:val="20"/>
+                <w:szCs w:val="20"/>
+              </w:rPr>
+              <w:t>-</w:t>
+            </w:r>
+          </w:p>
+        </w:tc>
+      </w:tr>
+      <w:tr>
+        <w:trPr>
+          <w:trHeight w:val="264"/>
+        </w:trPr>
+        <w:tc>
+          <w:tcPr>
+            <w:tcW w:w="3543" w:type="dxa"/>
+            <w:vMerge w:val="restart"/>
+            <w:tcBorders>
+              <w:top w:val="single" w:sz="4" w:space="0" w:color="000000"/>
+              <w:left w:val="single" w:sz="4" w:space="0" w:color="000000"/>
+              <w:bottom w:val="single" w:sz="4" w:space="0" w:color="000000"/>
+              <w:right w:val="single" w:sz="4" w:space="0" w:color="000000"/>
+            </w:tcBorders>
+            <w:vAlign w:val="center"/>
+          </w:tcPr>
+          <w:p>
+            <w:pPr>
+              <w:pStyle w:val="afff3"/>
+              <w:spacing w:line="276" w:lineRule="auto"/>
+              <w:rPr>
+                <w:rStyle w:val="afff2"/>
+                <w:sz w:val="20"/>
+                <w:szCs w:val="18"/>
+              </w:rPr>
+            </w:pPr>
+            <w:r>
+              <w:rPr>
+                <w:rStyle w:val="afff2"/>
+                <w:sz w:val="20"/>
+                <w:szCs w:val="18"/>
+              </w:rPr>
+              <w:t>Назначение новой задачи участнику</w:t>
+            </w:r>
+          </w:p>
+        </w:tc>
+        <w:tc>
+          <w:tcPr>
+            <w:tcW w:w="1417" w:type="dxa"/>
+            <w:vMerge w:val="restart"/>
+            <w:tcBorders>
+              <w:top w:val="single" w:sz="4" w:space="0" w:color="000000"/>
+              <w:left w:val="single" w:sz="4" w:space="0" w:color="000000"/>
+              <w:bottom w:val="single" w:sz="4" w:space="0" w:color="000000"/>
+              <w:right w:val="single" w:sz="4" w:space="0" w:color="000000"/>
+            </w:tcBorders>
+            <w:vAlign w:val="center"/>
+          </w:tcPr>
+          <w:p>
+            <w:pPr>
+              <w:pStyle w:val="afff3"/>
+              <w:spacing w:line="276" w:lineRule="auto"/>
+              <w:jc w:val="center"/>
+              <w:rPr>
+                <w:rStyle w:val="afff2"/>
+                <w:sz w:val="20"/>
+                <w:szCs w:val="20"/>
+              </w:rPr>
+            </w:pPr>
+            <w:r>
+              <w:rPr>
+                <w:rStyle w:val="afff2"/>
+                <w:sz w:val="20"/>
+                <w:szCs w:val="20"/>
+              </w:rPr>
+              <w:t>-</w:t>
+            </w:r>
+          </w:p>
+        </w:tc>
+        <w:tc>
+          <w:tcPr>
+            <w:tcW w:w="1134" w:type="dxa"/>
+            <w:vMerge w:val="restart"/>
+            <w:tcBorders>
+              <w:top w:val="single" w:sz="4" w:space="0" w:color="000000"/>
+              <w:left w:val="single" w:sz="4" w:space="0" w:color="000000"/>
+              <w:bottom w:val="single" w:sz="4" w:space="0" w:color="000000"/>
+              <w:right w:val="single" w:sz="4" w:space="0" w:color="000000"/>
+            </w:tcBorders>
+            <w:vAlign w:val="center"/>
+          </w:tcPr>
+          <w:p>
+            <w:pPr>
+              <w:pStyle w:val="afff3"/>
+              <w:spacing w:line="276" w:lineRule="auto"/>
+              <w:jc w:val="center"/>
+              <w:rPr>
+                <w:rStyle w:val="afff2"/>
+                <w:sz w:val="20"/>
+                <w:szCs w:val="20"/>
+              </w:rPr>
+            </w:pPr>
+            <w:r>
+              <w:rPr>
+                <w:rStyle w:val="afff2"/>
+                <w:sz w:val="20"/>
+                <w:szCs w:val="20"/>
+              </w:rPr>
+              <w:t>Х</w:t>
+            </w:r>
+          </w:p>
+        </w:tc>
+        <w:tc>
+          <w:tcPr>
+            <w:tcW w:w="1276" w:type="dxa"/>
+            <w:vMerge w:val="restart"/>
+            <w:tcBorders>
+              <w:top w:val="single" w:sz="4" w:space="0" w:color="000000"/>
+              <w:left w:val="single" w:sz="4" w:space="0" w:color="000000"/>
+              <w:bottom w:val="single" w:sz="4" w:space="0" w:color="000000"/>
+              <w:right w:val="single" w:sz="4" w:space="0" w:color="000000"/>
+            </w:tcBorders>
+            <w:vAlign w:val="center"/>
+          </w:tcPr>
+          <w:p>
+            <w:pPr>
+              <w:pStyle w:val="afff3"/>
+              <w:spacing w:line="276" w:lineRule="auto"/>
+              <w:jc w:val="center"/>
+              <w:rPr>
+                <w:rStyle w:val="afff2"/>
+                <w:sz w:val="20"/>
+                <w:szCs w:val="20"/>
+              </w:rPr>
+            </w:pPr>
+            <w:r>
+              <w:rPr>
+                <w:rStyle w:val="afff2"/>
+                <w:sz w:val="20"/>
+                <w:szCs w:val="20"/>
+              </w:rPr>
+              <w:t>Х</w:t>
+            </w:r>
+          </w:p>
+        </w:tc>
+        <w:tc>
+          <w:tcPr>
+            <w:tcW w:w="992" w:type="dxa"/>
+            <w:vMerge w:val="restart"/>
+            <w:tcBorders>
+              <w:top w:val="single" w:sz="4" w:space="0" w:color="000000"/>
+              <w:left w:val="single" w:sz="4" w:space="0" w:color="000000"/>
+              <w:bottom w:val="single" w:sz="4" w:space="0" w:color="000000"/>
+              <w:right w:val="single" w:sz="4" w:space="0" w:color="000000"/>
+            </w:tcBorders>
+            <w:vAlign w:val="center"/>
+          </w:tcPr>
+          <w:p>
+            <w:pPr>
+              <w:pStyle w:val="afff3"/>
+              <w:spacing w:line="276" w:lineRule="auto"/>
+              <w:jc w:val="center"/>
+              <w:rPr>
+                <w:rStyle w:val="afff2"/>
+                <w:sz w:val="20"/>
+                <w:szCs w:val="20"/>
+              </w:rPr>
+            </w:pPr>
+            <w:r>
+              <w:rPr>
+                <w:rStyle w:val="afff2"/>
+                <w:sz w:val="20"/>
+                <w:szCs w:val="20"/>
+              </w:rPr>
+              <w:t>-</w:t>
+            </w:r>
+          </w:p>
+        </w:tc>
+        <w:tc>
+          <w:tcPr>
+            <w:tcW w:w="993" w:type="dxa"/>
+            <w:vMerge w:val="restart"/>
+            <w:tcBorders>
+              <w:top w:val="single" w:sz="4" w:space="0" w:color="000000"/>
+              <w:left w:val="single" w:sz="4" w:space="0" w:color="000000"/>
+              <w:bottom w:val="single" w:sz="4" w:space="0" w:color="000000"/>
+              <w:right w:val="single" w:sz="4" w:space="0" w:color="000000"/>
+            </w:tcBorders>
+            <w:vAlign w:val="center"/>
+          </w:tcPr>
+          <w:p>
+            <w:pPr>
+              <w:pStyle w:val="afff3"/>
+              <w:spacing w:line="276" w:lineRule="auto"/>
+              <w:jc w:val="center"/>
+              <w:rPr>
+                <w:rStyle w:val="afff2"/>
+                <w:sz w:val="20"/>
+                <w:szCs w:val="20"/>
+              </w:rPr>
+            </w:pPr>
+            <w:r>
+              <w:rPr>
+                <w:rStyle w:val="afff2"/>
+                <w:sz w:val="20"/>
+                <w:szCs w:val="20"/>
+              </w:rPr>
+              <w:t>-</w:t>
+            </w:r>
+          </w:p>
+        </w:tc>
+      </w:tr>
+      <w:tr>
+        <w:trPr>
+          <w:trHeight w:val="264"/>
+        </w:trPr>
+        <w:tc>
+          <w:tcPr>
+            <w:tcW w:w="3543" w:type="dxa"/>
+            <w:vMerge w:val="restart"/>
+            <w:tcBorders>
+              <w:top w:val="single" w:sz="4" w:space="0" w:color="000000"/>
+              <w:left w:val="single" w:sz="4" w:space="0" w:color="000000"/>
+              <w:bottom w:val="single" w:sz="4" w:space="0" w:color="000000"/>
+              <w:right w:val="single" w:sz="4" w:space="0" w:color="000000"/>
+            </w:tcBorders>
+            <w:vAlign w:val="center"/>
+          </w:tcPr>
+          <w:p>
+            <w:pPr>
+              <w:pStyle w:val="afff3"/>
+              <w:spacing w:line="276" w:lineRule="auto"/>
+              <w:rPr>
+                <w:rStyle w:val="afff2"/>
+                <w:sz w:val="20"/>
+                <w:szCs w:val="18"/>
+              </w:rPr>
+            </w:pPr>
+            <w:r>
+              <w:rPr>
+                <w:rStyle w:val="afff2"/>
+                <w:sz w:val="20"/>
+                <w:szCs w:val="18"/>
+              </w:rPr>
+              <w:t>Изменение статуса задачи</w:t>
+            </w:r>
+          </w:p>
+        </w:tc>
+        <w:tc>
+          <w:tcPr>
+            <w:tcW w:w="1417" w:type="dxa"/>
+            <w:vMerge w:val="restart"/>
+            <w:tcBorders>
+              <w:top w:val="single" w:sz="4" w:space="0" w:color="000000"/>
+              <w:left w:val="single" w:sz="4" w:space="0" w:color="000000"/>
+              <w:bottom w:val="single" w:sz="4" w:space="0" w:color="000000"/>
+              <w:right w:val="single" w:sz="4" w:space="0" w:color="000000"/>
+            </w:tcBorders>
+            <w:vAlign w:val="center"/>
+          </w:tcPr>
+          <w:p>
+            <w:pPr>
+              <w:pStyle w:val="afff3"/>
+              <w:spacing w:line="276" w:lineRule="auto"/>
+              <w:jc w:val="center"/>
+              <w:rPr>
+                <w:rStyle w:val="afff2"/>
+                <w:sz w:val="20"/>
+                <w:szCs w:val="20"/>
+              </w:rPr>
+            </w:pPr>
+            <w:r>
+              <w:rPr>
+                <w:rStyle w:val="afff2"/>
+                <w:sz w:val="20"/>
+                <w:szCs w:val="20"/>
+              </w:rPr>
+              <w:t>-</w:t>
+            </w:r>
+          </w:p>
+        </w:tc>
+        <w:tc>
+          <w:tcPr>
+            <w:tcW w:w="1134" w:type="dxa"/>
+            <w:vMerge w:val="restart"/>
+            <w:tcBorders>
+              <w:top w:val="single" w:sz="4" w:space="0" w:color="000000"/>
+              <w:left w:val="single" w:sz="4" w:space="0" w:color="000000"/>
+              <w:bottom w:val="single" w:sz="4" w:space="0" w:color="000000"/>
+              <w:right w:val="single" w:sz="4" w:space="0" w:color="000000"/>
+            </w:tcBorders>
+            <w:vAlign w:val="center"/>
+          </w:tcPr>
+          <w:p>
+            <w:pPr>
+              <w:pStyle w:val="afff3"/>
+              <w:spacing w:line="276" w:lineRule="auto"/>
+              <w:jc w:val="center"/>
+              <w:rPr>
+                <w:rStyle w:val="afff2"/>
+                <w:sz w:val="20"/>
+                <w:szCs w:val="20"/>
+              </w:rPr>
+            </w:pPr>
+            <w:r>
+              <w:rPr>
+                <w:rStyle w:val="afff2"/>
+                <w:sz w:val="20"/>
+                <w:szCs w:val="20"/>
+              </w:rPr>
+              <w:t>Х</w:t>
+            </w:r>
+          </w:p>
+        </w:tc>
+        <w:tc>
+          <w:tcPr>
+            <w:tcW w:w="1276" w:type="dxa"/>
+            <w:vMerge w:val="restart"/>
+            <w:tcBorders>
+              <w:top w:val="single" w:sz="4" w:space="0" w:color="000000"/>
+              <w:left w:val="single" w:sz="4" w:space="0" w:color="000000"/>
+              <w:bottom w:val="single" w:sz="4" w:space="0" w:color="000000"/>
+              <w:right w:val="single" w:sz="4" w:space="0" w:color="000000"/>
+            </w:tcBorders>
+            <w:vAlign w:val="center"/>
+          </w:tcPr>
+          <w:p>
+            <w:pPr>
+              <w:pStyle w:val="afff3"/>
+              <w:spacing w:line="276" w:lineRule="auto"/>
+              <w:jc w:val="center"/>
+              <w:rPr>
+                <w:rStyle w:val="afff2"/>
+                <w:sz w:val="20"/>
+                <w:szCs w:val="20"/>
+              </w:rPr>
+            </w:pPr>
+            <w:r>
+              <w:rPr>
+                <w:rStyle w:val="afff2"/>
+                <w:sz w:val="20"/>
+                <w:szCs w:val="20"/>
+              </w:rPr>
+              <w:t>Х</w:t>
+            </w:r>
+          </w:p>
+        </w:tc>
+        <w:tc>
+          <w:tcPr>
+            <w:tcW w:w="992" w:type="dxa"/>
+            <w:vMerge w:val="restart"/>
+            <w:tcBorders>
+              <w:top w:val="single" w:sz="4" w:space="0" w:color="000000"/>
+              <w:left w:val="single" w:sz="4" w:space="0" w:color="000000"/>
+              <w:bottom w:val="single" w:sz="4" w:space="0" w:color="000000"/>
+              <w:right w:val="single" w:sz="4" w:space="0" w:color="000000"/>
+            </w:tcBorders>
+            <w:vAlign w:val="center"/>
+          </w:tcPr>
+          <w:p>
+            <w:pPr>
+              <w:pStyle w:val="afff3"/>
+              <w:spacing w:line="276" w:lineRule="auto"/>
+              <w:jc w:val="center"/>
+              <w:rPr>
+                <w:rStyle w:val="afff2"/>
+                <w:sz w:val="20"/>
+                <w:szCs w:val="20"/>
+              </w:rPr>
+            </w:pPr>
+            <w:r>
+              <w:rPr>
+                <w:rStyle w:val="afff2"/>
+                <w:sz w:val="20"/>
+                <w:szCs w:val="20"/>
+              </w:rPr>
+              <w:t>-</w:t>
+            </w:r>
+          </w:p>
+        </w:tc>
+        <w:tc>
+          <w:tcPr>
+            <w:tcW w:w="993" w:type="dxa"/>
+            <w:vMerge w:val="restart"/>
+            <w:tcBorders>
+              <w:top w:val="single" w:sz="4" w:space="0" w:color="000000"/>
+              <w:left w:val="single" w:sz="4" w:space="0" w:color="000000"/>
+              <w:bottom w:val="single" w:sz="4" w:space="0" w:color="000000"/>
+              <w:right w:val="single" w:sz="4" w:space="0" w:color="000000"/>
+            </w:tcBorders>
+            <w:vAlign w:val="center"/>
+          </w:tcPr>
+          <w:p>
+            <w:pPr>
+              <w:pStyle w:val="afff3"/>
+              <w:spacing w:line="276" w:lineRule="auto"/>
+              <w:jc w:val="center"/>
+              <w:rPr>
+                <w:rStyle w:val="afff2"/>
+                <w:sz w:val="20"/>
+                <w:szCs w:val="20"/>
+              </w:rPr>
+            </w:pPr>
+            <w:r>
+              <w:rPr>
+                <w:rStyle w:val="afff2"/>
+                <w:sz w:val="20"/>
+                <w:szCs w:val="20"/>
+              </w:rPr>
+              <w:t>-</w:t>
+            </w:r>
+          </w:p>
+        </w:tc>
+      </w:tr>
+      <w:tr>
+        <w:trPr>
+          <w:trHeight w:val="264"/>
+        </w:trPr>
+        <w:tc>
+          <w:tcPr>
+            <w:tcW w:w="3543" w:type="dxa"/>
+            <w:vMerge w:val="restart"/>
+            <w:tcBorders>
+              <w:top w:val="single" w:sz="4" w:space="0" w:color="000000"/>
+              <w:left w:val="single" w:sz="4" w:space="0" w:color="000000"/>
+              <w:bottom w:val="single" w:sz="4" w:space="0" w:color="000000"/>
+              <w:right w:val="single" w:sz="4" w:space="0" w:color="000000"/>
+            </w:tcBorders>
+            <w:vAlign w:val="center"/>
+          </w:tcPr>
+          <w:p>
+            <w:pPr>
+              <w:pStyle w:val="afff3"/>
+              <w:spacing w:line="276" w:lineRule="auto"/>
+              <w:rPr>
+                <w:rStyle w:val="afff2"/>
+                <w:sz w:val="20"/>
+                <w:szCs w:val="18"/>
+              </w:rPr>
+            </w:pPr>
+            <w:r>
+              <w:rPr>
+                <w:rStyle w:val="afff2"/>
+                <w:sz w:val="20"/>
+                <w:szCs w:val="18"/>
+              </w:rPr>
+              <w:t>Отслеживание прогресса по проекту</w:t>
+            </w:r>
+          </w:p>
+        </w:tc>
+        <w:tc>
+          <w:tcPr>
+            <w:tcW w:w="1417" w:type="dxa"/>
+            <w:vMerge w:val="restart"/>
+            <w:tcBorders>
+              <w:top w:val="single" w:sz="4" w:space="0" w:color="000000"/>
+              <w:left w:val="single" w:sz="4" w:space="0" w:color="000000"/>
+              <w:bottom w:val="single" w:sz="4" w:space="0" w:color="000000"/>
+              <w:right w:val="single" w:sz="4" w:space="0" w:color="000000"/>
+            </w:tcBorders>
+            <w:vAlign w:val="center"/>
+          </w:tcPr>
+          <w:p>
+            <w:pPr>
+              <w:pStyle w:val="afff3"/>
+              <w:spacing w:line="276" w:lineRule="auto"/>
+              <w:jc w:val="center"/>
+              <w:rPr>
+                <w:rStyle w:val="afff2"/>
+                <w:sz w:val="20"/>
+                <w:szCs w:val="20"/>
+              </w:rPr>
+            </w:pPr>
+            <w:r>
+              <w:rPr>
+                <w:rStyle w:val="afff2"/>
+                <w:sz w:val="20"/>
+                <w:szCs w:val="20"/>
+              </w:rPr>
+              <w:t>-</w:t>
+            </w:r>
+          </w:p>
+        </w:tc>
+        <w:tc>
+          <w:tcPr>
+            <w:tcW w:w="1134" w:type="dxa"/>
+            <w:vMerge w:val="restart"/>
+            <w:tcBorders>
+              <w:top w:val="single" w:sz="4" w:space="0" w:color="000000"/>
+              <w:left w:val="single" w:sz="4" w:space="0" w:color="000000"/>
+              <w:bottom w:val="single" w:sz="4" w:space="0" w:color="000000"/>
+              <w:right w:val="single" w:sz="4" w:space="0" w:color="000000"/>
+            </w:tcBorders>
+            <w:vAlign w:val="center"/>
+          </w:tcPr>
+          <w:p>
+            <w:pPr>
+              <w:pStyle w:val="afff3"/>
+              <w:spacing w:line="276" w:lineRule="auto"/>
+              <w:jc w:val="center"/>
+              <w:rPr>
+                <w:rStyle w:val="afff2"/>
+                <w:sz w:val="20"/>
+                <w:szCs w:val="20"/>
+              </w:rPr>
+            </w:pPr>
+            <w:r>
+              <w:rPr>
+                <w:rStyle w:val="afff2"/>
+                <w:sz w:val="20"/>
+                <w:szCs w:val="20"/>
+              </w:rPr>
+              <w:t>Х</w:t>
+            </w:r>
+          </w:p>
+        </w:tc>
+        <w:tc>
+          <w:tcPr>
+            <w:tcW w:w="1276" w:type="dxa"/>
+            <w:vMerge w:val="restart"/>
+            <w:tcBorders>
+              <w:top w:val="single" w:sz="4" w:space="0" w:color="000000"/>
+              <w:left w:val="single" w:sz="4" w:space="0" w:color="000000"/>
+              <w:bottom w:val="single" w:sz="4" w:space="0" w:color="000000"/>
+              <w:right w:val="single" w:sz="4" w:space="0" w:color="000000"/>
+            </w:tcBorders>
+            <w:vAlign w:val="center"/>
+          </w:tcPr>
+          <w:p>
+            <w:pPr>
+              <w:pStyle w:val="afff3"/>
+              <w:spacing w:line="276" w:lineRule="auto"/>
+              <w:jc w:val="center"/>
+              <w:rPr>
+                <w:rStyle w:val="afff2"/>
+                <w:sz w:val="20"/>
+                <w:szCs w:val="20"/>
+              </w:rPr>
+            </w:pPr>
+            <w:r>
+              <w:rPr>
+                <w:rStyle w:val="afff2"/>
+                <w:sz w:val="20"/>
+                <w:szCs w:val="20"/>
+              </w:rPr>
+              <w:t>Х</w:t>
+            </w:r>
+          </w:p>
+        </w:tc>
+        <w:tc>
+          <w:tcPr>
+            <w:tcW w:w="992" w:type="dxa"/>
+            <w:vMerge w:val="restart"/>
+            <w:tcBorders>
+              <w:top w:val="single" w:sz="4" w:space="0" w:color="000000"/>
+              <w:left w:val="single" w:sz="4" w:space="0" w:color="000000"/>
+              <w:bottom w:val="single" w:sz="4" w:space="0" w:color="000000"/>
+              <w:right w:val="single" w:sz="4" w:space="0" w:color="000000"/>
+            </w:tcBorders>
+            <w:vAlign w:val="center"/>
+          </w:tcPr>
+          <w:p>
+            <w:pPr>
+              <w:pStyle w:val="afff3"/>
+              <w:spacing w:line="276" w:lineRule="auto"/>
+              <w:jc w:val="center"/>
+              <w:rPr>
+                <w:rStyle w:val="afff2"/>
+                <w:sz w:val="20"/>
+                <w:szCs w:val="20"/>
+              </w:rPr>
+            </w:pPr>
+            <w:r>
+              <w:rPr>
+                <w:rStyle w:val="afff2"/>
+                <w:sz w:val="20"/>
+                <w:szCs w:val="20"/>
+              </w:rPr>
+              <w:t>Х</w:t>
+            </w:r>
+          </w:p>
+        </w:tc>
+        <w:tc>
+          <w:tcPr>
+            <w:tcW w:w="993" w:type="dxa"/>
+            <w:vMerge w:val="restart"/>
+            <w:tcBorders>
+              <w:top w:val="single" w:sz="4" w:space="0" w:color="000000"/>
+              <w:left w:val="single" w:sz="4" w:space="0" w:color="000000"/>
+              <w:bottom w:val="single" w:sz="4" w:space="0" w:color="000000"/>
+              <w:right w:val="single" w:sz="4" w:space="0" w:color="000000"/>
+            </w:tcBorders>
+            <w:vAlign w:val="center"/>
+          </w:tcPr>
+          <w:p>
+            <w:pPr>
+              <w:pStyle w:val="afff3"/>
+              <w:spacing w:line="276" w:lineRule="auto"/>
+              <w:jc w:val="center"/>
+              <w:rPr>
+                <w:rStyle w:val="afff2"/>
+                <w:sz w:val="20"/>
+                <w:szCs w:val="20"/>
+              </w:rPr>
+            </w:pPr>
+            <w:r>
+              <w:rPr>
+                <w:rStyle w:val="afff2"/>
+                <w:sz w:val="20"/>
+                <w:szCs w:val="20"/>
+              </w:rPr>
+              <w:t>Х</w:t>
+            </w:r>
+          </w:p>
+        </w:tc>
+      </w:tr>
+      <w:tr>
+        <w:trPr>
+          <w:trHeight w:val="264"/>
+        </w:trPr>
+        <w:tc>
+          <w:tcPr>
+            <w:tcW w:w="3543" w:type="dxa"/>
+            <w:vMerge w:val="restart"/>
+            <w:tcBorders>
+              <w:top w:val="single" w:sz="4" w:space="0" w:color="000000"/>
+              <w:left w:val="single" w:sz="4" w:space="0" w:color="000000"/>
+              <w:bottom w:val="single" w:sz="4" w:space="0" w:color="000000"/>
+              <w:right w:val="single" w:sz="4" w:space="0" w:color="000000"/>
+            </w:tcBorders>
+            <w:vAlign w:val="center"/>
+          </w:tcPr>
+          <w:p>
+            <w:pPr>
+              <w:pStyle w:val="afff3"/>
+              <w:spacing w:line="276" w:lineRule="auto"/>
+              <w:rPr>
+                <w:rStyle w:val="afff2"/>
+                <w:sz w:val="20"/>
+                <w:szCs w:val="18"/>
+              </w:rPr>
+            </w:pPr>
+            <w:r>
+              <w:rPr>
+                <w:rStyle w:val="afff2"/>
+                <w:sz w:val="20"/>
+                <w:szCs w:val="18"/>
+              </w:rPr>
+              <w:t>Просмотр назначенных проектов и задач</w:t>
+            </w:r>
+          </w:p>
+        </w:tc>
+        <w:tc>
+          <w:tcPr>
+            <w:tcW w:w="1417" w:type="dxa"/>
+            <w:vMerge w:val="restart"/>
+            <w:tcBorders>
+              <w:top w:val="single" w:sz="4" w:space="0" w:color="000000"/>
+              <w:left w:val="single" w:sz="4" w:space="0" w:color="000000"/>
+              <w:bottom w:val="single" w:sz="4" w:space="0" w:color="000000"/>
+              <w:right w:val="single" w:sz="4" w:space="0" w:color="000000"/>
+            </w:tcBorders>
+            <w:vAlign w:val="center"/>
+          </w:tcPr>
+          <w:p>
+            <w:pPr>
+              <w:pStyle w:val="afff3"/>
+              <w:spacing w:line="276" w:lineRule="auto"/>
+              <w:jc w:val="center"/>
+              <w:rPr>
+                <w:rStyle w:val="afff2"/>
+                <w:sz w:val="20"/>
+                <w:szCs w:val="20"/>
+              </w:rPr>
+            </w:pPr>
+            <w:r>
+              <w:rPr>
+                <w:rStyle w:val="afff2"/>
+                <w:sz w:val="20"/>
+                <w:szCs w:val="20"/>
+              </w:rPr>
+              <w:t>-</w:t>
+            </w:r>
+          </w:p>
+        </w:tc>
+        <w:tc>
+          <w:tcPr>
+            <w:tcW w:w="1134" w:type="dxa"/>
+            <w:vMerge w:val="restart"/>
+            <w:tcBorders>
+              <w:top w:val="single" w:sz="4" w:space="0" w:color="000000"/>
+              <w:left w:val="single" w:sz="4" w:space="0" w:color="000000"/>
+              <w:bottom w:val="single" w:sz="4" w:space="0" w:color="000000"/>
+              <w:right w:val="single" w:sz="4" w:space="0" w:color="000000"/>
+            </w:tcBorders>
+            <w:vAlign w:val="center"/>
+          </w:tcPr>
+          <w:p>
+            <w:pPr>
+              <w:pStyle w:val="afff3"/>
+              <w:spacing w:line="276" w:lineRule="auto"/>
+              <w:jc w:val="center"/>
+              <w:rPr>
+                <w:rStyle w:val="afff2"/>
+                <w:sz w:val="20"/>
+                <w:szCs w:val="20"/>
+              </w:rPr>
+            </w:pPr>
+            <w:r>
+              <w:rPr>
+                <w:rStyle w:val="afff2"/>
+                <w:sz w:val="20"/>
+                <w:szCs w:val="20"/>
+              </w:rPr>
+              <w:t>Х</w:t>
+            </w:r>
+          </w:p>
+        </w:tc>
+        <w:tc>
+          <w:tcPr>
+            <w:tcW w:w="1276" w:type="dxa"/>
+            <w:vMerge w:val="restart"/>
+            <w:tcBorders>
+              <w:top w:val="single" w:sz="4" w:space="0" w:color="000000"/>
+              <w:left w:val="single" w:sz="4" w:space="0" w:color="000000"/>
+              <w:bottom w:val="single" w:sz="4" w:space="0" w:color="000000"/>
+              <w:right w:val="single" w:sz="4" w:space="0" w:color="000000"/>
+            </w:tcBorders>
+            <w:vAlign w:val="center"/>
+          </w:tcPr>
+          <w:p>
+            <w:pPr>
+              <w:pStyle w:val="afff3"/>
+              <w:spacing w:line="276" w:lineRule="auto"/>
+              <w:jc w:val="center"/>
+              <w:rPr>
+                <w:rStyle w:val="afff2"/>
+                <w:sz w:val="20"/>
+                <w:szCs w:val="20"/>
+              </w:rPr>
+            </w:pPr>
+            <w:r>
+              <w:rPr>
+                <w:rStyle w:val="afff2"/>
+                <w:sz w:val="20"/>
+                <w:szCs w:val="20"/>
+              </w:rPr>
+              <w:t>Х</w:t>
+            </w:r>
+          </w:p>
+        </w:tc>
+        <w:tc>
+          <w:tcPr>
+            <w:tcW w:w="992" w:type="dxa"/>
+            <w:vMerge w:val="restart"/>
+            <w:tcBorders>
+              <w:top w:val="single" w:sz="4" w:space="0" w:color="000000"/>
+              <w:left w:val="single" w:sz="4" w:space="0" w:color="000000"/>
+              <w:bottom w:val="single" w:sz="4" w:space="0" w:color="000000"/>
+              <w:right w:val="single" w:sz="4" w:space="0" w:color="000000"/>
+            </w:tcBorders>
+            <w:vAlign w:val="center"/>
+          </w:tcPr>
+          <w:p>
+            <w:pPr>
+              <w:pStyle w:val="afff3"/>
+              <w:spacing w:line="276" w:lineRule="auto"/>
+              <w:jc w:val="center"/>
+              <w:rPr>
+                <w:rStyle w:val="afff2"/>
+                <w:sz w:val="20"/>
+                <w:szCs w:val="20"/>
+              </w:rPr>
+            </w:pPr>
+            <w:r>
+              <w:rPr>
+                <w:rStyle w:val="afff2"/>
+                <w:sz w:val="20"/>
+                <w:szCs w:val="20"/>
+              </w:rPr>
+              <w:t>Х</w:t>
+            </w:r>
+          </w:p>
+        </w:tc>
+        <w:tc>
+          <w:tcPr>
+            <w:tcW w:w="993" w:type="dxa"/>
+            <w:vMerge w:val="restart"/>
+            <w:tcBorders>
+              <w:top w:val="single" w:sz="4" w:space="0" w:color="000000"/>
+              <w:left w:val="single" w:sz="4" w:space="0" w:color="000000"/>
+              <w:bottom w:val="single" w:sz="4" w:space="0" w:color="000000"/>
+              <w:right w:val="single" w:sz="4" w:space="0" w:color="000000"/>
+            </w:tcBorders>
+            <w:vAlign w:val="center"/>
+          </w:tcPr>
+          <w:p>
+            <w:pPr>
+              <w:pStyle w:val="afff3"/>
+              <w:spacing w:line="276" w:lineRule="auto"/>
+              <w:jc w:val="center"/>
+              <w:rPr>
+                <w:rStyle w:val="afff2"/>
+                <w:sz w:val="20"/>
+                <w:szCs w:val="20"/>
+              </w:rPr>
+            </w:pPr>
+            <w:r>
+              <w:rPr>
+                <w:rStyle w:val="afff2"/>
+                <w:sz w:val="20"/>
+                <w:szCs w:val="20"/>
+              </w:rPr>
+              <w:t>-</w:t>
+            </w:r>
+          </w:p>
+        </w:tc>
+      </w:tr>
+      <w:tr>
+        <w:trPr>
+          <w:trHeight w:val="264"/>
+        </w:trPr>
+        <w:tc>
+          <w:tcPr>
+            <w:tcW w:w="3543" w:type="dxa"/>
+            <w:vMerge w:val="restart"/>
+            <w:tcBorders>
+              <w:top w:val="single" w:sz="4" w:space="0" w:color="000000"/>
+              <w:left w:val="single" w:sz="4" w:space="0" w:color="000000"/>
+              <w:bottom w:val="single" w:sz="4" w:space="0" w:color="000000"/>
+              <w:right w:val="single" w:sz="4" w:space="0" w:color="000000"/>
+            </w:tcBorders>
+            <w:vAlign w:val="center"/>
+          </w:tcPr>
+          <w:p>
+            <w:pPr>
+              <w:pStyle w:val="afff3"/>
+              <w:spacing w:line="276" w:lineRule="auto"/>
+              <w:rPr>
+                <w:rStyle w:val="afff2"/>
+                <w:sz w:val="20"/>
+                <w:szCs w:val="18"/>
+              </w:rPr>
+            </w:pPr>
+            <w:r>
+              <w:rPr>
+                <w:rStyle w:val="afff2"/>
+                <w:sz w:val="20"/>
+                <w:szCs w:val="18"/>
+              </w:rPr>
+              <w:t>Изменение статуса собственной задач</w:t>
+            </w:r>
+          </w:p>
+        </w:tc>
+        <w:tc>
+          <w:tcPr>
+            <w:tcW w:w="1417" w:type="dxa"/>
+            <w:vMerge w:val="restart"/>
+            <w:tcBorders>
+              <w:top w:val="single" w:sz="4" w:space="0" w:color="000000"/>
+              <w:left w:val="single" w:sz="4" w:space="0" w:color="000000"/>
+              <w:bottom w:val="single" w:sz="4" w:space="0" w:color="000000"/>
+              <w:right w:val="single" w:sz="4" w:space="0" w:color="000000"/>
+            </w:tcBorders>
+            <w:vAlign w:val="center"/>
+          </w:tcPr>
+          <w:p>
+            <w:pPr>
+              <w:pStyle w:val="afff3"/>
+              <w:spacing w:line="276" w:lineRule="auto"/>
+              <w:jc w:val="center"/>
+              <w:rPr>
+                <w:rStyle w:val="afff2"/>
+                <w:sz w:val="20"/>
+                <w:szCs w:val="20"/>
+              </w:rPr>
+            </w:pPr>
+            <w:r>
+              <w:rPr>
+                <w:rStyle w:val="afff2"/>
+                <w:sz w:val="20"/>
+                <w:szCs w:val="20"/>
+              </w:rPr>
+              <w:t>-</w:t>
+            </w:r>
+          </w:p>
+        </w:tc>
+        <w:tc>
+          <w:tcPr>
+            <w:tcW w:w="1134" w:type="dxa"/>
+            <w:vMerge w:val="restart"/>
+            <w:tcBorders>
+              <w:top w:val="single" w:sz="4" w:space="0" w:color="000000"/>
+              <w:left w:val="single" w:sz="4" w:space="0" w:color="000000"/>
+              <w:bottom w:val="single" w:sz="4" w:space="0" w:color="000000"/>
+              <w:right w:val="single" w:sz="4" w:space="0" w:color="000000"/>
+            </w:tcBorders>
+            <w:vAlign w:val="center"/>
+          </w:tcPr>
+          <w:p>
+            <w:pPr>
+              <w:pStyle w:val="afff3"/>
+              <w:spacing w:line="276" w:lineRule="auto"/>
+              <w:jc w:val="center"/>
+              <w:rPr>
+                <w:rStyle w:val="afff2"/>
+                <w:sz w:val="20"/>
+                <w:szCs w:val="20"/>
+              </w:rPr>
+            </w:pPr>
+            <w:r>
+              <w:rPr>
+                <w:rStyle w:val="afff2"/>
+                <w:sz w:val="20"/>
+                <w:szCs w:val="20"/>
+              </w:rPr>
+              <w:t>Х</w:t>
+            </w:r>
+          </w:p>
+        </w:tc>
+        <w:tc>
+          <w:tcPr>
+            <w:tcW w:w="1276" w:type="dxa"/>
+            <w:vMerge w:val="restart"/>
+            <w:tcBorders>
+              <w:top w:val="single" w:sz="4" w:space="0" w:color="000000"/>
+              <w:left w:val="single" w:sz="4" w:space="0" w:color="000000"/>
+              <w:bottom w:val="single" w:sz="4" w:space="0" w:color="000000"/>
+              <w:right w:val="single" w:sz="4" w:space="0" w:color="000000"/>
+            </w:tcBorders>
+            <w:vAlign w:val="center"/>
+          </w:tcPr>
+          <w:p>
+            <w:pPr>
+              <w:pStyle w:val="afff3"/>
+              <w:spacing w:line="276" w:lineRule="auto"/>
+              <w:jc w:val="center"/>
+              <w:rPr>
+                <w:rStyle w:val="afff2"/>
+                <w:sz w:val="20"/>
+                <w:szCs w:val="20"/>
+              </w:rPr>
+            </w:pPr>
+            <w:r>
+              <w:rPr>
+                <w:rStyle w:val="afff2"/>
+                <w:sz w:val="20"/>
+                <w:szCs w:val="20"/>
+              </w:rPr>
+              <w:t>Х</w:t>
+            </w:r>
+          </w:p>
+        </w:tc>
+        <w:tc>
+          <w:tcPr>
+            <w:tcW w:w="992" w:type="dxa"/>
+            <w:vMerge w:val="restart"/>
+            <w:tcBorders>
+              <w:top w:val="single" w:sz="4" w:space="0" w:color="000000"/>
+              <w:left w:val="single" w:sz="4" w:space="0" w:color="000000"/>
+              <w:bottom w:val="single" w:sz="4" w:space="0" w:color="000000"/>
+              <w:right w:val="single" w:sz="4" w:space="0" w:color="000000"/>
+            </w:tcBorders>
+            <w:vAlign w:val="center"/>
+          </w:tcPr>
+          <w:p>
+            <w:pPr>
+              <w:pStyle w:val="afff3"/>
+              <w:spacing w:line="276" w:lineRule="auto"/>
+              <w:jc w:val="center"/>
+              <w:rPr>
+                <w:rStyle w:val="afff2"/>
+                <w:sz w:val="20"/>
+                <w:szCs w:val="20"/>
+              </w:rPr>
+            </w:pPr>
+            <w:r>
+              <w:rPr>
+                <w:rStyle w:val="afff2"/>
+                <w:sz w:val="20"/>
+                <w:szCs w:val="20"/>
+              </w:rPr>
+              <w:t>Х</w:t>
+            </w:r>
+          </w:p>
+        </w:tc>
+        <w:tc>
+          <w:tcPr>
+            <w:tcW w:w="993" w:type="dxa"/>
+            <w:vMerge w:val="restart"/>
+            <w:tcBorders>
+              <w:top w:val="single" w:sz="4" w:space="0" w:color="000000"/>
+              <w:left w:val="single" w:sz="4" w:space="0" w:color="000000"/>
+              <w:bottom w:val="single" w:sz="4" w:space="0" w:color="000000"/>
+              <w:right w:val="single" w:sz="4" w:space="0" w:color="000000"/>
+            </w:tcBorders>
+            <w:vAlign w:val="center"/>
+          </w:tcPr>
+          <w:p>
+            <w:pPr>
+              <w:pStyle w:val="afff3"/>
+              <w:spacing w:line="276" w:lineRule="auto"/>
+              <w:jc w:val="center"/>
+              <w:rPr>
+                <w:rStyle w:val="afff2"/>
+                <w:sz w:val="20"/>
+                <w:szCs w:val="20"/>
+              </w:rPr>
+            </w:pPr>
+            <w:r>
+              <w:rPr>
+                <w:rStyle w:val="afff2"/>
+                <w:sz w:val="20"/>
+                <w:szCs w:val="20"/>
+              </w:rPr>
+              <w:t>-</w:t>
+            </w:r>
+          </w:p>
+        </w:tc>
+      </w:tr>
+      <w:tr>
+        <w:trPr>
+          <w:trHeight w:val="264"/>
+        </w:trPr>
+        <w:tc>
+          <w:tcPr>
+            <w:tcW w:w="3543" w:type="dxa"/>
+            <w:vMerge w:val="restart"/>
+            <w:tcBorders>
+              <w:top w:val="single" w:sz="4" w:space="0" w:color="000000"/>
+              <w:left w:val="single" w:sz="4" w:space="0" w:color="000000"/>
+              <w:bottom w:val="single" w:sz="4" w:space="0" w:color="000000"/>
+              <w:right w:val="single" w:sz="4" w:space="0" w:color="000000"/>
+            </w:tcBorders>
+            <w:vAlign w:val="center"/>
+          </w:tcPr>
+          <w:p>
+            <w:pPr>
+              <w:pStyle w:val="afff3"/>
+              <w:spacing w:line="276" w:lineRule="auto"/>
+              <w:rPr>
+                <w:rStyle w:val="afff2"/>
+                <w:sz w:val="20"/>
+                <w:szCs w:val="18"/>
+              </w:rPr>
+            </w:pPr>
+            <w:r>
+              <w:rPr>
+                <w:rStyle w:val="afff2"/>
+                <w:sz w:val="20"/>
+                <w:szCs w:val="18"/>
+              </w:rPr>
+              <w:t>Комментирование назначенных задач</w:t>
+            </w:r>
+          </w:p>
+        </w:tc>
+        <w:tc>
+          <w:tcPr>
+            <w:tcW w:w="1417" w:type="dxa"/>
+            <w:vMerge w:val="restart"/>
+            <w:tcBorders>
+              <w:top w:val="single" w:sz="4" w:space="0" w:color="000000"/>
+              <w:left w:val="single" w:sz="4" w:space="0" w:color="000000"/>
+              <w:bottom w:val="single" w:sz="4" w:space="0" w:color="000000"/>
+              <w:right w:val="single" w:sz="4" w:space="0" w:color="000000"/>
+            </w:tcBorders>
+            <w:vAlign w:val="center"/>
+          </w:tcPr>
+          <w:p>
+            <w:pPr>
+              <w:pStyle w:val="afff3"/>
+              <w:spacing w:line="276" w:lineRule="auto"/>
+              <w:jc w:val="center"/>
+              <w:rPr>
+                <w:rStyle w:val="afff2"/>
+                <w:sz w:val="20"/>
+                <w:szCs w:val="20"/>
+              </w:rPr>
+            </w:pPr>
+            <w:r>
+              <w:rPr>
+                <w:rStyle w:val="afff2"/>
+                <w:sz w:val="20"/>
+                <w:szCs w:val="20"/>
+              </w:rPr>
+              <w:t>-</w:t>
+            </w:r>
+          </w:p>
+        </w:tc>
+        <w:tc>
+          <w:tcPr>
+            <w:tcW w:w="1134" w:type="dxa"/>
+            <w:vMerge w:val="restart"/>
+            <w:tcBorders>
+              <w:top w:val="single" w:sz="4" w:space="0" w:color="000000"/>
+              <w:left w:val="single" w:sz="4" w:space="0" w:color="000000"/>
+              <w:bottom w:val="single" w:sz="4" w:space="0" w:color="000000"/>
+              <w:right w:val="single" w:sz="4" w:space="0" w:color="000000"/>
+            </w:tcBorders>
+            <w:vAlign w:val="center"/>
+          </w:tcPr>
+          <w:p>
+            <w:pPr>
+              <w:pStyle w:val="afff3"/>
+              <w:spacing w:line="276" w:lineRule="auto"/>
+              <w:jc w:val="center"/>
+              <w:rPr>
+                <w:rStyle w:val="afff2"/>
+                <w:sz w:val="20"/>
+                <w:szCs w:val="20"/>
+              </w:rPr>
+            </w:pPr>
+            <w:r>
+              <w:rPr>
+                <w:rStyle w:val="afff2"/>
+                <w:sz w:val="20"/>
+                <w:szCs w:val="20"/>
+              </w:rPr>
+              <w:t>Х</w:t>
+            </w:r>
+          </w:p>
+        </w:tc>
+        <w:tc>
+          <w:tcPr>
+            <w:tcW w:w="1276" w:type="dxa"/>
+            <w:vMerge w:val="restart"/>
+            <w:tcBorders>
+              <w:top w:val="single" w:sz="4" w:space="0" w:color="000000"/>
+              <w:left w:val="single" w:sz="4" w:space="0" w:color="000000"/>
+              <w:bottom w:val="single" w:sz="4" w:space="0" w:color="000000"/>
+              <w:right w:val="single" w:sz="4" w:space="0" w:color="000000"/>
+            </w:tcBorders>
+            <w:vAlign w:val="center"/>
+          </w:tcPr>
+          <w:p>
+            <w:pPr>
+              <w:pStyle w:val="afff3"/>
+              <w:spacing w:line="276" w:lineRule="auto"/>
+              <w:jc w:val="center"/>
+              <w:rPr>
+                <w:rStyle w:val="afff2"/>
+                <w:sz w:val="20"/>
+                <w:szCs w:val="20"/>
+              </w:rPr>
+            </w:pPr>
+            <w:r>
+              <w:rPr>
+                <w:rStyle w:val="afff2"/>
+                <w:sz w:val="20"/>
+                <w:szCs w:val="20"/>
+              </w:rPr>
+              <w:t>Х</w:t>
+            </w:r>
+          </w:p>
+        </w:tc>
+        <w:tc>
+          <w:tcPr>
+            <w:tcW w:w="992" w:type="dxa"/>
+            <w:vMerge w:val="restart"/>
+            <w:tcBorders>
+              <w:top w:val="single" w:sz="4" w:space="0" w:color="000000"/>
+              <w:left w:val="single" w:sz="4" w:space="0" w:color="000000"/>
+              <w:bottom w:val="single" w:sz="4" w:space="0" w:color="000000"/>
+              <w:right w:val="single" w:sz="4" w:space="0" w:color="000000"/>
+            </w:tcBorders>
+            <w:vAlign w:val="center"/>
+          </w:tcPr>
+          <w:p>
+            <w:pPr>
+              <w:pStyle w:val="afff3"/>
+              <w:spacing w:line="276" w:lineRule="auto"/>
+              <w:jc w:val="center"/>
+              <w:rPr>
+                <w:rStyle w:val="afff2"/>
+                <w:sz w:val="20"/>
+                <w:szCs w:val="20"/>
+              </w:rPr>
+            </w:pPr>
+            <w:r>
+              <w:rPr>
+                <w:rStyle w:val="afff2"/>
+                <w:sz w:val="20"/>
+                <w:szCs w:val="20"/>
+              </w:rPr>
+              <w:t>Х</w:t>
+            </w:r>
+          </w:p>
+        </w:tc>
+        <w:tc>
+          <w:tcPr>
+            <w:tcW w:w="993" w:type="dxa"/>
+            <w:vMerge w:val="restart"/>
+            <w:tcBorders>
+              <w:top w:val="single" w:sz="4" w:space="0" w:color="000000"/>
+              <w:left w:val="single" w:sz="4" w:space="0" w:color="000000"/>
+              <w:bottom w:val="single" w:sz="4" w:space="0" w:color="000000"/>
+              <w:right w:val="single" w:sz="4" w:space="0" w:color="000000"/>
+            </w:tcBorders>
+            <w:vAlign w:val="center"/>
+          </w:tcPr>
+          <w:p>
+            <w:pPr>
+              <w:pStyle w:val="afff3"/>
+              <w:spacing w:line="276" w:lineRule="auto"/>
+              <w:jc w:val="center"/>
+              <w:rPr>
+                <w:rStyle w:val="afff2"/>
+                <w:sz w:val="20"/>
+                <w:szCs w:val="20"/>
+              </w:rPr>
+            </w:pPr>
+            <w:r>
+              <w:rPr>
+                <w:rStyle w:val="afff2"/>
+                <w:sz w:val="20"/>
+                <w:szCs w:val="20"/>
+              </w:rPr>
+              <w:t>-</w:t>
+            </w:r>
+          </w:p>
+        </w:tc>
+      </w:tr>
+      <w:tr>
+        <w:trPr>
+          <w:trHeight w:val="264"/>
+        </w:trPr>
+        <w:tc>
+          <w:tcPr>
+            <w:tcW w:w="3543" w:type="dxa"/>
+            <w:tcBorders>
+              <w:top w:val="single" w:sz="4" w:space="0" w:color="000000"/>
+              <w:left w:val="single" w:sz="4" w:space="0" w:color="000000"/>
+              <w:bottom w:val="single" w:sz="4" w:space="0" w:color="000000"/>
+              <w:right w:val="single" w:sz="4" w:space="0" w:color="000000"/>
+            </w:tcBorders>
+            <w:vAlign w:val="center"/>
+          </w:tcPr>
+          <w:p>
+            <w:pPr>
+              <w:pStyle w:val="afff3"/>
+              <w:spacing w:line="276" w:lineRule="auto"/>
+              <w:rPr>
+                <w:rStyle w:val="afff2"/>
+                <w:sz w:val="20"/>
+                <w:szCs w:val="18"/>
+              </w:rPr>
+            </w:pPr>
+            <w:r>
+              <w:rPr>
+                <w:rStyle w:val="afff2"/>
+                <w:sz w:val="20"/>
+                <w:szCs w:val="18"/>
+              </w:rPr>
+              <w:t>Загрузка на сайт файлов</w:t>
+            </w:r>
+          </w:p>
+        </w:tc>
+        <w:tc>
+          <w:tcPr>
+            <w:tcW w:w="1417" w:type="dxa"/>
+            <w:tcBorders>
+              <w:top w:val="single" w:sz="4" w:space="0" w:color="000000"/>
+              <w:left w:val="single" w:sz="4" w:space="0" w:color="000000"/>
+              <w:bottom w:val="single" w:sz="4" w:space="0" w:color="000000"/>
+              <w:right w:val="single" w:sz="4" w:space="0" w:color="000000"/>
+            </w:tcBorders>
+            <w:vAlign w:val="center"/>
+          </w:tcPr>
+          <w:p>
+            <w:pPr>
+              <w:pStyle w:val="afff3"/>
+              <w:spacing w:line="276" w:lineRule="auto"/>
+              <w:jc w:val="center"/>
+              <w:rPr>
+                <w:rStyle w:val="afff2"/>
+                <w:sz w:val="20"/>
+                <w:szCs w:val="20"/>
+              </w:rPr>
+            </w:pPr>
+            <w:r>
+              <w:rPr>
+                <w:rStyle w:val="afff2"/>
+                <w:sz w:val="20"/>
+                <w:szCs w:val="20"/>
+              </w:rPr>
+              <w:t>-</w:t>
+            </w:r>
+          </w:p>
+        </w:tc>
+        <w:tc>
+          <w:tcPr>
+            <w:tcW w:w="1134" w:type="dxa"/>
+            <w:tcBorders>
+              <w:top w:val="single" w:sz="4" w:space="0" w:color="000000"/>
+              <w:left w:val="single" w:sz="4" w:space="0" w:color="000000"/>
+              <w:bottom w:val="single" w:sz="4" w:space="0" w:color="000000"/>
+              <w:right w:val="single" w:sz="4" w:space="0" w:color="000000"/>
+            </w:tcBorders>
+            <w:vAlign w:val="center"/>
+          </w:tcPr>
+          <w:p>
+            <w:pPr>
+              <w:pStyle w:val="afff3"/>
+              <w:spacing w:line="276" w:lineRule="auto"/>
+              <w:jc w:val="center"/>
+              <w:rPr>
+                <w:rStyle w:val="afff2"/>
+                <w:sz w:val="20"/>
+                <w:szCs w:val="20"/>
+              </w:rPr>
+            </w:pPr>
+            <w:r>
+              <w:rPr>
+                <w:rStyle w:val="afff2"/>
+                <w:sz w:val="20"/>
+                <w:szCs w:val="20"/>
+              </w:rPr>
+              <w:t>Х</w:t>
+            </w:r>
+          </w:p>
+        </w:tc>
+        <w:tc>
+          <w:tcPr>
+            <w:tcW w:w="1276" w:type="dxa"/>
+            <w:tcBorders>
+              <w:top w:val="single" w:sz="4" w:space="0" w:color="000000"/>
+              <w:left w:val="single" w:sz="4" w:space="0" w:color="000000"/>
+              <w:bottom w:val="single" w:sz="4" w:space="0" w:color="000000"/>
+              <w:right w:val="single" w:sz="4" w:space="0" w:color="000000"/>
+            </w:tcBorders>
+            <w:vAlign w:val="center"/>
+          </w:tcPr>
+          <w:p>
+            <w:pPr>
+              <w:pStyle w:val="afff3"/>
+              <w:spacing w:line="276" w:lineRule="auto"/>
+              <w:jc w:val="center"/>
+              <w:rPr>
+                <w:rStyle w:val="afff2"/>
+                <w:sz w:val="20"/>
+                <w:szCs w:val="20"/>
+              </w:rPr>
+            </w:pPr>
+            <w:r>
+              <w:rPr>
+                <w:rStyle w:val="afff2"/>
+                <w:sz w:val="20"/>
+                <w:szCs w:val="20"/>
+              </w:rPr>
+              <w:t>Х</w:t>
+            </w:r>
+          </w:p>
+        </w:tc>
+        <w:tc>
+          <w:tcPr>
+            <w:tcW w:w="992" w:type="dxa"/>
+            <w:tcBorders>
+              <w:top w:val="single" w:sz="4" w:space="0" w:color="000000"/>
+              <w:left w:val="single" w:sz="4" w:space="0" w:color="000000"/>
+              <w:bottom w:val="single" w:sz="4" w:space="0" w:color="000000"/>
+              <w:right w:val="single" w:sz="4" w:space="0" w:color="000000"/>
+            </w:tcBorders>
+            <w:vAlign w:val="center"/>
+          </w:tcPr>
+          <w:p>
+            <w:pPr>
+              <w:pStyle w:val="afff3"/>
+              <w:spacing w:line="276" w:lineRule="auto"/>
+              <w:jc w:val="center"/>
+              <w:rPr>
+                <w:rStyle w:val="afff2"/>
+                <w:sz w:val="20"/>
+                <w:szCs w:val="20"/>
+              </w:rPr>
+            </w:pPr>
+            <w:r>
+              <w:rPr>
+                <w:rStyle w:val="afff2"/>
+                <w:sz w:val="20"/>
+                <w:szCs w:val="20"/>
+              </w:rPr>
+              <w:t>Х</w:t>
+            </w:r>
+          </w:p>
+        </w:tc>
+        <w:tc>
+          <w:tcPr>
+            <w:tcW w:w="993" w:type="dxa"/>
+            <w:tcBorders>
+              <w:top w:val="single" w:sz="4" w:space="0" w:color="000000"/>
+              <w:left w:val="single" w:sz="4" w:space="0" w:color="000000"/>
+              <w:bottom w:val="single" w:sz="4" w:space="0" w:color="000000"/>
+              <w:right w:val="single" w:sz="4" w:space="0" w:color="000000"/>
+            </w:tcBorders>
+            <w:vAlign w:val="center"/>
+          </w:tcPr>
+          <w:p>
+            <w:pPr>
+              <w:pStyle w:val="afff3"/>
+              <w:spacing w:line="276" w:lineRule="auto"/>
+              <w:jc w:val="center"/>
+              <w:rPr>
+                <w:rStyle w:val="afff2"/>
+                <w:sz w:val="20"/>
+                <w:szCs w:val="20"/>
+              </w:rPr>
+            </w:pPr>
+            <w:r>
+              <w:rPr>
+                <w:rStyle w:val="afff2"/>
+                <w:sz w:val="20"/>
+                <w:szCs w:val="20"/>
+              </w:rPr>
+              <w:t>-</w:t>
+            </w:r>
+          </w:p>
+        </w:tc>
+      </w:tr>
+    </w:tbl>
     <w:p>
       <w:pPr>
         <w:pStyle w:val="3"/>
@@ -1459,10 +3959,7 @@
         <w:pStyle w:val="a"/>
       </w:pPr>
       <w:r>
-        <w:t>привилегия</w:t>
-      </w:r>
-      <w:r>
-        <w:t>;</w:t>
+        <w:t>проект;</w:t>
       </w:r>
     </w:p>
     <w:p>
@@ -1470,7 +3967,14 @@
         <w:pStyle w:val="a"/>
       </w:pPr>
       <w:r>
-        <w:lastRenderedPageBreak/>
+        <w:t>команда;</w:t>
+      </w:r>
+    </w:p>
+    <w:p>
+      <w:pPr>
+        <w:pStyle w:val="a"/>
+      </w:pPr>
+      <w:r>
         <w:t>задача;</w:t>
       </w:r>
     </w:p>
@@ -1479,7 +3983,7 @@
         <w:pStyle w:val="a"/>
       </w:pPr>
       <w:r>
-        <w:t>тег;</w:t>
+        <w:t>подзадача;</w:t>
       </w:r>
     </w:p>
     <w:p>
@@ -1487,7 +3991,7 @@
         <w:pStyle w:val="a"/>
       </w:pPr>
       <w:r>
-        <w:t>решение;</w:t>
+        <w:t>комментарий;</w:t>
       </w:r>
     </w:p>
     <w:p>
@@ -1495,7 +3999,7 @@
         <w:pStyle w:val="a"/>
       </w:pPr>
       <w:r>
-        <w:t>результат проверки;</w:t>
+        <w:t>уведомление;</w:t>
       </w:r>
     </w:p>
     <w:p>
@@ -1503,7 +4007,15 @@
         <w:pStyle w:val="a"/>
       </w:pPr>
       <w:r>
-        <w:t>язык.</w:t>
+        <w:t>вложение;</w:t>
+      </w:r>
+    </w:p>
+    <w:p>
+      <w:pPr>
+        <w:pStyle w:val="a"/>
+      </w:pPr>
+      <w:r>
+        <w:t>статус задачи.</w:t>
       </w:r>
     </w:p>
     <w:p>
@@ -1521,83 +4033,40 @@
         <w:pStyle w:val="a"/>
       </w:pPr>
       <w:r>
-        <w:t xml:space="preserve">Пользователь: идентификатор, </w:t>
-      </w:r>
-      <w:proofErr w:type="spellStart"/>
-      <w:r>
-        <w:t>email</w:t>
-      </w:r>
-      <w:proofErr w:type="spellEnd"/>
-      <w:r>
-        <w:t xml:space="preserve">, логин, пароль в </w:t>
-      </w:r>
-      <w:proofErr w:type="spellStart"/>
-      <w:r>
-        <w:t>хэшированном</w:t>
-      </w:r>
-      <w:proofErr w:type="spellEnd"/>
-      <w:r>
-        <w:t xml:space="preserve"> виде, роль, дата регистрации;</w:t>
+        <w:t>Пользователь: идентификатор, Ф.И.О., email, логин, пароль в хэшированном виде, роль, дата регистрации;</w:t>
       </w:r>
     </w:p>
     <w:p>
       <w:pPr>
         <w:pStyle w:val="a"/>
-        <w:rPr>
-          <w:sz w:val="20"/>
-          <w:szCs w:val="20"/>
-        </w:rPr>
       </w:pPr>
       <w:r>
-        <w:t>Задача: идентификатор, название, описание, автор, сложность, теги, языки, шаблон решения, авто-тесты, эталонное решение</w:t>
-      </w:r>
-      <w:r>
-        <w:t>;</w:t>
+        <w:t>Проект: идентификатор, название, описание, дата создания, дата завершения, статус;</w:t>
       </w:r>
     </w:p>
     <w:p>
       <w:pPr>
         <w:pStyle w:val="a"/>
-        <w:rPr>
-          <w:sz w:val="20"/>
-          <w:szCs w:val="20"/>
-        </w:rPr>
       </w:pPr>
       <w:r>
-        <w:t>Тег: идентификатор, название</w:t>
-      </w:r>
-      <w:r>
-        <w:t>;</w:t>
+        <w:lastRenderedPageBreak/>
+        <w:t>Задача: идентификатор, название, описание, исполнитель, автор, приоритет, статус, срок выполнения, дата создания;</w:t>
       </w:r>
     </w:p>
     <w:p>
       <w:pPr>
         <w:pStyle w:val="a"/>
-        <w:rPr>
-          <w:sz w:val="20"/>
-          <w:szCs w:val="20"/>
-        </w:rPr>
       </w:pPr>
       <w:r>
-        <w:t>Решение: идентификатор, задача, автор, язык, код</w:t>
-      </w:r>
-      <w:r>
-        <w:t>;</w:t>
+        <w:t>Комментарий: идентификатор, автор, текст комментария, дата и время создания;</w:t>
       </w:r>
     </w:p>
     <w:p>
       <w:pPr>
         <w:pStyle w:val="a"/>
-        <w:rPr>
-          <w:sz w:val="20"/>
-          <w:szCs w:val="20"/>
-        </w:rPr>
       </w:pPr>
       <w:r>
-        <w:t>Результат проверки: идентификатор, решение, код завершения, число тестов, число провалов, число ошибок, засчитано ли решение</w:t>
-      </w:r>
-      <w:r>
-        <w:t>.</w:t>
+        <w:t>Уведомление: идентификатор, получатель, тип события, текст, признак прочтения.</w:t>
       </w:r>
     </w:p>
     <w:p>
@@ -1621,11 +4090,6 @@
     </w:p>
     <w:p>
       <w:r>
-        <w:t xml:space="preserve">Система должна обеспечивать репликацию сервисов для снижения вероятности полной недоступности. </w:t>
-      </w:r>
-    </w:p>
-    <w:p>
-      <w:r>
         <w:t>Система должна минимально удовлетворять следующим требованиям:</w:t>
       </w:r>
     </w:p>
@@ -1658,7 +4122,20 @@
         <w:pStyle w:val="a"/>
       </w:pPr>
       <w:r>
+        <w:t>резервное копирование базы данных с периодичностью, определяемой условиями внедрения;</w:t>
+      </w:r>
+    </w:p>
+    <w:p>
+      <w:pPr>
+        <w:pStyle w:val="a"/>
+      </w:pPr>
+      <w:r>
         <w:t>восстановление работоспособности после сбоя в разумные сроки.</w:t>
+      </w:r>
+    </w:p>
+    <w:p>
+      <w:r>
+        <w:t>Для учебного прототипа допускается реализация упрощенного механизма резервного копирования и восстановления.</w:t>
       </w:r>
     </w:p>
     <w:p>
@@ -1706,15 +4183,7 @@
         <w:pStyle w:val="a"/>
       </w:pPr>
       <w:r>
-        <w:t xml:space="preserve">поддержка одновременной работы не менее </w:t>
-      </w:r>
-      <w:proofErr w:type="gramStart"/>
-      <w:r>
-        <w:t>50-100</w:t>
-      </w:r>
-      <w:proofErr w:type="gramEnd"/>
-      <w:r>
-        <w:t xml:space="preserve"> пользователей в демонстрационном режиме.</w:t>
+        <w:t>поддержка одновременной работы не менее 50-100 пользователей в демонстрационном режиме.</w:t>
       </w:r>
     </w:p>
     <w:p>
@@ -1749,7 +4218,6 @@
         <w:pStyle w:val="a"/>
       </w:pPr>
       <w:r>
-        <w:lastRenderedPageBreak/>
         <w:t>единообразным по стилю;</w:t>
       </w:r>
     </w:p>
@@ -1766,16 +4234,7 @@
         <w:pStyle w:val="a"/>
       </w:pPr>
       <w:r>
-        <w:t>пригодным для использования на персональном компьютере</w:t>
-      </w:r>
-      <w:r>
-        <w:t xml:space="preserve"> </w:t>
-      </w:r>
-      <w:r>
-        <w:t>или ноутбуке</w:t>
-      </w:r>
-      <w:r>
-        <w:t>.</w:t>
+        <w:t>пригодным для использования на персональном компьютере и, при необходимости, на мобильных устройствах.</w:t>
       </w:r>
     </w:p>
     <w:p>
@@ -1796,13 +4255,7 @@
         <w:pStyle w:val="a"/>
       </w:pPr>
       <w:r>
-        <w:t>список</w:t>
-      </w:r>
-      <w:r>
-        <w:t xml:space="preserve"> задач</w:t>
-      </w:r>
-      <w:r>
-        <w:t>;</w:t>
+        <w:t>панель пользователя;</w:t>
       </w:r>
     </w:p>
     <w:p>
@@ -1810,10 +4263,7 @@
         <w:pStyle w:val="a"/>
       </w:pPr>
       <w:r>
-        <w:t>страница решения задачи</w:t>
-      </w:r>
-      <w:r>
-        <w:t>;</w:t>
+        <w:t>список проектов;</w:t>
       </w:r>
     </w:p>
     <w:p>
@@ -1821,7 +4271,7 @@
         <w:pStyle w:val="a"/>
       </w:pPr>
       <w:r>
-        <w:t>список задач, созданных пользователем;</w:t>
+        <w:t>карточку проекта;</w:t>
       </w:r>
     </w:p>
     <w:p>
@@ -1829,19 +4279,8 @@
         <w:pStyle w:val="a"/>
       </w:pPr>
       <w:r>
-        <w:t>форм</w:t>
-      </w:r>
-      <w:r>
-        <w:t>а</w:t>
-      </w:r>
-      <w:r>
-        <w:t xml:space="preserve"> создания и редактирования задач</w:t>
-      </w:r>
-      <w:r>
-        <w:t>и</w:t>
-      </w:r>
-      <w:r>
-        <w:t>;</w:t>
+        <w:lastRenderedPageBreak/>
+        <w:t>форму создания и редактирования задач;</w:t>
       </w:r>
     </w:p>
     <w:p>
@@ -1849,7 +4288,7 @@
         <w:pStyle w:val="a"/>
       </w:pPr>
       <w:r>
-        <w:t>страница списка тегов;</w:t>
+        <w:t>представление задач в виде списка и/или канбан-доски;</w:t>
       </w:r>
     </w:p>
     <w:p>
@@ -1857,7 +4296,7 @@
         <w:pStyle w:val="a"/>
       </w:pPr>
       <w:r>
-        <w:t>форма создания и редактирования тегов.</w:t>
+        <w:t>страницу отчетности или сводной аналитики.</w:t>
       </w:r>
     </w:p>
     <w:p>
@@ -1884,31 +4323,7 @@
         <w:pStyle w:val="a"/>
       </w:pPr>
       <w:r>
-        <w:t xml:space="preserve">клиентская часть: HTML, CSS, JavaScript, </w:t>
-      </w:r>
-      <w:proofErr w:type="spellStart"/>
-      <w:r>
-        <w:t>TypeScript</w:t>
-      </w:r>
-      <w:proofErr w:type="spellEnd"/>
-      <w:r>
-        <w:t xml:space="preserve">, </w:t>
-      </w:r>
-      <w:proofErr w:type="spellStart"/>
-      <w:r>
-        <w:t>React</w:t>
-      </w:r>
-      <w:proofErr w:type="spellEnd"/>
-      <w:r>
-        <w:t xml:space="preserve">, </w:t>
-      </w:r>
-      <w:proofErr w:type="spellStart"/>
-      <w:r>
-        <w:t>Vue</w:t>
-      </w:r>
-      <w:proofErr w:type="spellEnd"/>
-      <w:r>
-        <w:t xml:space="preserve"> или аналогичные технологии;</w:t>
+        <w:t>клиентская часть: HTML, CSS, JavaScript, TypeScript, React, Vue или аналогичные технологии;</w:t>
       </w:r>
     </w:p>
     <w:p>
@@ -1916,15 +4331,7 @@
         <w:pStyle w:val="a"/>
       </w:pPr>
       <w:r>
-        <w:t>серверная часть: Python, Java, C#, JavaScript/</w:t>
-      </w:r>
-      <w:proofErr w:type="spellStart"/>
-      <w:r>
-        <w:t>TypeScript</w:t>
-      </w:r>
-      <w:proofErr w:type="spellEnd"/>
-      <w:r>
-        <w:t>, PHP или иные допустимые средства;</w:t>
+        <w:t>серверная часть: Python, Java, C#, JavaScript/TypeScript, PHP или иные допустимые средства;</w:t>
       </w:r>
     </w:p>
     <w:p>
@@ -1932,23 +4339,7 @@
         <w:pStyle w:val="a"/>
       </w:pPr>
       <w:r>
-        <w:t xml:space="preserve">база данных: </w:t>
-      </w:r>
-      <w:proofErr w:type="spellStart"/>
-      <w:r>
-        <w:t>PostgreSQL</w:t>
-      </w:r>
-      <w:proofErr w:type="spellEnd"/>
-      <w:r>
-        <w:t xml:space="preserve">, MySQL, </w:t>
-      </w:r>
-      <w:proofErr w:type="spellStart"/>
-      <w:r>
-        <w:t>SQLite</w:t>
-      </w:r>
-      <w:proofErr w:type="spellEnd"/>
-      <w:r>
-        <w:t xml:space="preserve"> или аналогичная СУБД;</w:t>
+        <w:t>база данных: PostgreSQL, MySQL, SQLite или аналогичная СУБД;</w:t>
       </w:r>
     </w:p>
     <w:p>
@@ -1956,92 +4347,7 @@
         <w:pStyle w:val="a"/>
       </w:pPr>
       <w:r>
-        <w:t>объектное</w:t>
-      </w:r>
-      <w:r>
-        <w:t xml:space="preserve"> хранилище: </w:t>
-      </w:r>
-      <w:proofErr w:type="spellStart"/>
-      <w:r>
-        <w:rPr>
-          <w:lang w:val="en-US"/>
-        </w:rPr>
-        <w:t>MinIO</w:t>
-      </w:r>
-      <w:proofErr w:type="spellEnd"/>
-      <w:r>
-        <w:t xml:space="preserve"> </w:t>
-      </w:r>
-      <w:r>
-        <w:t xml:space="preserve">или аналогичное </w:t>
-      </w:r>
-      <w:r>
-        <w:rPr>
-          <w:lang w:val="en-US"/>
-        </w:rPr>
-        <w:t>S</w:t>
-      </w:r>
-      <w:r>
-        <w:t>3-</w:t>
-      </w:r>
-      <w:r>
-        <w:rPr>
-          <w:lang w:val="en-US"/>
-        </w:rPr>
-        <w:t>compatible</w:t>
-      </w:r>
-      <w:r>
-        <w:t>;</w:t>
-      </w:r>
-    </w:p>
-    <w:p>
-      <w:pPr>
-        <w:pStyle w:val="a"/>
-      </w:pPr>
-      <w:r>
-        <w:t xml:space="preserve">брокер сообщений: </w:t>
-      </w:r>
-      <w:r>
-        <w:rPr>
-          <w:lang w:val="en-US"/>
-        </w:rPr>
-        <w:t>Apache</w:t>
-      </w:r>
-      <w:r>
-        <w:t xml:space="preserve"> </w:t>
-      </w:r>
-      <w:r>
-        <w:rPr>
-          <w:lang w:val="en-US"/>
-        </w:rPr>
-        <w:t>Kafka</w:t>
-      </w:r>
-      <w:r>
-        <w:t>;</w:t>
-      </w:r>
-    </w:p>
-    <w:p>
-      <w:pPr>
-        <w:pStyle w:val="a"/>
-      </w:pPr>
-      <w:r>
-        <w:t xml:space="preserve">веб-сервер и средства развертывания: </w:t>
-      </w:r>
-      <w:proofErr w:type="spellStart"/>
-      <w:r>
-        <w:t>Nginx</w:t>
-      </w:r>
-      <w:proofErr w:type="spellEnd"/>
-      <w:r>
-        <w:t xml:space="preserve">, Apache, </w:t>
-      </w:r>
-      <w:proofErr w:type="spellStart"/>
-      <w:r>
-        <w:t>Docker</w:t>
-      </w:r>
-      <w:proofErr w:type="spellEnd"/>
-      <w:r>
-        <w:t>, облачная или локальная инфраструктура.</w:t>
+        <w:t>веб-сервер и средства развертывания: Nginx, Apache, Docker, облачная или локальная инфраструктура.</w:t>
       </w:r>
     </w:p>
     <w:p>
@@ -2073,15 +4379,7 @@
         <w:pStyle w:val="a"/>
       </w:pPr>
       <w:r>
-        <w:t xml:space="preserve">Google </w:t>
-      </w:r>
-      <w:proofErr w:type="spellStart"/>
-      <w:r>
-        <w:t>Chrome</w:t>
-      </w:r>
-      <w:proofErr w:type="spellEnd"/>
-      <w:r>
-        <w:t>;</w:t>
+        <w:t>Google Chrome;</w:t>
       </w:r>
     </w:p>
     <w:p>
@@ -2105,15 +4403,7 @@
         <w:pStyle w:val="a"/>
       </w:pPr>
       <w:r>
-        <w:t xml:space="preserve">Yandex </w:t>
-      </w:r>
-      <w:proofErr w:type="spellStart"/>
-      <w:r>
-        <w:t>Browser</w:t>
-      </w:r>
-      <w:proofErr w:type="spellEnd"/>
-      <w:r>
-        <w:t>.</w:t>
+        <w:t>Yandex Browser.</w:t>
       </w:r>
     </w:p>
     <w:p>
@@ -2145,16 +4435,7 @@
         <w:pStyle w:val="a"/>
       </w:pPr>
       <w:r>
-        <w:t xml:space="preserve">CPU: </w:t>
-      </w:r>
-      <w:r>
-        <w:rPr>
-          <w:lang w:val="en-US"/>
-        </w:rPr>
-        <w:t>4</w:t>
-      </w:r>
-      <w:r>
-        <w:t xml:space="preserve"> ядро (минимум);</w:t>
+        <w:t>CPU: 1 ядро (минимум);</w:t>
       </w:r>
     </w:p>
     <w:p>
@@ -2162,16 +4443,7 @@
         <w:pStyle w:val="a"/>
       </w:pPr>
       <w:r>
-        <w:t xml:space="preserve">RAM: </w:t>
-      </w:r>
-      <w:r>
-        <w:rPr>
-          <w:lang w:val="en-US"/>
-        </w:rPr>
-        <w:t>4</w:t>
-      </w:r>
-      <w:r>
-        <w:t xml:space="preserve"> ГБ (минимум);</w:t>
+        <w:t>RAM: 1 ГБ (минимум);</w:t>
       </w:r>
     </w:p>
     <w:p>
@@ -2179,7 +4451,6 @@
         <w:pStyle w:val="a"/>
       </w:pPr>
       <w:r>
-        <w:lastRenderedPageBreak/>
         <w:t>Диск: 10 ГБ свободного пространства;</w:t>
       </w:r>
     </w:p>
@@ -2196,13 +4467,7 @@
         <w:pStyle w:val="a"/>
       </w:pPr>
       <w:r>
-        <w:t xml:space="preserve">Среда исполнения: Node.js </w:t>
-      </w:r>
-      <w:r>
-        <w:t>22</w:t>
-      </w:r>
-      <w:r>
-        <w:t xml:space="preserve"> LTS или выше;</w:t>
+        <w:t>Среда исполнения: Node.js 18 LTS или выше;</w:t>
       </w:r>
     </w:p>
     <w:p>
@@ -2210,99 +4475,16 @@
         <w:pStyle w:val="a"/>
       </w:pPr>
       <w:r>
-        <w:t>Объектное хранилище:</w:t>
-      </w:r>
-      <w:r>
-        <w:rPr>
-          <w:lang w:val="en-US"/>
-        </w:rPr>
-        <w:t xml:space="preserve"> </w:t>
-      </w:r>
-      <w:proofErr w:type="spellStart"/>
-      <w:r>
-        <w:rPr>
-          <w:lang w:val="en-US"/>
-        </w:rPr>
-        <w:t>MinIO</w:t>
-      </w:r>
-      <w:proofErr w:type="spellEnd"/>
-      <w:r>
-        <w:t>;</w:t>
-      </w:r>
-    </w:p>
-    <w:p>
-      <w:pPr>
-        <w:pStyle w:val="a"/>
-      </w:pPr>
-      <w:r>
-        <w:t xml:space="preserve">Брокер сообщений: </w:t>
-      </w:r>
-      <w:r>
-        <w:rPr>
-          <w:lang w:val="en-US"/>
-        </w:rPr>
-        <w:t>Apache</w:t>
-      </w:r>
-      <w:r>
-        <w:t xml:space="preserve"> </w:t>
-      </w:r>
-      <w:r>
-        <w:rPr>
-          <w:lang w:val="en-US"/>
-        </w:rPr>
-        <w:t>Kafka</w:t>
-      </w:r>
-      <w:r>
-        <w:t xml:space="preserve"> </w:t>
-      </w:r>
-      <w:r>
-        <w:t xml:space="preserve">4.3.0 </w:t>
-      </w:r>
-      <w:r>
-        <w:t>или выше</w:t>
-      </w:r>
-      <w:r>
-        <w:t>;</w:t>
-      </w:r>
-    </w:p>
-    <w:p>
-      <w:pPr>
-        <w:pStyle w:val="a"/>
-      </w:pPr>
-      <w:r>
-        <w:t xml:space="preserve">СУБД: </w:t>
-      </w:r>
-      <w:proofErr w:type="spellStart"/>
-      <w:r>
-        <w:t>PostgreSQL</w:t>
-      </w:r>
-      <w:proofErr w:type="spellEnd"/>
-      <w:r>
-        <w:t xml:space="preserve"> 1</w:t>
-      </w:r>
-      <w:r>
-        <w:rPr>
-          <w:lang w:val="en-US"/>
-        </w:rPr>
-        <w:t>6</w:t>
-      </w:r>
-      <w:r>
-        <w:t xml:space="preserve"> или выше.</w:t>
+        <w:t>СУБД: PostgreSQL 15 или выше.</w:t>
       </w:r>
     </w:p>
     <w:p/>
     <w:p>
       <w:pPr>
-        <w:rPr>
-          <w:lang w:val="en-US"/>
-        </w:rPr>
-      </w:pPr>
-    </w:p>
-    <w:p>
-      <w:pPr>
         <w:pStyle w:val="2"/>
       </w:pPr>
       <w:r>
+        <w:lastRenderedPageBreak/>
         <w:t>А.4 Требования к составу работ по разработке</w:t>
       </w:r>
     </w:p>
@@ -2537,7 +4719,6 @@
               <w:rPr>
                 <w:sz w:val="20"/>
                 <w:szCs w:val="20"/>
-                <w:lang w:val="en-US"/>
               </w:rPr>
             </w:pPr>
             <w:r>
@@ -2574,79 +4755,7 @@
                 <w:sz w:val="20"/>
                 <w:szCs w:val="20"/>
               </w:rPr>
-              <w:t xml:space="preserve">Исследование предметной области, анализ целевой аудитории, обзор существующих </w:t>
-            </w:r>
-            <w:r>
-              <w:rPr>
-                <w:sz w:val="20"/>
-                <w:szCs w:val="20"/>
-              </w:rPr>
-              <w:t>аналогов (</w:t>
-            </w:r>
-            <w:proofErr w:type="spellStart"/>
-            <w:r>
-              <w:rPr>
-                <w:sz w:val="20"/>
-                <w:szCs w:val="20"/>
-                <w:lang w:val="en-US"/>
-              </w:rPr>
-              <w:t>LeetCode</w:t>
-            </w:r>
-            <w:proofErr w:type="spellEnd"/>
-            <w:r>
-              <w:rPr>
-                <w:sz w:val="20"/>
-                <w:szCs w:val="20"/>
-              </w:rPr>
-              <w:t xml:space="preserve">, </w:t>
-            </w:r>
-            <w:proofErr w:type="spellStart"/>
-            <w:r>
-              <w:rPr>
-                <w:sz w:val="20"/>
-                <w:szCs w:val="20"/>
-                <w:lang w:val="en-US"/>
-              </w:rPr>
-              <w:t>CodeWars</w:t>
-            </w:r>
-            <w:proofErr w:type="spellEnd"/>
-            <w:r>
-              <w:rPr>
-                <w:sz w:val="20"/>
-                <w:szCs w:val="20"/>
-              </w:rPr>
-              <w:t>,</w:t>
-            </w:r>
-            <w:r>
-              <w:rPr>
-                <w:sz w:val="20"/>
-                <w:szCs w:val="20"/>
-              </w:rPr>
-              <w:t xml:space="preserve"> </w:t>
-            </w:r>
-            <w:proofErr w:type="spellStart"/>
-            <w:r>
-              <w:rPr>
-                <w:sz w:val="20"/>
-                <w:szCs w:val="20"/>
-                <w:lang w:val="en-US"/>
-              </w:rPr>
-              <w:t>HackerRank</w:t>
-            </w:r>
-            <w:proofErr w:type="spellEnd"/>
-            <w:r>
-              <w:rPr>
-                <w:sz w:val="20"/>
-                <w:szCs w:val="20"/>
-              </w:rPr>
-              <w:t>),</w:t>
-            </w:r>
-            <w:r>
-              <w:rPr>
-                <w:sz w:val="20"/>
-                <w:szCs w:val="20"/>
-              </w:rPr>
-              <w:t xml:space="preserve"> формулировка требований</w:t>
+              <w:t>Исследование предметной области, анализ целевой аудитории, обзор существующих аналогов (Trello, Yandex Tracker, YouTrack), формулировка требований</w:t>
             </w:r>
           </w:p>
         </w:tc>
@@ -2769,7 +4878,6 @@
                 <w:szCs w:val="20"/>
               </w:rPr>
             </w:pPr>
-            <w:proofErr w:type="spellStart"/>
             <w:r>
               <w:rPr>
                 <w:sz w:val="20"/>
@@ -2777,7 +4885,6 @@
               </w:rPr>
               <w:t>Проекти-рование</w:t>
             </w:r>
-            <w:proofErr w:type="spellEnd"/>
           </w:p>
         </w:tc>
         <w:tc>
@@ -2805,31 +4912,8 @@
                 <w:sz w:val="20"/>
                 <w:szCs w:val="20"/>
               </w:rPr>
-              <w:t>Разработка архитектуры (клиент-серверная, REST API), проектирование схемы БД, проектирование UI</w:t>
+              <w:t>Разработка архитектуры (клиент-серверная, REST API), проектирование схемы БД, проектирование UI (макеты в Figma), описание API-эндпоинтов</w:t>
             </w:r>
-            <w:r>
-              <w:rPr>
-                <w:sz w:val="20"/>
-                <w:szCs w:val="20"/>
-              </w:rPr>
-              <w:t xml:space="preserve">, </w:t>
-            </w:r>
-            <w:r>
-              <w:rPr>
-                <w:sz w:val="20"/>
-                <w:szCs w:val="20"/>
-              </w:rPr>
-              <w:t>описание API-</w:t>
-            </w:r>
-            <w:proofErr w:type="spellStart"/>
-            <w:r>
-              <w:rPr>
-                <w:sz w:val="20"/>
-                <w:szCs w:val="20"/>
-              </w:rPr>
-              <w:t>эндпоинтов</w:t>
-            </w:r>
-            <w:proofErr w:type="spellEnd"/>
           </w:p>
         </w:tc>
         <w:tc>
@@ -2956,17 +5040,8 @@
                 <w:sz w:val="20"/>
                 <w:szCs w:val="20"/>
               </w:rPr>
-              <w:t xml:space="preserve">Реализация: </w:t>
+              <w:t>Реализация: Backend</w:t>
             </w:r>
-            <w:proofErr w:type="spellStart"/>
-            <w:r>
-              <w:rPr>
-                <w:sz w:val="20"/>
-                <w:szCs w:val="20"/>
-              </w:rPr>
-              <w:t>Backend</w:t>
-            </w:r>
-            <w:proofErr w:type="spellEnd"/>
           </w:p>
         </w:tc>
         <w:tc>
@@ -3023,35 +5098,7 @@
                 <w:sz w:val="20"/>
                 <w:szCs w:val="20"/>
               </w:rPr>
-              <w:t xml:space="preserve">Работающий серверный компонент, </w:t>
-            </w:r>
-            <w:r>
-              <w:rPr>
-                <w:sz w:val="20"/>
-                <w:szCs w:val="20"/>
-              </w:rPr>
-              <w:t xml:space="preserve">описание </w:t>
-            </w:r>
-            <w:r>
-              <w:rPr>
-                <w:sz w:val="20"/>
-                <w:szCs w:val="20"/>
-              </w:rPr>
-              <w:t>коллекци</w:t>
-            </w:r>
-            <w:r>
-              <w:rPr>
-                <w:sz w:val="20"/>
-                <w:szCs w:val="20"/>
-              </w:rPr>
-              <w:t>и</w:t>
-            </w:r>
-            <w:r>
-              <w:rPr>
-                <w:sz w:val="20"/>
-                <w:szCs w:val="20"/>
-              </w:rPr>
-              <w:t xml:space="preserve"> запросов </w:t>
+              <w:t>Работающий серверный компонент, коллекция запросов Postman</w:t>
             </w:r>
           </w:p>
         </w:tc>
@@ -3150,17 +5197,8 @@
                 <w:sz w:val="20"/>
                 <w:szCs w:val="20"/>
               </w:rPr>
-              <w:t xml:space="preserve">Реализация: </w:t>
+              <w:t>Реализация: Frontend</w:t>
             </w:r>
-            <w:proofErr w:type="spellStart"/>
-            <w:r>
-              <w:rPr>
-                <w:sz w:val="20"/>
-                <w:szCs w:val="20"/>
-              </w:rPr>
-              <w:t>Frontend</w:t>
-            </w:r>
-            <w:proofErr w:type="spellEnd"/>
           </w:p>
         </w:tc>
         <w:tc>
@@ -3188,28 +5226,7 @@
                 <w:sz w:val="20"/>
                 <w:szCs w:val="20"/>
               </w:rPr>
-              <w:t xml:space="preserve">Вёрстка </w:t>
-            </w:r>
-            <w:r>
-              <w:rPr>
-                <w:sz w:val="20"/>
-                <w:szCs w:val="20"/>
-              </w:rPr>
-              <w:t>интерфейса, реализация</w:t>
-            </w:r>
-            <w:r>
-              <w:rPr>
-                <w:sz w:val="20"/>
-                <w:szCs w:val="20"/>
-              </w:rPr>
-              <w:t xml:space="preserve"> решения задачи</w:t>
-            </w:r>
-            <w:r>
-              <w:rPr>
-                <w:sz w:val="20"/>
-                <w:szCs w:val="20"/>
-              </w:rPr>
-              <w:t>, интеграция с API</w:t>
+              <w:t>Вёрстка интерфейса, реализация канбан-доски, интеграция с API</w:t>
             </w:r>
           </w:p>
         </w:tc>
@@ -3366,14 +5383,7 @@
                 <w:sz w:val="20"/>
                 <w:szCs w:val="20"/>
               </w:rPr>
-              <w:t>Ф</w:t>
-            </w:r>
-            <w:r>
-              <w:rPr>
-                <w:sz w:val="20"/>
-                <w:szCs w:val="20"/>
-              </w:rPr>
-              <w:t>ункциональное тестирование по требованиям из п. 4.1, исправление дефектов</w:t>
+              <w:t>Модульное тестирование ключевых модулей backend, функциональное тестирование по требованиям из п. 4.1, исправление дефектов</w:t>
             </w:r>
           </w:p>
         </w:tc>
@@ -3530,30 +5540,7 @@
                 <w:sz w:val="20"/>
                 <w:szCs w:val="20"/>
               </w:rPr>
-              <w:t xml:space="preserve">Подготовка </w:t>
-            </w:r>
-            <w:proofErr w:type="spellStart"/>
-            <w:r>
-              <w:rPr>
-                <w:sz w:val="20"/>
-                <w:szCs w:val="20"/>
-              </w:rPr>
-              <w:t>Docker</w:t>
-            </w:r>
-            <w:proofErr w:type="spellEnd"/>
-            <w:r>
-              <w:rPr>
-                <w:sz w:val="20"/>
-                <w:szCs w:val="20"/>
-              </w:rPr>
-              <w:t>-контейнеров</w:t>
-            </w:r>
-            <w:r>
-              <w:rPr>
-                <w:sz w:val="20"/>
-                <w:szCs w:val="20"/>
-              </w:rPr>
-              <w:t>, развертывание локально на компьютере</w:t>
+              <w:t>Подготовка Docker-контейнеров, развёртывание прототипа на VPS / университетском сервере</w:t>
             </w:r>
           </w:p>
         </w:tc>
@@ -3676,7 +5663,6 @@
                 <w:szCs w:val="20"/>
               </w:rPr>
             </w:pPr>
-            <w:proofErr w:type="spellStart"/>
             <w:r>
               <w:rPr>
                 <w:sz w:val="20"/>
@@ -3684,7 +5670,6 @@
               </w:rPr>
               <w:t>Документи-рование</w:t>
             </w:r>
-            <w:proofErr w:type="spellEnd"/>
           </w:p>
         </w:tc>
         <w:tc>
@@ -3806,46 +5791,12 @@
     </w:p>
     <w:p>
       <w:r>
-        <w:t>2) Руководство пользователя – раздел в составе ПЗ или отдельный документ (Приложение), описывающий типовые сценарии работы с системой (регистрация</w:t>
-      </w:r>
-      <w:r>
-        <w:t>, выбор задачи, решение, проверка</w:t>
-      </w:r>
-      <w:r>
-        <w:t>,</w:t>
-      </w:r>
-      <w:r>
-        <w:t xml:space="preserve"> создание задачи</w:t>
-      </w:r>
-      <w:r>
-        <w:t>) со снимками экрана.</w:t>
+        <w:t>2) Руководство пользователя – раздел в составе ПЗ или отдельный документ (Приложение), описывающий типовые сценарии работы с системой (регистрация, создание проекта, управление задачами) со снимками экрана.</w:t>
       </w:r>
     </w:p>
     <w:p>
       <w:r>
-        <w:t>4) Руководство по развёртыванию –</w:t>
-      </w:r>
-      <w:r>
-        <w:t xml:space="preserve"> </w:t>
-      </w:r>
-      <w:r>
-        <w:t xml:space="preserve">файл README.md в репозитории, содержащий пошаговую инструкцию по запуску приложения (клонирование репозитория, настройка переменных окружения, запуск через </w:t>
-      </w:r>
-      <w:proofErr w:type="spellStart"/>
-      <w:r>
-        <w:t>Docker</w:t>
-      </w:r>
-      <w:proofErr w:type="spellEnd"/>
-      <w:r>
-        <w:t xml:space="preserve"> </w:t>
-      </w:r>
-      <w:proofErr w:type="spellStart"/>
-      <w:r>
-        <w:t>Compose</w:t>
-      </w:r>
-      <w:proofErr w:type="spellEnd"/>
-      <w:r>
-        <w:t>).</w:t>
+        <w:t>4) Руководство по развёртыванию – раздел в составе ПЗ или файл README.md в репозитории, содержащий пошаговую инструкцию по запуску приложения (клонирование репозитория, настройка переменных окружения, запуск через Docker Compose).</w:t>
       </w:r>
     </w:p>
     <w:p>
@@ -3858,7 +5809,6 @@
         <w:pStyle w:val="2"/>
       </w:pPr>
       <w:r>
-        <w:lastRenderedPageBreak/>
         <w:t>А.6 Порядок контроля и приемки</w:t>
       </w:r>
     </w:p>
@@ -3869,15 +5819,7 @@
     </w:p>
     <w:p>
       <w:r>
-        <w:t xml:space="preserve">1) Все функции информационной системы перечисленные </w:t>
-      </w:r>
-      <w:proofErr w:type="gramStart"/>
-      <w:r>
-        <w:t>в пункта</w:t>
-      </w:r>
-      <w:proofErr w:type="gramEnd"/>
-      <w:r>
-        <w:t xml:space="preserve"> А.3 реализованы и успешно проходят функциональное тестирование при сдаче продукта ответственному за приемку на кафедре.</w:t>
+        <w:t>1) Все функции информационной системы перечисленные в пункта А.3 реализованы и успешно проходят функциональное тестирование при сдаче продукта ответственному за приемку на кафедре.</w:t>
       </w:r>
     </w:p>
     <w:p>
@@ -3887,15 +5829,7 @@
         </w:rPr>
       </w:pPr>
       <w:r>
-        <w:t xml:space="preserve">2) Исходный код продукта размещён в </w:t>
-      </w:r>
-      <w:proofErr w:type="spellStart"/>
-      <w:r>
-        <w:t>git</w:t>
-      </w:r>
-      <w:proofErr w:type="spellEnd"/>
-      <w:r>
-        <w:t>-репозитории, содержит файл «</w:t>
+        <w:t>2) Исходный код продукта размещён в git-репозитории, содержит файл «</w:t>
       </w:r>
       <w:r>
         <w:rPr>
@@ -3930,6 +5864,7 @@
     </w:p>
     <w:p>
       <w:r>
+        <w:lastRenderedPageBreak/>
         <w:t>3) Пояснительная записка к ВКР оформлена в соответствие с требованиями и согласована с научным руководителем.</w:t>
       </w:r>
     </w:p>
@@ -3947,32 +5882,16 @@
       </w:r>
       <w:r>
         <w:tab/>
-      </w:r>
-      <w:r>
         <w:t xml:space="preserve">/ </w:t>
       </w:r>
       <w:r>
-        <w:t>Д</w:t>
+        <w:rPr>
+          <w:highlight w:val="yellow"/>
+        </w:rPr>
+        <w:t>И.О. Фамилия</w:t>
       </w:r>
       <w:r>
-        <w:t>.</w:t>
-      </w:r>
-      <w:r>
-        <w:t>В</w:t>
-      </w:r>
-      <w:r>
-        <w:t xml:space="preserve">. </w:t>
-      </w:r>
-      <w:proofErr w:type="spellStart"/>
-      <w:r>
-        <w:t>Голосуев</w:t>
-      </w:r>
-      <w:proofErr w:type="spellEnd"/>
-      <w:r>
-        <w:t xml:space="preserve"> </w:t>
-      </w:r>
-      <w:r>
-        <w:t>/</w:t>
+        <w:t xml:space="preserve"> /</w:t>
       </w:r>
     </w:p>
     <w:p/>
@@ -4069,7 +5988,7 @@
 </file>
 
 <file path=word/endnotes.xml><?xml version="1.0" encoding="utf-8"?>
-<w:endnotes xmlns:wpc="http://schemas.microsoft.com/office/word/2010/wordprocessingCanvas" xmlns:cx="http://schemas.microsoft.com/office/drawing/2014/chartex" xmlns:cx1="http://schemas.microsoft.com/office/drawing/2015/9/8/chartex" xmlns:cx2="http://schemas.microsoft.com/office/drawing/2015/10/21/chartex" xmlns:cx3="http://schemas.microsoft.com/office/drawing/2016/5/9/chartex" xmlns:cx4="http://schemas.microsoft.com/office/drawing/2016/5/10/chartex" xmlns:cx5="http://schemas.microsoft.com/office/drawing/2016/5/11/chartex" xmlns:cx6="http://schemas.microsoft.com/office/drawing/2016/5/12/chartex" xmlns:cx7="http://schemas.microsoft.com/office/drawing/2016/5/13/chartex" xmlns:cx8="http://schemas.microsoft.com/office/drawing/2016/5/14/chartex" xmlns:mc="http://schemas.openxmlformats.org/markup-compatibility/2006" xmlns:aink="http://schemas.microsoft.com/office/drawing/2016/ink" xmlns:am3d="http://schemas.microsoft.com/office/drawing/2017/model3d" xmlns:o="urn:schemas-microsoft-com:office:office" xmlns:oel="http://schemas.microsoft.com/office/2019/extlst" xmlns:r="http://schemas.openxmlformats.org/officeDocument/2006/relationships" xmlns:m="http://schemas.openxmlformats.org/officeDocument/2006/math" xmlns:v="urn:schemas-microsoft-com:vml" xmlns:wp14="http://schemas.microsoft.com/office/word/2010/wordprocessingDrawing" xmlns:wp="http://schemas.openxmlformats.org/drawingml/2006/wordprocessingDrawing" xmlns:w10="urn:schemas-microsoft-com:office:word" xmlns:w="http://schemas.openxmlformats.org/wordprocessingml/2006/main" xmlns:w14="http://schemas.microsoft.com/office/word/2010/wordml" xmlns:w15="http://schemas.microsoft.com/office/word/2012/wordml" xmlns:w16cex="http://schemas.microsoft.com/office/word/2018/wordml/cex" xmlns:w16cid="http://schemas.microsoft.com/office/word/2016/wordml/cid" xmlns:w16="http://schemas.microsoft.com/office/word/2018/wordml" xmlns:w16du="http://schemas.microsoft.com/office/word/2023/wordml/word16du" xmlns:w16sdtdh="http://schemas.microsoft.com/office/word/2020/wordml/sdtdatahash" xmlns:w16sdtfl="http://schemas.microsoft.com/office/word/2024/wordml/sdtformatlock" xmlns:w16se="http://schemas.microsoft.com/office/word/2015/wordml/symex" xmlns:wpg="http://schemas.microsoft.com/office/word/2010/wordprocessingGroup" xmlns:wpi="http://schemas.microsoft.com/office/word/2010/wordprocessingInk" xmlns:wne="http://schemas.microsoft.com/office/word/2006/wordml" xmlns:wps="http://schemas.microsoft.com/office/word/2010/wordprocessingShape" mc:Ignorable="w14 w15 w16se w16cid w16 w16cex w16sdtdh w16sdtfl w16du wp14">
+<w:endnotes xmlns:wpc="http://schemas.microsoft.com/office/word/2010/wordprocessingCanvas" xmlns:cx="http://schemas.microsoft.com/office/drawing/2014/chartex" xmlns:cx1="http://schemas.microsoft.com/office/drawing/2015/9/8/chartex" xmlns:mc="http://schemas.openxmlformats.org/markup-compatibility/2006" xmlns:o="urn:schemas-microsoft-com:office:office" xmlns:r="http://schemas.openxmlformats.org/officeDocument/2006/relationships" xmlns:m="http://schemas.openxmlformats.org/officeDocument/2006/math" xmlns:v="urn:schemas-microsoft-com:vml" xmlns:wp14="http://schemas.microsoft.com/office/word/2010/wordprocessingDrawing" xmlns:wp="http://schemas.openxmlformats.org/drawingml/2006/wordprocessingDrawing" xmlns:w10="urn:schemas-microsoft-com:office:word" xmlns:w="http://schemas.openxmlformats.org/wordprocessingml/2006/main" xmlns:w14="http://schemas.microsoft.com/office/word/2010/wordml" xmlns:w15="http://schemas.microsoft.com/office/word/2012/wordml" xmlns:w16se="http://schemas.microsoft.com/office/word/2015/wordml/symex" xmlns:wpg="http://schemas.microsoft.com/office/word/2010/wordprocessingGroup" xmlns:wpi="http://schemas.microsoft.com/office/word/2010/wordprocessingInk" xmlns:wne="http://schemas.microsoft.com/office/word/2006/wordml" xmlns:wps="http://schemas.microsoft.com/office/word/2010/wordprocessingShape" mc:Ignorable="w14 w15 w16se wp14">
   <w:endnote w:type="separator" w:id="-1">
     <w:p>
       <w:r>
@@ -4088,7 +6007,7 @@
 </file>
 
 <file path=word/footer1.xml><?xml version="1.0" encoding="utf-8"?>
-<w:ftr xmlns:wpc="http://schemas.microsoft.com/office/word/2010/wordprocessingCanvas" xmlns:cx="http://schemas.microsoft.com/office/drawing/2014/chartex" xmlns:cx1="http://schemas.microsoft.com/office/drawing/2015/9/8/chartex" xmlns:cx2="http://schemas.microsoft.com/office/drawing/2015/10/21/chartex" xmlns:cx3="http://schemas.microsoft.com/office/drawing/2016/5/9/chartex" xmlns:cx4="http://schemas.microsoft.com/office/drawing/2016/5/10/chartex" xmlns:cx5="http://schemas.microsoft.com/office/drawing/2016/5/11/chartex" xmlns:cx6="http://schemas.microsoft.com/office/drawing/2016/5/12/chartex" xmlns:cx7="http://schemas.microsoft.com/office/drawing/2016/5/13/chartex" xmlns:cx8="http://schemas.microsoft.com/office/drawing/2016/5/14/chartex" xmlns:mc="http://schemas.openxmlformats.org/markup-compatibility/2006" xmlns:aink="http://schemas.microsoft.com/office/drawing/2016/ink" xmlns:am3d="http://schemas.microsoft.com/office/drawing/2017/model3d" xmlns:o="urn:schemas-microsoft-com:office:office" xmlns:oel="http://schemas.microsoft.com/office/2019/extlst" xmlns:r="http://schemas.openxmlformats.org/officeDocument/2006/relationships" xmlns:m="http://schemas.openxmlformats.org/officeDocument/2006/math" xmlns:v="urn:schemas-microsoft-com:vml" xmlns:wp14="http://schemas.microsoft.com/office/word/2010/wordprocessingDrawing" xmlns:wp="http://schemas.openxmlformats.org/drawingml/2006/wordprocessingDrawing" xmlns:w10="urn:schemas-microsoft-com:office:word" xmlns:w="http://schemas.openxmlformats.org/wordprocessingml/2006/main" xmlns:w14="http://schemas.microsoft.com/office/word/2010/wordml" xmlns:w15="http://schemas.microsoft.com/office/word/2012/wordml" xmlns:w16cex="http://schemas.microsoft.com/office/word/2018/wordml/cex" xmlns:w16cid="http://schemas.microsoft.com/office/word/2016/wordml/cid" xmlns:w16="http://schemas.microsoft.com/office/word/2018/wordml" xmlns:w16du="http://schemas.microsoft.com/office/word/2023/wordml/word16du" xmlns:w16sdtdh="http://schemas.microsoft.com/office/word/2020/wordml/sdtdatahash" xmlns:w16sdtfl="http://schemas.microsoft.com/office/word/2024/wordml/sdtformatlock" xmlns:w16se="http://schemas.microsoft.com/office/word/2015/wordml/symex" xmlns:wpg="http://schemas.microsoft.com/office/word/2010/wordprocessingGroup" xmlns:wpi="http://schemas.microsoft.com/office/word/2010/wordprocessingInk" xmlns:wne="http://schemas.microsoft.com/office/word/2006/wordml" xmlns:wps="http://schemas.microsoft.com/office/word/2010/wordprocessingShape" mc:Ignorable="w14 w15 w16se w16cid w16 w16cex w16sdtdh w16sdtfl w16du wp14">
+<w:ftr xmlns:wpc="http://schemas.microsoft.com/office/word/2010/wordprocessingCanvas" xmlns:cx="http://schemas.microsoft.com/office/drawing/2014/chartex" xmlns:cx1="http://schemas.microsoft.com/office/drawing/2015/9/8/chartex" xmlns:mc="http://schemas.openxmlformats.org/markup-compatibility/2006" xmlns:o="urn:schemas-microsoft-com:office:office" xmlns:r="http://schemas.openxmlformats.org/officeDocument/2006/relationships" xmlns:m="http://schemas.openxmlformats.org/officeDocument/2006/math" xmlns:v="urn:schemas-microsoft-com:vml" xmlns:wp14="http://schemas.microsoft.com/office/word/2010/wordprocessingDrawing" xmlns:wp="http://schemas.openxmlformats.org/drawingml/2006/wordprocessingDrawing" xmlns:w10="urn:schemas-microsoft-com:office:word" xmlns:w="http://schemas.openxmlformats.org/wordprocessingml/2006/main" xmlns:w14="http://schemas.microsoft.com/office/word/2010/wordml" xmlns:w15="http://schemas.microsoft.com/office/word/2012/wordml" xmlns:w16se="http://schemas.microsoft.com/office/word/2015/wordml/symex" xmlns:wpg="http://schemas.microsoft.com/office/word/2010/wordprocessingGroup" xmlns:wpi="http://schemas.microsoft.com/office/word/2010/wordprocessingInk" xmlns:wne="http://schemas.microsoft.com/office/word/2006/wordml" xmlns:wps="http://schemas.microsoft.com/office/word/2010/wordprocessingShape" mc:Ignorable="w14 w15 w16se wp14">
   <w:p>
     <w:pPr>
       <w:pStyle w:val="af7"/>
@@ -4111,7 +6030,7 @@
       <mc:AlternateContent>
         <mc:Choice Requires="wpg">
           <w:drawing>
-            <wp:anchor distT="0" distB="0" distL="114300" distR="114300" simplePos="0" relativeHeight="251739136" behindDoc="0" locked="0" layoutInCell="0" allowOverlap="1" wp14:anchorId="17C77E29" wp14:editId="5B3FBA51">
+            <wp:anchor distT="0" distB="0" distL="114300" distR="114300" simplePos="0" relativeHeight="251739136" behindDoc="0" locked="0" layoutInCell="0" allowOverlap="1">
               <wp:simplePos x="0" y="0"/>
               <wp:positionH relativeFrom="margin">
                 <wp:align>center</wp:align>
@@ -4437,21 +6356,12 @@
                                 <w:sz w:val="18"/>
                               </w:rPr>
                             </w:pPr>
-                            <w:proofErr w:type="spellStart"/>
                             <w:r>
                               <w:rPr>
                                 <w:rFonts w:ascii="Arial" w:hAnsi="Arial" w:cs="Arial"/>
                                 <w:sz w:val="18"/>
                               </w:rPr>
-                              <w:t>Изм</w:t>
-                            </w:r>
-                            <w:proofErr w:type="spellEnd"/>
-                            <w:r>
-                              <w:rPr>
-                                <w:rFonts w:ascii="Arial" w:hAnsi="Arial" w:cs="Arial"/>
-                                <w:sz w:val="18"/>
-                              </w:rPr>
-                              <w:t>.</w:t>
+                              <w:t>Изм.</w:t>
                             </w:r>
                           </w:p>
                         </w:txbxContent>
@@ -4539,23 +6449,7 @@
                                 <w:rFonts w:ascii="Arial" w:hAnsi="Arial" w:cs="Arial"/>
                                 <w:sz w:val="18"/>
                               </w:rPr>
-                              <w:t xml:space="preserve">№ </w:t>
-                            </w:r>
-                            <w:proofErr w:type="spellStart"/>
-                            <w:r>
-                              <w:rPr>
-                                <w:rFonts w:ascii="Arial" w:hAnsi="Arial" w:cs="Arial"/>
-                                <w:sz w:val="18"/>
-                              </w:rPr>
-                              <w:t>докум</w:t>
-                            </w:r>
-                            <w:proofErr w:type="spellEnd"/>
-                            <w:r>
-                              <w:rPr>
-                                <w:rFonts w:ascii="Arial" w:hAnsi="Arial" w:cs="Arial"/>
-                                <w:sz w:val="18"/>
-                              </w:rPr>
-                              <w:t>.</w:t>
+                              <w:t>№ докум.</w:t>
                             </w:r>
                           </w:p>
                         </w:txbxContent>
@@ -4594,7 +6488,6 @@
                                 <w:sz w:val="18"/>
                               </w:rPr>
                             </w:pPr>
-                            <w:proofErr w:type="spellStart"/>
                             <w:r>
                               <w:rPr>
                                 <w:rFonts w:ascii="Arial" w:hAnsi="Arial" w:cs="Arial"/>
@@ -4602,7 +6495,6 @@
                               </w:rPr>
                               <w:t>Подпись</w:t>
                             </w:r>
-                            <w:proofErr w:type="spellEnd"/>
                           </w:p>
                         </w:txbxContent>
                       </wps:txbx>
@@ -4815,9 +6707,10 @@
                               <w:rPr>
                                 <w:rFonts w:ascii="Arial" w:hAnsi="Arial" w:cs="Arial"/>
                                 <w:sz w:val="40"/>
+                                <w:highlight w:val="yellow"/>
                                 <w:lang w:val="ru-RU"/>
                               </w:rPr>
-                              <w:t>09.0</w:t>
+                              <w:t>09.03.04</w:t>
                             </w:r>
                             <w:r>
                               <w:rPr>
@@ -4825,7 +6718,16 @@
                                 <w:sz w:val="40"/>
                                 <w:lang w:val="ru-RU"/>
                               </w:rPr>
-                              <w:t>4</w:t>
+                              <w:t>.</w:t>
+                            </w:r>
+                            <w:r>
+                              <w:rPr>
+                                <w:rFonts w:ascii="Arial" w:hAnsi="Arial" w:cs="Arial"/>
+                                <w:sz w:val="40"/>
+                                <w:highlight w:val="yellow"/>
+                                <w:lang w:val="ru-RU"/>
+                              </w:rPr>
+                              <w:t>ХХ</w:t>
                             </w:r>
                             <w:r>
                               <w:rPr>
@@ -4833,31 +6735,7 @@
                                 <w:sz w:val="40"/>
                                 <w:lang w:val="ru-RU"/>
                               </w:rPr>
-                              <w:t>.04.</w:t>
-                            </w:r>
-                            <w:r>
-                              <w:rPr>
-                                <w:rFonts w:ascii="Arial" w:hAnsi="Arial" w:cs="Arial"/>
-                                <w:sz w:val="40"/>
-                                <w:lang w:val="ru-RU"/>
-                              </w:rPr>
-                              <w:t>49</w:t>
-                            </w:r>
-                            <w:r>
-                              <w:rPr>
-                                <w:rFonts w:ascii="Arial" w:hAnsi="Arial" w:cs="Arial"/>
-                                <w:sz w:val="40"/>
-                                <w:lang w:val="ru-RU"/>
-                              </w:rPr>
-                              <w:t>0000</w:t>
-                            </w:r>
-                            <w:r>
-                              <w:rPr>
-                                <w:rFonts w:ascii="Arial" w:hAnsi="Arial" w:cs="Arial"/>
-                                <w:sz w:val="40"/>
-                                <w:lang w:val="ru-RU"/>
-                              </w:rPr>
-                              <w:t>.000 ПЗ</w:t>
+                              <w:t>0000.000 ПЗ</w:t>
                             </w:r>
                           </w:p>
                         </w:txbxContent>
@@ -4880,7 +6758,7 @@
         </mc:Choice>
         <mc:Fallback>
           <w:pict>
-            <v:group w14:anchorId="17C77E29" id="Группа 267" o:spid="_x0000_s1026" style="position:absolute;left:0;text-align:left;margin-left:0;margin-top:19.85pt;width:518.8pt;height:802.3pt;z-index:251739136;mso-position-horizontal:center;mso-position-horizontal-relative:margin;mso-position-vertical-relative:page" coordsize="20000,20000" o:gfxdata="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" o:allowincell="f">
+            <v:group id="Группа 267" o:spid="_x0000_s1026" style="position:absolute;left:0;text-align:left;margin-left:0;margin-top:19.85pt;width:518.8pt;height:802.3pt;z-index:251739136;mso-position-horizontal:center;mso-position-horizontal-relative:margin;mso-position-vertical-relative:page" coordsize="20000,20000" o:gfxdata="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" o:allowincell="f">
               <v:rect id="Rectangle 70" o:spid="_x0000_s1027" style="position:absolute;width:20000;height:20000;visibility:visible;mso-wrap-style:square;v-text-anchor:top" o:gfxdata="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" filled="f" strokeweight="2pt"/>
               <v:line id="Line 71" o:spid="_x0000_s1028" style="position:absolute;visibility:visible;mso-wrap-style:square" from="1093,18948" to="1095,19988" o:connectortype="straight" o:gfxdata="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" strokeweight="2pt"/>
               <v:line id="Line 72" o:spid="_x0000_s1029" style="position:absolute;visibility:visible;mso-wrap-style:square" from="10,18941" to="19977,18942" o:connectortype="straight" o:gfxdata="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" strokeweight="2pt"/>
@@ -4904,21 +6782,12 @@
                           <w:sz w:val="18"/>
                         </w:rPr>
                       </w:pPr>
-                      <w:proofErr w:type="spellStart"/>
                       <w:r>
                         <w:rPr>
                           <w:rFonts w:ascii="Arial" w:hAnsi="Arial" w:cs="Arial"/>
                           <w:sz w:val="18"/>
                         </w:rPr>
-                        <w:t>Изм</w:t>
-                      </w:r>
-                      <w:proofErr w:type="spellEnd"/>
-                      <w:r>
-                        <w:rPr>
-                          <w:rFonts w:ascii="Arial" w:hAnsi="Arial" w:cs="Arial"/>
-                          <w:sz w:val="18"/>
-                        </w:rPr>
-                        <w:t>.</w:t>
+                        <w:t>Изм.</w:t>
                       </w:r>
                     </w:p>
                   </w:txbxContent>
@@ -4964,23 +6833,7 @@
                           <w:rFonts w:ascii="Arial" w:hAnsi="Arial" w:cs="Arial"/>
                           <w:sz w:val="18"/>
                         </w:rPr>
-                        <w:t xml:space="preserve">№ </w:t>
-                      </w:r>
-                      <w:proofErr w:type="spellStart"/>
-                      <w:r>
-                        <w:rPr>
-                          <w:rFonts w:ascii="Arial" w:hAnsi="Arial" w:cs="Arial"/>
-                          <w:sz w:val="18"/>
-                        </w:rPr>
-                        <w:t>докум</w:t>
-                      </w:r>
-                      <w:proofErr w:type="spellEnd"/>
-                      <w:r>
-                        <w:rPr>
-                          <w:rFonts w:ascii="Arial" w:hAnsi="Arial" w:cs="Arial"/>
-                          <w:sz w:val="18"/>
-                        </w:rPr>
-                        <w:t>.</w:t>
+                        <w:t>№ докум.</w:t>
                       </w:r>
                     </w:p>
                   </w:txbxContent>
@@ -4998,7 +6851,6 @@
                           <w:sz w:val="18"/>
                         </w:rPr>
                       </w:pPr>
-                      <w:proofErr w:type="spellStart"/>
                       <w:r>
                         <w:rPr>
                           <w:rFonts w:ascii="Arial" w:hAnsi="Arial" w:cs="Arial"/>
@@ -5006,7 +6858,6 @@
                         </w:rPr>
                         <w:t>Подпись</w:t>
                       </w:r>
-                      <w:proofErr w:type="spellEnd"/>
                     </w:p>
                   </w:txbxContent>
                 </v:textbox>
@@ -5135,9 +6986,10 @@
                         <w:rPr>
                           <w:rFonts w:ascii="Arial" w:hAnsi="Arial" w:cs="Arial"/>
                           <w:sz w:val="40"/>
+                          <w:highlight w:val="yellow"/>
                           <w:lang w:val="ru-RU"/>
                         </w:rPr>
-                        <w:t>09.0</w:t>
+                        <w:t>09.03.04</w:t>
                       </w:r>
                       <w:r>
                         <w:rPr>
@@ -5145,7 +6997,16 @@
                           <w:sz w:val="40"/>
                           <w:lang w:val="ru-RU"/>
                         </w:rPr>
-                        <w:t>4</w:t>
+                        <w:t>.</w:t>
+                      </w:r>
+                      <w:r>
+                        <w:rPr>
+                          <w:rFonts w:ascii="Arial" w:hAnsi="Arial" w:cs="Arial"/>
+                          <w:sz w:val="40"/>
+                          <w:highlight w:val="yellow"/>
+                          <w:lang w:val="ru-RU"/>
+                        </w:rPr>
+                        <w:t>ХХ</w:t>
                       </w:r>
                       <w:r>
                         <w:rPr>
@@ -5153,31 +7014,7 @@
                           <w:sz w:val="40"/>
                           <w:lang w:val="ru-RU"/>
                         </w:rPr>
-                        <w:t>.04.</w:t>
-                      </w:r>
-                      <w:r>
-                        <w:rPr>
-                          <w:rFonts w:ascii="Arial" w:hAnsi="Arial" w:cs="Arial"/>
-                          <w:sz w:val="40"/>
-                          <w:lang w:val="ru-RU"/>
-                        </w:rPr>
-                        <w:t>49</w:t>
-                      </w:r>
-                      <w:r>
-                        <w:rPr>
-                          <w:rFonts w:ascii="Arial" w:hAnsi="Arial" w:cs="Arial"/>
-                          <w:sz w:val="40"/>
-                          <w:lang w:val="ru-RU"/>
-                        </w:rPr>
-                        <w:t>0000</w:t>
-                      </w:r>
-                      <w:r>
-                        <w:rPr>
-                          <w:rFonts w:ascii="Arial" w:hAnsi="Arial" w:cs="Arial"/>
-                          <w:sz w:val="40"/>
-                          <w:lang w:val="ru-RU"/>
-                        </w:rPr>
-                        <w:t>.000 ПЗ</w:t>
+                        <w:t>0000.000 ПЗ</w:t>
                       </w:r>
                     </w:p>
                   </w:txbxContent>
@@ -5194,7 +7031,7 @@
 </file>
 
 <file path=word/footer2.xml><?xml version="1.0" encoding="utf-8"?>
-<w:ftr xmlns:wpc="http://schemas.microsoft.com/office/word/2010/wordprocessingCanvas" xmlns:cx="http://schemas.microsoft.com/office/drawing/2014/chartex" xmlns:cx1="http://schemas.microsoft.com/office/drawing/2015/9/8/chartex" xmlns:cx2="http://schemas.microsoft.com/office/drawing/2015/10/21/chartex" xmlns:cx3="http://schemas.microsoft.com/office/drawing/2016/5/9/chartex" xmlns:cx4="http://schemas.microsoft.com/office/drawing/2016/5/10/chartex" xmlns:cx5="http://schemas.microsoft.com/office/drawing/2016/5/11/chartex" xmlns:cx6="http://schemas.microsoft.com/office/drawing/2016/5/12/chartex" xmlns:cx7="http://schemas.microsoft.com/office/drawing/2016/5/13/chartex" xmlns:cx8="http://schemas.microsoft.com/office/drawing/2016/5/14/chartex" xmlns:mc="http://schemas.openxmlformats.org/markup-compatibility/2006" xmlns:aink="http://schemas.microsoft.com/office/drawing/2016/ink" xmlns:am3d="http://schemas.microsoft.com/office/drawing/2017/model3d" xmlns:o="urn:schemas-microsoft-com:office:office" xmlns:oel="http://schemas.microsoft.com/office/2019/extlst" xmlns:r="http://schemas.openxmlformats.org/officeDocument/2006/relationships" xmlns:m="http://schemas.openxmlformats.org/officeDocument/2006/math" xmlns:v="urn:schemas-microsoft-com:vml" xmlns:wp14="http://schemas.microsoft.com/office/word/2010/wordprocessingDrawing" xmlns:wp="http://schemas.openxmlformats.org/drawingml/2006/wordprocessingDrawing" xmlns:w10="urn:schemas-microsoft-com:office:word" xmlns:w="http://schemas.openxmlformats.org/wordprocessingml/2006/main" xmlns:w14="http://schemas.microsoft.com/office/word/2010/wordml" xmlns:w15="http://schemas.microsoft.com/office/word/2012/wordml" xmlns:w16cex="http://schemas.microsoft.com/office/word/2018/wordml/cex" xmlns:w16cid="http://schemas.microsoft.com/office/word/2016/wordml/cid" xmlns:w16="http://schemas.microsoft.com/office/word/2018/wordml" xmlns:w16du="http://schemas.microsoft.com/office/word/2023/wordml/word16du" xmlns:w16sdtdh="http://schemas.microsoft.com/office/word/2020/wordml/sdtdatahash" xmlns:w16sdtfl="http://schemas.microsoft.com/office/word/2024/wordml/sdtformatlock" xmlns:w16se="http://schemas.microsoft.com/office/word/2015/wordml/symex" xmlns:wpg="http://schemas.microsoft.com/office/word/2010/wordprocessingGroup" xmlns:wpi="http://schemas.microsoft.com/office/word/2010/wordprocessingInk" xmlns:wne="http://schemas.microsoft.com/office/word/2006/wordml" xmlns:wps="http://schemas.microsoft.com/office/word/2010/wordprocessingShape" mc:Ignorable="w14 w15 w16se w16cid w16 w16cex w16sdtdh w16sdtfl w16du wp14">
+<w:ftr xmlns:wpc="http://schemas.microsoft.com/office/word/2010/wordprocessingCanvas" xmlns:cx="http://schemas.microsoft.com/office/drawing/2014/chartex" xmlns:cx1="http://schemas.microsoft.com/office/drawing/2015/9/8/chartex" xmlns:mc="http://schemas.openxmlformats.org/markup-compatibility/2006" xmlns:o="urn:schemas-microsoft-com:office:office" xmlns:r="http://schemas.openxmlformats.org/officeDocument/2006/relationships" xmlns:m="http://schemas.openxmlformats.org/officeDocument/2006/math" xmlns:v="urn:schemas-microsoft-com:vml" xmlns:wp14="http://schemas.microsoft.com/office/word/2010/wordprocessingDrawing" xmlns:wp="http://schemas.openxmlformats.org/drawingml/2006/wordprocessingDrawing" xmlns:w10="urn:schemas-microsoft-com:office:word" xmlns:w="http://schemas.openxmlformats.org/wordprocessingml/2006/main" xmlns:w14="http://schemas.microsoft.com/office/word/2010/wordml" xmlns:w15="http://schemas.microsoft.com/office/word/2012/wordml" xmlns:w16se="http://schemas.microsoft.com/office/word/2015/wordml/symex" xmlns:wpg="http://schemas.microsoft.com/office/word/2010/wordprocessingGroup" xmlns:wpi="http://schemas.microsoft.com/office/word/2010/wordprocessingInk" xmlns:wne="http://schemas.microsoft.com/office/word/2006/wordml" xmlns:wps="http://schemas.microsoft.com/office/word/2010/wordprocessingShape" mc:Ignorable="w14 w15 w16se wp14">
   <w:p>
     <w:pPr>
       <w:pStyle w:val="af9"/>
@@ -5210,7 +7047,7 @@
 </file>
 
 <file path=word/footnotes.xml><?xml version="1.0" encoding="utf-8"?>
-<w:footnotes xmlns:wpc="http://schemas.microsoft.com/office/word/2010/wordprocessingCanvas" xmlns:cx="http://schemas.microsoft.com/office/drawing/2014/chartex" xmlns:cx1="http://schemas.microsoft.com/office/drawing/2015/9/8/chartex" xmlns:cx2="http://schemas.microsoft.com/office/drawing/2015/10/21/chartex" xmlns:cx3="http://schemas.microsoft.com/office/drawing/2016/5/9/chartex" xmlns:cx4="http://schemas.microsoft.com/office/drawing/2016/5/10/chartex" xmlns:cx5="http://schemas.microsoft.com/office/drawing/2016/5/11/chartex" xmlns:cx6="http://schemas.microsoft.com/office/drawing/2016/5/12/chartex" xmlns:cx7="http://schemas.microsoft.com/office/drawing/2016/5/13/chartex" xmlns:cx8="http://schemas.microsoft.com/office/drawing/2016/5/14/chartex" xmlns:mc="http://schemas.openxmlformats.org/markup-compatibility/2006" xmlns:aink="http://schemas.microsoft.com/office/drawing/2016/ink" xmlns:am3d="http://schemas.microsoft.com/office/drawing/2017/model3d" xmlns:o="urn:schemas-microsoft-com:office:office" xmlns:oel="http://schemas.microsoft.com/office/2019/extlst" xmlns:r="http://schemas.openxmlformats.org/officeDocument/2006/relationships" xmlns:m="http://schemas.openxmlformats.org/officeDocument/2006/math" xmlns:v="urn:schemas-microsoft-com:vml" xmlns:wp14="http://schemas.microsoft.com/office/word/2010/wordprocessingDrawing" xmlns:wp="http://schemas.openxmlformats.org/drawingml/2006/wordprocessingDrawing" xmlns:w10="urn:schemas-microsoft-com:office:word" xmlns:w="http://schemas.openxmlformats.org/wordprocessingml/2006/main" xmlns:w14="http://schemas.microsoft.com/office/word/2010/wordml" xmlns:w15="http://schemas.microsoft.com/office/word/2012/wordml" xmlns:w16cex="http://schemas.microsoft.com/office/word/2018/wordml/cex" xmlns:w16cid="http://schemas.microsoft.com/office/word/2016/wordml/cid" xmlns:w16="http://schemas.microsoft.com/office/word/2018/wordml" xmlns:w16du="http://schemas.microsoft.com/office/word/2023/wordml/word16du" xmlns:w16sdtdh="http://schemas.microsoft.com/office/word/2020/wordml/sdtdatahash" xmlns:w16sdtfl="http://schemas.microsoft.com/office/word/2024/wordml/sdtformatlock" xmlns:w16se="http://schemas.microsoft.com/office/word/2015/wordml/symex" xmlns:wpg="http://schemas.microsoft.com/office/word/2010/wordprocessingGroup" xmlns:wpi="http://schemas.microsoft.com/office/word/2010/wordprocessingInk" xmlns:wne="http://schemas.microsoft.com/office/word/2006/wordml" xmlns:wps="http://schemas.microsoft.com/office/word/2010/wordprocessingShape" mc:Ignorable="w14 w15 w16se w16cid w16 w16cex w16sdtdh w16sdtfl w16du wp14">
+<w:footnotes xmlns:wpc="http://schemas.microsoft.com/office/word/2010/wordprocessingCanvas" xmlns:cx="http://schemas.microsoft.com/office/drawing/2014/chartex" xmlns:cx1="http://schemas.microsoft.com/office/drawing/2015/9/8/chartex" xmlns:mc="http://schemas.openxmlformats.org/markup-compatibility/2006" xmlns:o="urn:schemas-microsoft-com:office:office" xmlns:r="http://schemas.openxmlformats.org/officeDocument/2006/relationships" xmlns:m="http://schemas.openxmlformats.org/officeDocument/2006/math" xmlns:v="urn:schemas-microsoft-com:vml" xmlns:wp14="http://schemas.microsoft.com/office/word/2010/wordprocessingDrawing" xmlns:wp="http://schemas.openxmlformats.org/drawingml/2006/wordprocessingDrawing" xmlns:w10="urn:schemas-microsoft-com:office:word" xmlns:w="http://schemas.openxmlformats.org/wordprocessingml/2006/main" xmlns:w14="http://schemas.microsoft.com/office/word/2010/wordml" xmlns:w15="http://schemas.microsoft.com/office/word/2012/wordml" xmlns:w16se="http://schemas.microsoft.com/office/word/2015/wordml/symex" xmlns:wpg="http://schemas.microsoft.com/office/word/2010/wordprocessingGroup" xmlns:wpi="http://schemas.microsoft.com/office/word/2010/wordprocessingInk" xmlns:wne="http://schemas.microsoft.com/office/word/2006/wordml" xmlns:wps="http://schemas.microsoft.com/office/word/2010/wordprocessingShape" mc:Ignorable="w14 w15 w16se wp14">
   <w:footnote w:type="separator" w:id="-1">
     <w:p>
       <w:r>
@@ -5229,7 +7066,7 @@
 </file>
 
 <file path=word/header1.xml><?xml version="1.0" encoding="utf-8"?>
-<w:hdr xmlns:wpc="http://schemas.microsoft.com/office/word/2010/wordprocessingCanvas" xmlns:cx="http://schemas.microsoft.com/office/drawing/2014/chartex" xmlns:cx1="http://schemas.microsoft.com/office/drawing/2015/9/8/chartex" xmlns:cx2="http://schemas.microsoft.com/office/drawing/2015/10/21/chartex" xmlns:cx3="http://schemas.microsoft.com/office/drawing/2016/5/9/chartex" xmlns:cx4="http://schemas.microsoft.com/office/drawing/2016/5/10/chartex" xmlns:cx5="http://schemas.microsoft.com/office/drawing/2016/5/11/chartex" xmlns:cx6="http://schemas.microsoft.com/office/drawing/2016/5/12/chartex" xmlns:cx7="http://schemas.microsoft.com/office/drawing/2016/5/13/chartex" xmlns:cx8="http://schemas.microsoft.com/office/drawing/2016/5/14/chartex" xmlns:mc="http://schemas.openxmlformats.org/markup-compatibility/2006" xmlns:aink="http://schemas.microsoft.com/office/drawing/2016/ink" xmlns:am3d="http://schemas.microsoft.com/office/drawing/2017/model3d" xmlns:o="urn:schemas-microsoft-com:office:office" xmlns:oel="http://schemas.microsoft.com/office/2019/extlst" xmlns:r="http://schemas.openxmlformats.org/officeDocument/2006/relationships" xmlns:m="http://schemas.openxmlformats.org/officeDocument/2006/math" xmlns:v="urn:schemas-microsoft-com:vml" xmlns:wp14="http://schemas.microsoft.com/office/word/2010/wordprocessingDrawing" xmlns:wp="http://schemas.openxmlformats.org/drawingml/2006/wordprocessingDrawing" xmlns:w10="urn:schemas-microsoft-com:office:word" xmlns:w="http://schemas.openxmlformats.org/wordprocessingml/2006/main" xmlns:w14="http://schemas.microsoft.com/office/word/2010/wordml" xmlns:w15="http://schemas.microsoft.com/office/word/2012/wordml" xmlns:w16cex="http://schemas.microsoft.com/office/word/2018/wordml/cex" xmlns:w16cid="http://schemas.microsoft.com/office/word/2016/wordml/cid" xmlns:w16="http://schemas.microsoft.com/office/word/2018/wordml" xmlns:w16du="http://schemas.microsoft.com/office/word/2023/wordml/word16du" xmlns:w16sdtdh="http://schemas.microsoft.com/office/word/2020/wordml/sdtdatahash" xmlns:w16sdtfl="http://schemas.microsoft.com/office/word/2024/wordml/sdtformatlock" xmlns:w16se="http://schemas.microsoft.com/office/word/2015/wordml/symex" xmlns:wpg="http://schemas.microsoft.com/office/word/2010/wordprocessingGroup" xmlns:wpi="http://schemas.microsoft.com/office/word/2010/wordprocessingInk" xmlns:wne="http://schemas.microsoft.com/office/word/2006/wordml" xmlns:wps="http://schemas.microsoft.com/office/word/2010/wordprocessingShape" mc:Ignorable="w14 w15 w16se w16cid w16 w16cex w16sdtdh w16sdtfl w16du wp14">
+<w:hdr xmlns:wpc="http://schemas.microsoft.com/office/word/2010/wordprocessingCanvas" xmlns:cx="http://schemas.microsoft.com/office/drawing/2014/chartex" xmlns:cx1="http://schemas.microsoft.com/office/drawing/2015/9/8/chartex" xmlns:mc="http://schemas.openxmlformats.org/markup-compatibility/2006" xmlns:o="urn:schemas-microsoft-com:office:office" xmlns:r="http://schemas.openxmlformats.org/officeDocument/2006/relationships" xmlns:m="http://schemas.openxmlformats.org/officeDocument/2006/math" xmlns:v="urn:schemas-microsoft-com:vml" xmlns:wp14="http://schemas.microsoft.com/office/word/2010/wordprocessingDrawing" xmlns:wp="http://schemas.openxmlformats.org/drawingml/2006/wordprocessingDrawing" xmlns:w10="urn:schemas-microsoft-com:office:word" xmlns:w="http://schemas.openxmlformats.org/wordprocessingml/2006/main" xmlns:w14="http://schemas.microsoft.com/office/word/2010/wordml" xmlns:w15="http://schemas.microsoft.com/office/word/2012/wordml" xmlns:w16se="http://schemas.microsoft.com/office/word/2015/wordml/symex" xmlns:wpg="http://schemas.microsoft.com/office/word/2010/wordprocessingGroup" xmlns:wpi="http://schemas.microsoft.com/office/word/2010/wordprocessingInk" xmlns:wne="http://schemas.microsoft.com/office/word/2006/wordml" xmlns:wps="http://schemas.microsoft.com/office/word/2010/wordprocessingShape" mc:Ignorable="w14 w15 w16se wp14">
   <w:p>
     <w:pPr>
       <w:pStyle w:val="af9"/>
@@ -5242,7 +7079,7 @@
       <mc:AlternateContent>
         <mc:Choice Requires="wpg">
           <w:drawing>
-            <wp:anchor distT="0" distB="0" distL="114300" distR="114300" simplePos="0" relativeHeight="251741184" behindDoc="0" locked="0" layoutInCell="0" allowOverlap="1" wp14:anchorId="36DBA3F2" wp14:editId="232D51AF">
+            <wp:anchor distT="0" distB="0" distL="114300" distR="114300" simplePos="0" relativeHeight="251741184" behindDoc="0" locked="0" layoutInCell="0" allowOverlap="1">
               <wp:simplePos x="0" y="0"/>
               <wp:positionH relativeFrom="page">
                 <wp:posOffset>746760</wp:posOffset>
@@ -5543,19 +7380,11 @@
                                 <w:sz w:val="18"/>
                               </w:rPr>
                             </w:pPr>
-                            <w:proofErr w:type="spellStart"/>
                             <w:r>
                               <w:rPr>
                                 <w:sz w:val="18"/>
                               </w:rPr>
-                              <w:t>Изм</w:t>
-                            </w:r>
-                            <w:proofErr w:type="spellEnd"/>
-                            <w:r>
-                              <w:rPr>
-                                <w:sz w:val="18"/>
-                              </w:rPr>
-                              <w:t>.</w:t>
+                              <w:t>Изм.</w:t>
                             </w:r>
                           </w:p>
                         </w:txbxContent>
@@ -5639,21 +7468,7 @@
                               <w:rPr>
                                 <w:sz w:val="18"/>
                               </w:rPr>
-                              <w:t xml:space="preserve">№ </w:t>
-                            </w:r>
-                            <w:proofErr w:type="spellStart"/>
-                            <w:r>
-                              <w:rPr>
-                                <w:sz w:val="18"/>
-                              </w:rPr>
-                              <w:t>докум</w:t>
-                            </w:r>
-                            <w:proofErr w:type="spellEnd"/>
-                            <w:r>
-                              <w:rPr>
-                                <w:sz w:val="18"/>
-                              </w:rPr>
-                              <w:t>.</w:t>
+                              <w:t>№ докум.</w:t>
                             </w:r>
                           </w:p>
                         </w:txbxContent>
@@ -5691,14 +7506,12 @@
                                 <w:sz w:val="18"/>
                               </w:rPr>
                             </w:pPr>
-                            <w:proofErr w:type="spellStart"/>
                             <w:r>
                               <w:rPr>
                                 <w:sz w:val="18"/>
                               </w:rPr>
                               <w:t>Подпись</w:t>
                             </w:r>
-                            <w:proofErr w:type="spellEnd"/>
                           </w:p>
                         </w:txbxContent>
                       </wps:txbx>
@@ -5872,17 +7685,7 @@
                                 <w:highlight w:val="yellow"/>
                                 <w:lang w:val="ru-RU"/>
                               </w:rPr>
-                              <w:t>09.03.</w:t>
-                            </w:r>
-                            <w:proofErr w:type="gramStart"/>
-                            <w:r>
-                              <w:rPr>
-                                <w:rFonts w:ascii="Arial" w:hAnsi="Arial" w:cs="Arial"/>
-                                <w:sz w:val="40"/>
-                                <w:highlight w:val="yellow"/>
-                                <w:lang w:val="ru-RU"/>
-                              </w:rPr>
-                              <w:t>04.</w:t>
+                              <w:t>09.03.04.</w:t>
                             </w:r>
                             <w:r>
                               <w:rPr>
@@ -5893,7 +7696,6 @@
                               </w:rPr>
                               <w:t>XX</w:t>
                             </w:r>
-                            <w:proofErr w:type="gramEnd"/>
                             <w:r>
                               <w:rPr>
                                 <w:rFonts w:ascii="Arial" w:hAnsi="Arial" w:cs="Arial"/>
@@ -6082,21 +7884,7 @@
                                 <w:rPr>
                                   <w:sz w:val="18"/>
                                 </w:rPr>
-                                <w:t xml:space="preserve"> </w:t>
-                              </w:r>
-                              <w:proofErr w:type="spellStart"/>
-                              <w:r>
-                                <w:rPr>
-                                  <w:sz w:val="18"/>
-                                </w:rPr>
-                                <w:t>Разраб</w:t>
-                              </w:r>
-                              <w:proofErr w:type="spellEnd"/>
-                              <w:r>
-                                <w:rPr>
-                                  <w:sz w:val="18"/>
-                                </w:rPr>
-                                <w:t>.</w:t>
+                                <w:t xml:space="preserve"> Разраб.</w:t>
                               </w:r>
                             </w:p>
                           </w:txbxContent>
@@ -6194,21 +7982,7 @@
                                 <w:rPr>
                                   <w:sz w:val="18"/>
                                 </w:rPr>
-                                <w:t xml:space="preserve"> </w:t>
-                              </w:r>
-                              <w:proofErr w:type="spellStart"/>
-                              <w:r>
-                                <w:rPr>
-                                  <w:sz w:val="18"/>
-                                </w:rPr>
-                                <w:t>Провер</w:t>
-                              </w:r>
-                              <w:proofErr w:type="spellEnd"/>
-                              <w:r>
-                                <w:rPr>
-                                  <w:sz w:val="18"/>
-                                </w:rPr>
-                                <w:t>.</w:t>
+                                <w:t xml:space="preserve"> Провер.</w:t>
                               </w:r>
                             </w:p>
                           </w:txbxContent>
@@ -6247,23 +8021,13 @@
                                   <w:lang w:val="ru-RU"/>
                                 </w:rPr>
                               </w:pPr>
-                              <w:proofErr w:type="spellStart"/>
                               <w:r>
                                 <w:rPr>
                                   <w:sz w:val="16"/>
                                   <w:szCs w:val="22"/>
                                   <w:lang w:val="ru-RU"/>
                                 </w:rPr>
-                                <w:t>Кобак</w:t>
-                              </w:r>
-                              <w:proofErr w:type="spellEnd"/>
-                              <w:r>
-                                <w:rPr>
-                                  <w:sz w:val="16"/>
-                                  <w:szCs w:val="22"/>
-                                  <w:lang w:val="ru-RU"/>
-                                </w:rPr>
-                                <w:t xml:space="preserve"> В.Г.</w:t>
+                                <w:t>Кобак В.Г.</w:t>
                               </w:r>
                             </w:p>
                           </w:txbxContent>
@@ -6356,21 +8120,12 @@
                                   <w:lang w:val="ru-RU"/>
                                 </w:rPr>
                               </w:pPr>
-                              <w:proofErr w:type="spellStart"/>
                               <w:r>
                                 <w:rPr>
                                   <w:sz w:val="16"/>
                                   <w:lang w:val="ru-RU"/>
                                 </w:rPr>
-                                <w:t>Ляхницкая</w:t>
-                              </w:r>
-                              <w:proofErr w:type="spellEnd"/>
-                              <w:r>
-                                <w:rPr>
-                                  <w:sz w:val="16"/>
-                                  <w:lang w:val="ru-RU"/>
-                                </w:rPr>
-                                <w:t xml:space="preserve"> О.В.</w:t>
+                                <w:t>Ляхницкая О.В.</w:t>
                               </w:r>
                             </w:p>
                           </w:txbxContent>
@@ -6470,18 +8225,8 @@
                                   <w:szCs w:val="22"/>
                                   <w:lang w:val="ru-RU"/>
                                 </w:rPr>
-                                <w:t xml:space="preserve">Долгов </w:t>
+                                <w:t>Долгов В.В.</w:t>
                               </w:r>
-                              <w:proofErr w:type="gramStart"/>
-                              <w:r>
-                                <w:rPr>
-                                  <w:sz w:val="16"/>
-                                  <w:szCs w:val="22"/>
-                                  <w:lang w:val="ru-RU"/>
-                                </w:rPr>
-                                <w:t>В.В.</w:t>
-                              </w:r>
-                              <w:proofErr w:type="gramEnd"/>
                             </w:p>
                           </w:txbxContent>
                         </wps:txbx>
@@ -6672,19 +8417,11 @@
                                 <w:sz w:val="18"/>
                               </w:rPr>
                             </w:pPr>
-                            <w:proofErr w:type="spellStart"/>
                             <w:r>
                               <w:rPr>
                                 <w:sz w:val="18"/>
                               </w:rPr>
-                              <w:t>Лит</w:t>
-                            </w:r>
-                            <w:proofErr w:type="spellEnd"/>
-                            <w:r>
-                              <w:rPr>
-                                <w:sz w:val="18"/>
-                              </w:rPr>
-                              <w:t>.</w:t>
+                              <w:t>Лит.</w:t>
                             </w:r>
                           </w:p>
                         </w:txbxContent>
@@ -6880,23 +8617,7 @@
                                 <w:sz w:val="24"/>
                                 <w:lang w:val="ru-RU"/>
                               </w:rPr>
-                              <w:t>кафедра «</w:t>
-                            </w:r>
-                            <w:proofErr w:type="spellStart"/>
-                            <w:r>
-                              <w:rPr>
-                                <w:sz w:val="24"/>
-                                <w:lang w:val="ru-RU"/>
-                              </w:rPr>
-                              <w:t>ПОВТиАС</w:t>
-                            </w:r>
-                            <w:proofErr w:type="spellEnd"/>
-                            <w:r>
-                              <w:rPr>
-                                <w:sz w:val="24"/>
-                                <w:lang w:val="ru-RU"/>
-                              </w:rPr>
-                              <w:t>»</w:t>
+                              <w:t>кафедра «ПОВТиАС»</w:t>
                             </w:r>
                           </w:p>
                           <w:p>
@@ -6929,7 +8650,7 @@
         </mc:Choice>
         <mc:Fallback>
           <w:pict>
-            <v:group w14:anchorId="36DBA3F2" id="Группа 287" o:spid="_x0000_s1046" style="position:absolute;left:0;text-align:left;margin-left:58.8pt;margin-top:20.4pt;width:518.8pt;height:814.45pt;z-index:251741184;mso-position-horizontal-relative:page;mso-position-vertical-relative:page" coordsize="20000,20303" o:gfxdata="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" o:allowincell="f">
+            <v:group id="Группа 287" o:spid="_x0000_s1046" style="position:absolute;left:0;text-align:left;margin-left:58.8pt;margin-top:20.4pt;width:518.8pt;height:814.45pt;z-index:251741184;mso-position-horizontal-relative:page;mso-position-vertical-relative:page" coordsize="20000,20303" o:gfxdata="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" o:allowincell="f">
               <v:rect id="Rectangle 2" o:spid="_x0000_s1047" style="position:absolute;width:20000;height:20000;visibility:visible;mso-wrap-style:square;v-text-anchor:top" o:gfxdata="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" filled="f" strokeweight="2pt"/>
               <v:line id="Line 3" o:spid="_x0000_s1048" style="position:absolute;visibility:visible;mso-wrap-style:square" from="993,17183" to="995,18221" o:connectortype="straight" o:gfxdata="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" strokeweight="2pt"/>
               <v:line id="Line 4" o:spid="_x0000_s1049" style="position:absolute;visibility:visible;mso-wrap-style:square" from="10,17173" to="19977,17174" o:connectortype="straight" o:gfxdata="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" strokeweight="2pt"/>
@@ -6951,19 +8672,11 @@
                           <w:sz w:val="18"/>
                         </w:rPr>
                       </w:pPr>
-                      <w:proofErr w:type="spellStart"/>
                       <w:r>
                         <w:rPr>
                           <w:sz w:val="18"/>
                         </w:rPr>
-                        <w:t>Изм</w:t>
-                      </w:r>
-                      <w:proofErr w:type="spellEnd"/>
-                      <w:r>
-                        <w:rPr>
-                          <w:sz w:val="18"/>
-                        </w:rPr>
-                        <w:t>.</w:t>
+                        <w:t>Изм.</w:t>
                       </w:r>
                     </w:p>
                   </w:txbxContent>
@@ -7005,21 +8718,7 @@
                         <w:rPr>
                           <w:sz w:val="18"/>
                         </w:rPr>
-                        <w:t xml:space="preserve">№ </w:t>
-                      </w:r>
-                      <w:proofErr w:type="spellStart"/>
-                      <w:r>
-                        <w:rPr>
-                          <w:sz w:val="18"/>
-                        </w:rPr>
-                        <w:t>докум</w:t>
-                      </w:r>
-                      <w:proofErr w:type="spellEnd"/>
-                      <w:r>
-                        <w:rPr>
-                          <w:sz w:val="18"/>
-                        </w:rPr>
-                        <w:t>.</w:t>
+                        <w:t>№ докум.</w:t>
                       </w:r>
                     </w:p>
                   </w:txbxContent>
@@ -7036,14 +8735,12 @@
                           <w:sz w:val="18"/>
                         </w:rPr>
                       </w:pPr>
-                      <w:proofErr w:type="spellStart"/>
                       <w:r>
                         <w:rPr>
                           <w:sz w:val="18"/>
                         </w:rPr>
                         <w:t>Подпись</w:t>
                       </w:r>
-                      <w:proofErr w:type="spellEnd"/>
                     </w:p>
                   </w:txbxContent>
                 </v:textbox>
@@ -7133,17 +8830,7 @@
                           <w:highlight w:val="yellow"/>
                           <w:lang w:val="ru-RU"/>
                         </w:rPr>
-                        <w:t>09.03.</w:t>
-                      </w:r>
-                      <w:proofErr w:type="gramStart"/>
-                      <w:r>
-                        <w:rPr>
-                          <w:rFonts w:ascii="Arial" w:hAnsi="Arial" w:cs="Arial"/>
-                          <w:sz w:val="40"/>
-                          <w:highlight w:val="yellow"/>
-                          <w:lang w:val="ru-RU"/>
-                        </w:rPr>
-                        <w:t>04.</w:t>
+                        <w:t>09.03.04.</w:t>
                       </w:r>
                       <w:r>
                         <w:rPr>
@@ -7154,7 +8841,6 @@
                         </w:rPr>
                         <w:t>XX</w:t>
                       </w:r>
-                      <w:proofErr w:type="gramEnd"/>
                       <w:r>
                         <w:rPr>
                           <w:rFonts w:ascii="Arial" w:hAnsi="Arial" w:cs="Arial"/>
@@ -7197,21 +8883,7 @@
                           <w:rPr>
                             <w:sz w:val="18"/>
                           </w:rPr>
-                          <w:t xml:space="preserve"> </w:t>
-                        </w:r>
-                        <w:proofErr w:type="spellStart"/>
-                        <w:r>
-                          <w:rPr>
-                            <w:sz w:val="18"/>
-                          </w:rPr>
-                          <w:t>Разраб</w:t>
-                        </w:r>
-                        <w:proofErr w:type="spellEnd"/>
-                        <w:r>
-                          <w:rPr>
-                            <w:sz w:val="18"/>
-                          </w:rPr>
-                          <w:t>.</w:t>
+                          <w:t xml:space="preserve"> Разраб.</w:t>
                         </w:r>
                       </w:p>
                     </w:txbxContent>
@@ -7257,21 +8929,7 @@
                           <w:rPr>
                             <w:sz w:val="18"/>
                           </w:rPr>
-                          <w:t xml:space="preserve"> </w:t>
-                        </w:r>
-                        <w:proofErr w:type="spellStart"/>
-                        <w:r>
-                          <w:rPr>
-                            <w:sz w:val="18"/>
-                          </w:rPr>
-                          <w:t>Провер</w:t>
-                        </w:r>
-                        <w:proofErr w:type="spellEnd"/>
-                        <w:r>
-                          <w:rPr>
-                            <w:sz w:val="18"/>
-                          </w:rPr>
-                          <w:t>.</w:t>
+                          <w:t xml:space="preserve"> Провер.</w:t>
                         </w:r>
                       </w:p>
                     </w:txbxContent>
@@ -7289,23 +8947,13 @@
                             <w:lang w:val="ru-RU"/>
                           </w:rPr>
                         </w:pPr>
-                        <w:proofErr w:type="spellStart"/>
                         <w:r>
                           <w:rPr>
                             <w:sz w:val="16"/>
                             <w:szCs w:val="22"/>
                             <w:lang w:val="ru-RU"/>
                           </w:rPr>
-                          <w:t>Кобак</w:t>
-                        </w:r>
-                        <w:proofErr w:type="spellEnd"/>
-                        <w:r>
-                          <w:rPr>
-                            <w:sz w:val="16"/>
-                            <w:szCs w:val="22"/>
-                            <w:lang w:val="ru-RU"/>
-                          </w:rPr>
-                          <w:t xml:space="preserve"> В.Г.</w:t>
+                          <w:t>Кобак В.Г.</w:t>
                         </w:r>
                       </w:p>
                     </w:txbxContent>
@@ -7346,21 +8994,12 @@
                             <w:lang w:val="ru-RU"/>
                           </w:rPr>
                         </w:pPr>
-                        <w:proofErr w:type="spellStart"/>
                         <w:r>
                           <w:rPr>
                             <w:sz w:val="16"/>
                             <w:lang w:val="ru-RU"/>
                           </w:rPr>
-                          <w:t>Ляхницкая</w:t>
-                        </w:r>
-                        <w:proofErr w:type="spellEnd"/>
-                        <w:r>
-                          <w:rPr>
-                            <w:sz w:val="16"/>
-                            <w:lang w:val="ru-RU"/>
-                          </w:rPr>
-                          <w:t xml:space="preserve"> О.В.</w:t>
+                          <w:t>Ляхницкая О.В.</w:t>
                         </w:r>
                       </w:p>
                     </w:txbxContent>
@@ -7408,18 +9047,8 @@
                             <w:szCs w:val="22"/>
                             <w:lang w:val="ru-RU"/>
                           </w:rPr>
-                          <w:t xml:space="preserve">Долгов </w:t>
+                          <w:t>Долгов В.В.</w:t>
                         </w:r>
-                        <w:proofErr w:type="gramStart"/>
-                        <w:r>
-                          <w:rPr>
-                            <w:sz w:val="16"/>
-                            <w:szCs w:val="22"/>
-                            <w:lang w:val="ru-RU"/>
-                          </w:rPr>
-                          <w:t>В.В.</w:t>
-                        </w:r>
-                        <w:proofErr w:type="gramEnd"/>
                       </w:p>
                     </w:txbxContent>
                   </v:textbox>
@@ -7476,19 +9105,11 @@
                           <w:sz w:val="18"/>
                         </w:rPr>
                       </w:pPr>
-                      <w:proofErr w:type="spellStart"/>
                       <w:r>
                         <w:rPr>
                           <w:sz w:val="18"/>
                         </w:rPr>
-                        <w:t>Лит</w:t>
-                      </w:r>
-                      <w:proofErr w:type="spellEnd"/>
-                      <w:r>
-                        <w:rPr>
-                          <w:sz w:val="18"/>
-                        </w:rPr>
-                        <w:t>.</w:t>
+                        <w:t>Лит.</w:t>
                       </w:r>
                     </w:p>
                   </w:txbxContent>
@@ -7575,23 +9196,7 @@
                           <w:sz w:val="24"/>
                           <w:lang w:val="ru-RU"/>
                         </w:rPr>
-                        <w:t>кафедра «</w:t>
-                      </w:r>
-                      <w:proofErr w:type="spellStart"/>
-                      <w:r>
-                        <w:rPr>
-                          <w:sz w:val="24"/>
-                          <w:lang w:val="ru-RU"/>
-                        </w:rPr>
-                        <w:t>ПОВТиАС</w:t>
-                      </w:r>
-                      <w:proofErr w:type="spellEnd"/>
-                      <w:r>
-                        <w:rPr>
-                          <w:sz w:val="24"/>
-                          <w:lang w:val="ru-RU"/>
-                        </w:rPr>
-                        <w:t>»</w:t>
+                        <w:t>кафедра «ПОВТиАС»</w:t>
                       </w:r>
                     </w:p>
                     <w:p>
@@ -7618,7 +9223,7 @@
 </file>
 
 <file path=word/numbering.xml><?xml version="1.0" encoding="utf-8"?>
-<w:numbering xmlns:wpc="http://schemas.microsoft.com/office/word/2010/wordprocessingCanvas" xmlns:cx="http://schemas.microsoft.com/office/drawing/2014/chartex" xmlns:cx1="http://schemas.microsoft.com/office/drawing/2015/9/8/chartex" xmlns:cx2="http://schemas.microsoft.com/office/drawing/2015/10/21/chartex" xmlns:cx3="http://schemas.microsoft.com/office/drawing/2016/5/9/chartex" xmlns:cx4="http://schemas.microsoft.com/office/drawing/2016/5/10/chartex" xmlns:cx5="http://schemas.microsoft.com/office/drawing/2016/5/11/chartex" xmlns:cx6="http://schemas.microsoft.com/office/drawing/2016/5/12/chartex" xmlns:cx7="http://schemas.microsoft.com/office/drawing/2016/5/13/chartex" xmlns:cx8="http://schemas.microsoft.com/office/drawing/2016/5/14/chartex" xmlns:mc="http://schemas.openxmlformats.org/markup-compatibility/2006" xmlns:aink="http://schemas.microsoft.com/office/drawing/2016/ink" xmlns:am3d="http://schemas.microsoft.com/office/drawing/2017/model3d" xmlns:o="urn:schemas-microsoft-com:office:office" xmlns:oel="http://schemas.microsoft.com/office/2019/extlst" xmlns:r="http://schemas.openxmlformats.org/officeDocument/2006/relationships" xmlns:m="http://schemas.openxmlformats.org/officeDocument/2006/math" xmlns:v="urn:schemas-microsoft-com:vml" xmlns:wp14="http://schemas.microsoft.com/office/word/2010/wordprocessingDrawing" xmlns:wp="http://schemas.openxmlformats.org/drawingml/2006/wordprocessingDrawing" xmlns:w10="urn:schemas-microsoft-com:office:word" xmlns:w="http://schemas.openxmlformats.org/wordprocessingml/2006/main" xmlns:w14="http://schemas.microsoft.com/office/word/2010/wordml" xmlns:w15="http://schemas.microsoft.com/office/word/2012/wordml" xmlns:w16cex="http://schemas.microsoft.com/office/word/2018/wordml/cex" xmlns:w16cid="http://schemas.microsoft.com/office/word/2016/wordml/cid" xmlns:w16="http://schemas.microsoft.com/office/word/2018/wordml" xmlns:w16du="http://schemas.microsoft.com/office/word/2023/wordml/word16du" xmlns:w16sdtdh="http://schemas.microsoft.com/office/word/2020/wordml/sdtdatahash" xmlns:w16sdtfl="http://schemas.microsoft.com/office/word/2024/wordml/sdtformatlock" xmlns:w16se="http://schemas.microsoft.com/office/word/2015/wordml/symex" xmlns:wpg="http://schemas.microsoft.com/office/word/2010/wordprocessingGroup" xmlns:wpi="http://schemas.microsoft.com/office/word/2010/wordprocessingInk" xmlns:wne="http://schemas.microsoft.com/office/word/2006/wordml" xmlns:wps="http://schemas.microsoft.com/office/word/2010/wordprocessingShape" mc:Ignorable="w14 w15 w16se w16cid w16 w16cex w16sdtdh w16sdtfl w16du wp14">
+<w:numbering xmlns:wpc="http://schemas.microsoft.com/office/word/2010/wordprocessingCanvas" xmlns:cx="http://schemas.microsoft.com/office/drawing/2014/chartex" xmlns:cx1="http://schemas.microsoft.com/office/drawing/2015/9/8/chartex" xmlns:mc="http://schemas.openxmlformats.org/markup-compatibility/2006" xmlns:o="urn:schemas-microsoft-com:office:office" xmlns:r="http://schemas.openxmlformats.org/officeDocument/2006/relationships" xmlns:m="http://schemas.openxmlformats.org/officeDocument/2006/math" xmlns:v="urn:schemas-microsoft-com:vml" xmlns:wp14="http://schemas.microsoft.com/office/word/2010/wordprocessingDrawing" xmlns:wp="http://schemas.openxmlformats.org/drawingml/2006/wordprocessingDrawing" xmlns:w10="urn:schemas-microsoft-com:office:word" xmlns:w="http://schemas.openxmlformats.org/wordprocessingml/2006/main" xmlns:w14="http://schemas.microsoft.com/office/word/2010/wordml" xmlns:w15="http://schemas.microsoft.com/office/word/2012/wordml" xmlns:w16se="http://schemas.microsoft.com/office/word/2015/wordml/symex" xmlns:wpg="http://schemas.microsoft.com/office/word/2010/wordprocessingGroup" xmlns:wpi="http://schemas.microsoft.com/office/word/2010/wordprocessingInk" xmlns:wne="http://schemas.microsoft.com/office/word/2006/wordml" xmlns:wps="http://schemas.microsoft.com/office/word/2010/wordprocessingShape" mc:Ignorable="w14 w15 w16se wp14">
   <w:abstractNum w:abstractNumId="0" w15:restartNumberingAfterBreak="0">
     <w:nsid w:val="00000009"/>
     <w:multiLevelType w:val="multilevel"/>
@@ -11766,131 +13371,131 @@
       </w:pPr>
     </w:lvl>
   </w:abstractNum>
-  <w:num w:numId="1" w16cid:durableId="1789741024">
+  <w:num w:numId="1">
     <w:abstractNumId w:val="5"/>
   </w:num>
-  <w:num w:numId="2" w16cid:durableId="738208679">
+  <w:num w:numId="2">
     <w:abstractNumId w:val="11"/>
   </w:num>
-  <w:num w:numId="3" w16cid:durableId="1312489607">
+  <w:num w:numId="3">
     <w:abstractNumId w:val="13"/>
   </w:num>
-  <w:num w:numId="4" w16cid:durableId="173348465">
+  <w:num w:numId="4">
     <w:abstractNumId w:val="21"/>
   </w:num>
-  <w:num w:numId="5" w16cid:durableId="2120449941">
+  <w:num w:numId="5">
     <w:abstractNumId w:val="20"/>
   </w:num>
-  <w:num w:numId="6" w16cid:durableId="643975063">
+  <w:num w:numId="6">
     <w:abstractNumId w:val="9"/>
   </w:num>
-  <w:num w:numId="7" w16cid:durableId="1797093270">
+  <w:num w:numId="7">
     <w:abstractNumId w:val="8"/>
   </w:num>
-  <w:num w:numId="8" w16cid:durableId="857350010">
+  <w:num w:numId="8">
     <w:abstractNumId w:val="2"/>
   </w:num>
-  <w:num w:numId="9" w16cid:durableId="266892740">
+  <w:num w:numId="9">
     <w:abstractNumId w:val="6"/>
   </w:num>
-  <w:num w:numId="10" w16cid:durableId="2038043777">
+  <w:num w:numId="10">
     <w:abstractNumId w:val="12"/>
   </w:num>
-  <w:num w:numId="11" w16cid:durableId="685713847">
+  <w:num w:numId="11">
     <w:abstractNumId w:val="28"/>
   </w:num>
-  <w:num w:numId="12" w16cid:durableId="272782661">
+  <w:num w:numId="12">
     <w:abstractNumId w:val="0"/>
   </w:num>
-  <w:num w:numId="13" w16cid:durableId="756488558">
+  <w:num w:numId="13">
     <w:abstractNumId w:val="3"/>
   </w:num>
-  <w:num w:numId="14" w16cid:durableId="1554002680">
+  <w:num w:numId="14">
     <w:abstractNumId w:val="31"/>
   </w:num>
-  <w:num w:numId="15" w16cid:durableId="1374768674">
+  <w:num w:numId="15">
     <w:abstractNumId w:val="35"/>
   </w:num>
-  <w:num w:numId="16" w16cid:durableId="2033992911">
+  <w:num w:numId="16">
     <w:abstractNumId w:val="7"/>
   </w:num>
-  <w:num w:numId="17" w16cid:durableId="552889015">
+  <w:num w:numId="17">
     <w:abstractNumId w:val="25"/>
   </w:num>
-  <w:num w:numId="18" w16cid:durableId="1278215955">
+  <w:num w:numId="18">
     <w:abstractNumId w:val="1"/>
   </w:num>
-  <w:num w:numId="19" w16cid:durableId="839541718">
+  <w:num w:numId="19">
     <w:abstractNumId w:val="16"/>
   </w:num>
-  <w:num w:numId="20" w16cid:durableId="2129659513">
+  <w:num w:numId="20">
     <w:abstractNumId w:val="23"/>
   </w:num>
-  <w:num w:numId="21" w16cid:durableId="528184058">
+  <w:num w:numId="21">
     <w:abstractNumId w:val="10"/>
   </w:num>
-  <w:num w:numId="22" w16cid:durableId="246115529">
+  <w:num w:numId="22">
     <w:abstractNumId w:val="14"/>
   </w:num>
-  <w:num w:numId="23" w16cid:durableId="1789397885">
+  <w:num w:numId="23">
     <w:abstractNumId w:val="19"/>
   </w:num>
-  <w:num w:numId="24" w16cid:durableId="718436614">
+  <w:num w:numId="24">
     <w:abstractNumId w:val="33"/>
   </w:num>
-  <w:num w:numId="25" w16cid:durableId="273025907">
+  <w:num w:numId="25">
     <w:abstractNumId w:val="37"/>
   </w:num>
-  <w:num w:numId="26" w16cid:durableId="1202398777">
+  <w:num w:numId="26">
     <w:abstractNumId w:val="39"/>
   </w:num>
-  <w:num w:numId="27" w16cid:durableId="1192643190">
+  <w:num w:numId="27">
     <w:abstractNumId w:val="34"/>
   </w:num>
-  <w:num w:numId="28" w16cid:durableId="702943771">
+  <w:num w:numId="28">
     <w:abstractNumId w:val="22"/>
   </w:num>
-  <w:num w:numId="29" w16cid:durableId="200943853">
+  <w:num w:numId="29">
     <w:abstractNumId w:val="36"/>
   </w:num>
-  <w:num w:numId="30" w16cid:durableId="135606452">
+  <w:num w:numId="30">
     <w:abstractNumId w:val="38"/>
   </w:num>
-  <w:num w:numId="31" w16cid:durableId="1059550874">
+  <w:num w:numId="31">
     <w:abstractNumId w:val="18"/>
   </w:num>
-  <w:num w:numId="32" w16cid:durableId="108667692">
+  <w:num w:numId="32">
     <w:abstractNumId w:val="29"/>
   </w:num>
-  <w:num w:numId="33" w16cid:durableId="612323728">
+  <w:num w:numId="33">
     <w:abstractNumId w:val="17"/>
   </w:num>
-  <w:num w:numId="34" w16cid:durableId="444813429">
+  <w:num w:numId="34">
     <w:abstractNumId w:val="32"/>
   </w:num>
-  <w:num w:numId="35" w16cid:durableId="1326981187">
+  <w:num w:numId="35">
     <w:abstractNumId w:val="26"/>
   </w:num>
-  <w:num w:numId="36" w16cid:durableId="1118841292">
+  <w:num w:numId="36">
     <w:abstractNumId w:val="30"/>
   </w:num>
-  <w:num w:numId="37" w16cid:durableId="535703485">
+  <w:num w:numId="37">
     <w:abstractNumId w:val="4"/>
   </w:num>
-  <w:num w:numId="38" w16cid:durableId="567571945">
+  <w:num w:numId="38">
     <w:abstractNumId w:val="27"/>
   </w:num>
-  <w:num w:numId="39" w16cid:durableId="310404360">
+  <w:num w:numId="39">
     <w:abstractNumId w:val="24"/>
   </w:num>
-  <w:num w:numId="40" w16cid:durableId="1139155823">
+  <w:num w:numId="40">
     <w:abstractNumId w:val="15"/>
   </w:num>
 </w:numbering>
 </file>
 
 <file path=word/styles.xml><?xml version="1.0" encoding="utf-8"?>
-<w:styles xmlns:mc="http://schemas.openxmlformats.org/markup-compatibility/2006" xmlns:r="http://schemas.openxmlformats.org/officeDocument/2006/relationships" xmlns:w="http://schemas.openxmlformats.org/wordprocessingml/2006/main" xmlns:w14="http://schemas.microsoft.com/office/word/2010/wordml" xmlns:w15="http://schemas.microsoft.com/office/word/2012/wordml" xmlns:w16cex="http://schemas.microsoft.com/office/word/2018/wordml/cex" xmlns:w16cid="http://schemas.microsoft.com/office/word/2016/wordml/cid" xmlns:w16="http://schemas.microsoft.com/office/word/2018/wordml" xmlns:w16du="http://schemas.microsoft.com/office/word/2023/wordml/word16du" xmlns:w16sdtdh="http://schemas.microsoft.com/office/word/2020/wordml/sdtdatahash" xmlns:w16sdtfl="http://schemas.microsoft.com/office/word/2024/wordml/sdtformatlock" xmlns:w16se="http://schemas.microsoft.com/office/word/2015/wordml/symex" mc:Ignorable="w14 w15 w16se w16cid w16 w16cex w16sdtdh w16sdtfl w16du">
+<w:styles xmlns:mc="http://schemas.openxmlformats.org/markup-compatibility/2006" xmlns:r="http://schemas.openxmlformats.org/officeDocument/2006/relationships" xmlns:w="http://schemas.openxmlformats.org/wordprocessingml/2006/main" xmlns:w14="http://schemas.microsoft.com/office/word/2010/wordml" xmlns:w15="http://schemas.microsoft.com/office/word/2012/wordml" xmlns:w16se="http://schemas.microsoft.com/office/word/2015/wordml/symex" mc:Ignorable="w14 w15 w16se">
   <w:docDefaults>
     <w:rPrDefault>
       <w:rPr>
@@ -11906,7 +13511,7 @@
       </w:pPr>
     </w:pPrDefault>
   </w:docDefaults>
-  <w:latentStyles w:defLockedState="0" w:defUIPriority="99" w:defSemiHidden="0" w:defUnhideWhenUsed="0" w:defQFormat="0" w:count="376">
+  <w:latentStyles w:defLockedState="0" w:defUIPriority="99" w:defSemiHidden="0" w:defUnhideWhenUsed="0" w:defQFormat="0" w:count="371">
     <w:lsdException w:name="Normal" w:uiPriority="0" w:qFormat="1"/>
     <w:lsdException w:name="heading 1" w:uiPriority="9" w:qFormat="1"/>
     <w:lsdException w:name="heading 2" w:semiHidden="1" w:uiPriority="9" w:unhideWhenUsed="1" w:qFormat="1"/>
@@ -12278,16 +13883,10 @@
     <w:lsdException w:name="List Table 5 Dark Accent 6" w:uiPriority="50"/>
     <w:lsdException w:name="List Table 6 Colorful Accent 6" w:uiPriority="51"/>
     <w:lsdException w:name="List Table 7 Colorful Accent 6" w:uiPriority="52"/>
-    <w:lsdException w:name="Mention" w:semiHidden="1" w:unhideWhenUsed="1"/>
-    <w:lsdException w:name="Smart Hyperlink" w:semiHidden="1" w:unhideWhenUsed="1"/>
-    <w:lsdException w:name="Hashtag" w:semiHidden="1" w:unhideWhenUsed="1"/>
-    <w:lsdException w:name="Unresolved Mention" w:semiHidden="1" w:unhideWhenUsed="1"/>
-    <w:lsdException w:name="Smart Link" w:semiHidden="1" w:unhideWhenUsed="1"/>
   </w:latentStyles>
   <w:style w:type="paragraph" w:default="1" w:styleId="a0">
     <w:name w:val="Normal"/>
     <w:qFormat/>
-    <w:rsid w:val="007608C0"/>
     <w:pPr>
       <w:shd w:val="clear" w:color="auto" w:fill="FFFFFF"/>
       <w:spacing w:after="0" w:line="276" w:lineRule="auto"/>
@@ -12468,6 +14067,7 @@
   <w:style w:type="character" w:default="1" w:styleId="a1">
     <w:name w:val="Default Paragraph Font"/>
     <w:uiPriority w:val="1"/>
+    <w:semiHidden/>
     <w:unhideWhenUsed/>
   </w:style>
   <w:style w:type="table" w:default="1" w:styleId="a2">
@@ -24215,7 +25815,7 @@
     </w:rPr>
   </w:style>
   <w:style w:type="character" w:customStyle="1" w:styleId="aff7">
-    <w:name w:val="Обычный (Интернет) Знак"/>
+    <w:name w:val="Обычный (веб) Знак"/>
     <w:basedOn w:val="a1"/>
     <w:link w:val="aff5"/>
     <w:uiPriority w:val="99"/>
@@ -24678,59 +26278,6 @@
       <w:szCs w:val="24"/>
     </w:rPr>
   </w:style>
-  <w:style w:type="paragraph" w:styleId="HTML">
-    <w:name w:val="HTML Preformatted"/>
-    <w:basedOn w:val="a0"/>
-    <w:link w:val="HTML0"/>
-    <w:uiPriority w:val="99"/>
-    <w:semiHidden/>
-    <w:unhideWhenUsed/>
-    <w:rsid w:val="000F76B5"/>
-    <w:pPr>
-      <w:shd w:val="clear" w:color="auto" w:fill="auto"/>
-      <w:tabs>
-        <w:tab w:val="left" w:pos="916"/>
-        <w:tab w:val="left" w:pos="1832"/>
-        <w:tab w:val="left" w:pos="2748"/>
-        <w:tab w:val="left" w:pos="3664"/>
-        <w:tab w:val="left" w:pos="4580"/>
-        <w:tab w:val="left" w:pos="5496"/>
-        <w:tab w:val="left" w:pos="6412"/>
-        <w:tab w:val="left" w:pos="7328"/>
-        <w:tab w:val="left" w:pos="8244"/>
-        <w:tab w:val="left" w:pos="9160"/>
-        <w:tab w:val="left" w:pos="10076"/>
-        <w:tab w:val="left" w:pos="10992"/>
-        <w:tab w:val="left" w:pos="11908"/>
-        <w:tab w:val="left" w:pos="12824"/>
-        <w:tab w:val="left" w:pos="13740"/>
-        <w:tab w:val="left" w:pos="14656"/>
-      </w:tabs>
-      <w:spacing w:line="240" w:lineRule="auto"/>
-      <w:ind w:firstLine="0"/>
-      <w:jc w:val="left"/>
-    </w:pPr>
-    <w:rPr>
-      <w:rFonts w:ascii="Courier New" w:hAnsi="Courier New" w:cs="Courier New"/>
-      <w:color w:val="auto"/>
-      <w:sz w:val="20"/>
-      <w:szCs w:val="20"/>
-    </w:rPr>
-  </w:style>
-  <w:style w:type="character" w:customStyle="1" w:styleId="HTML0">
-    <w:name w:val="Стандартный HTML Знак"/>
-    <w:basedOn w:val="a1"/>
-    <w:link w:val="HTML"/>
-    <w:uiPriority w:val="99"/>
-    <w:semiHidden/>
-    <w:rsid w:val="000F76B5"/>
-    <w:rPr>
-      <w:rFonts w:ascii="Courier New" w:eastAsia="Times New Roman" w:hAnsi="Courier New" w:cs="Courier New"/>
-      <w:sz w:val="20"/>
-      <w:szCs w:val="20"/>
-      <w:lang w:eastAsia="ru-RU"/>
-    </w:rPr>
-  </w:style>
 </w:styles>
 </file>
 
